--- a/문서/5팀_ProjectProgressReport.docx
+++ b/문서/5팀_ProjectProgressReport.docx
@@ -7784,6 +7784,7 @@
         </w:rPr>
         <w:tab/>
       </w:r>
+      <w:proofErr w:type="spellStart"/>
       <w:r>
         <w:rPr>
           <w:rFonts w:ascii="Consolas" w:hAnsi="Consolas" w:cs="Courier New"/>
@@ -7793,6 +7794,7 @@
         </w:rPr>
         <w:t>ObjectType</w:t>
       </w:r>
+      <w:proofErr w:type="spellEnd"/>
       <w:r>
         <w:rPr>
           <w:rFonts w:ascii="Consolas" w:hAnsi="Consolas" w:cs="Courier New"/>
@@ -12633,18 +12635,9 @@
           <w:sz w:val="17"/>
           <w:szCs w:val="17"/>
         </w:rPr>
-        <w:t>(</w:t>
+        <w:t>();</w:t>
       </w:r>
       <w:proofErr w:type="gramEnd"/>
-      <w:r>
-        <w:rPr>
-          <w:rFonts w:ascii="Consolas" w:hAnsi="Consolas" w:cs="Courier New"/>
-          <w:color w:val="F8F8F2"/>
-          <w:sz w:val="17"/>
-          <w:szCs w:val="17"/>
-        </w:rPr>
-        <w:t>);</w:t>
-      </w:r>
     </w:p>
     <w:p>
       <w:pPr>
@@ -12711,18 +12704,9 @@
           <w:sz w:val="17"/>
           <w:szCs w:val="17"/>
         </w:rPr>
-        <w:t>(</w:t>
+        <w:t>();</w:t>
       </w:r>
       <w:proofErr w:type="gramEnd"/>
-      <w:r>
-        <w:rPr>
-          <w:rFonts w:ascii="Consolas" w:hAnsi="Consolas" w:cs="Courier New"/>
-          <w:color w:val="F8F8F2"/>
-          <w:sz w:val="17"/>
-          <w:szCs w:val="17"/>
-        </w:rPr>
-        <w:t>);</w:t>
-      </w:r>
     </w:p>
     <w:p>
       <w:pPr>
@@ -12909,18 +12893,9 @@
           <w:sz w:val="17"/>
           <w:szCs w:val="17"/>
         </w:rPr>
-        <w:t>(</w:t>
+        <w:t>();</w:t>
       </w:r>
       <w:proofErr w:type="gramEnd"/>
-      <w:r>
-        <w:rPr>
-          <w:rFonts w:ascii="Consolas" w:hAnsi="Consolas" w:cs="Courier New"/>
-          <w:color w:val="F8F8F2"/>
-          <w:sz w:val="17"/>
-          <w:szCs w:val="17"/>
-        </w:rPr>
-        <w:t>);</w:t>
-      </w:r>
     </w:p>
     <w:p>
       <w:pPr>
@@ -12998,18 +12973,9 @@
           <w:sz w:val="17"/>
           <w:szCs w:val="17"/>
         </w:rPr>
-        <w:t>(</w:t>
+        <w:t>();</w:t>
       </w:r>
       <w:proofErr w:type="gramEnd"/>
-      <w:r>
-        <w:rPr>
-          <w:rFonts w:ascii="Consolas" w:hAnsi="Consolas" w:cs="Courier New"/>
-          <w:color w:val="F8F8F2"/>
-          <w:sz w:val="17"/>
-          <w:szCs w:val="17"/>
-        </w:rPr>
-        <w:t>);</w:t>
-      </w:r>
     </w:p>
     <w:p>
       <w:pPr>
@@ -13250,6 +13216,7 @@
         <w:t>clientSocekt</w:t>
       </w:r>
       <w:proofErr w:type="spellEnd"/>
+      <w:proofErr w:type="gramStart"/>
       <w:r>
         <w:rPr>
           <w:rFonts w:ascii="Consolas" w:hAnsi="Consolas" w:cs="Courier New"/>
@@ -13259,6 +13226,7 @@
         </w:rPr>
         <w:t>);</w:t>
       </w:r>
+      <w:proofErr w:type="gramEnd"/>
     </w:p>
     <w:p>
       <w:pPr>
@@ -13488,6 +13456,7 @@
         <w:t xml:space="preserve">&gt; </w:t>
       </w:r>
       <w:proofErr w:type="spellStart"/>
+      <w:proofErr w:type="gramStart"/>
       <w:r>
         <w:rPr>
           <w:rFonts w:ascii="Consolas" w:hAnsi="Consolas" w:cs="Courier New"/>
@@ -13508,6 +13477,7 @@
         <w:t>(</w:t>
       </w:r>
       <w:proofErr w:type="spellStart"/>
+      <w:proofErr w:type="gramEnd"/>
       <w:r>
         <w:rPr>
           <w:rFonts w:ascii="Consolas" w:hAnsi="Consolas" w:cs="Courier New" w:hint="eastAsia"/>
@@ -13538,6 +13508,7 @@
         <w:t>packetData</w:t>
       </w:r>
       <w:proofErr w:type="spellEnd"/>
+      <w:proofErr w:type="gramStart"/>
       <w:r>
         <w:rPr>
           <w:rFonts w:ascii="Consolas" w:hAnsi="Consolas" w:cs="Courier New"/>
@@ -13547,6 +13518,7 @@
         </w:rPr>
         <w:t>);</w:t>
       </w:r>
+      <w:proofErr w:type="gramEnd"/>
     </w:p>
     <w:p>
       <w:pPr>
@@ -13704,18 +13676,9 @@
           <w:sz w:val="17"/>
           <w:szCs w:val="17"/>
         </w:rPr>
-        <w:t>(</w:t>
+        <w:t>();</w:t>
       </w:r>
       <w:proofErr w:type="gramEnd"/>
-      <w:r>
-        <w:rPr>
-          <w:rFonts w:ascii="Consolas" w:hAnsi="Consolas" w:cs="Courier New" w:hint="eastAsia"/>
-          <w:color w:val="0070C0"/>
-          <w:sz w:val="17"/>
-          <w:szCs w:val="17"/>
-        </w:rPr>
-        <w:t>);</w:t>
-      </w:r>
       <w:r>
         <w:rPr>
           <w:rFonts w:ascii="Consolas" w:hAnsi="Consolas" w:cs="Courier New"/>
@@ -14063,18 +14026,9 @@
           <w:sz w:val="17"/>
           <w:szCs w:val="17"/>
         </w:rPr>
-        <w:t>(</w:t>
+        <w:t>();</w:t>
       </w:r>
       <w:proofErr w:type="gramEnd"/>
-      <w:r>
-        <w:rPr>
-          <w:rFonts w:ascii="Consolas" w:hAnsi="Consolas" w:cs="Courier New"/>
-          <w:color w:val="F8F8F2"/>
-          <w:sz w:val="17"/>
-          <w:szCs w:val="17"/>
-        </w:rPr>
-        <w:t>);</w:t>
-      </w:r>
     </w:p>
     <w:p>
       <w:pPr>
@@ -14178,18 +14132,9 @@
           <w:sz w:val="17"/>
           <w:szCs w:val="17"/>
         </w:rPr>
-        <w:t>(</w:t>
+        <w:t>();</w:t>
       </w:r>
       <w:proofErr w:type="gramEnd"/>
-      <w:r>
-        <w:rPr>
-          <w:rFonts w:ascii="Consolas" w:hAnsi="Consolas" w:cs="Courier New"/>
-          <w:color w:val="F8F8F2"/>
-          <w:sz w:val="17"/>
-          <w:szCs w:val="17"/>
-        </w:rPr>
-        <w:t>);</w:t>
-      </w:r>
     </w:p>
     <w:p>
       <w:pPr>
@@ -14268,19 +14213,9 @@
           <w:szCs w:val="17"/>
           <w:u w:val="single"/>
         </w:rPr>
-        <w:t>(</w:t>
+        <w:t>();</w:t>
       </w:r>
       <w:proofErr w:type="gramEnd"/>
-      <w:r>
-        <w:rPr>
-          <w:rFonts w:ascii="Consolas" w:hAnsi="Consolas" w:cs="Courier New" w:hint="eastAsia"/>
-          <w:color w:val="F8F8F2"/>
-          <w:sz w:val="17"/>
-          <w:szCs w:val="17"/>
-          <w:u w:val="single"/>
-        </w:rPr>
-        <w:t>);</w:t>
-      </w:r>
     </w:p>
     <w:p>
       <w:pPr>
@@ -14786,7 +14721,7 @@
           <w:sz w:val="17"/>
           <w:szCs w:val="17"/>
         </w:rPr>
-        <w:t>(</w:t>
+        <w:t>();</w:t>
       </w:r>
       <w:proofErr w:type="gramEnd"/>
       <w:r>
@@ -14796,7 +14731,7 @@
           <w:sz w:val="17"/>
           <w:szCs w:val="17"/>
         </w:rPr>
-        <w:t xml:space="preserve">); </w:t>
+        <w:t xml:space="preserve"> </w:t>
       </w:r>
     </w:p>
     <w:p>
@@ -14862,18 +14797,9 @@
           <w:sz w:val="17"/>
           <w:szCs w:val="17"/>
         </w:rPr>
-        <w:t>(</w:t>
+        <w:t>();</w:t>
       </w:r>
       <w:proofErr w:type="gramEnd"/>
-      <w:r>
-        <w:rPr>
-          <w:rFonts w:ascii="Consolas" w:hAnsi="Consolas" w:cs="Courier New"/>
-          <w:color w:val="F8F8F2"/>
-          <w:sz w:val="17"/>
-          <w:szCs w:val="17"/>
-        </w:rPr>
-        <w:t>);</w:t>
-      </w:r>
     </w:p>
     <w:p>
       <w:pPr>
@@ -15060,18 +14986,9 @@
           <w:sz w:val="17"/>
           <w:szCs w:val="17"/>
         </w:rPr>
-        <w:t>(</w:t>
+        <w:t>();</w:t>
       </w:r>
       <w:proofErr w:type="gramEnd"/>
-      <w:r>
-        <w:rPr>
-          <w:rFonts w:ascii="Consolas" w:hAnsi="Consolas" w:cs="Courier New"/>
-          <w:color w:val="F8F8F2"/>
-          <w:sz w:val="17"/>
-          <w:szCs w:val="17"/>
-        </w:rPr>
-        <w:t>);</w:t>
-      </w:r>
     </w:p>
     <w:p>
       <w:pPr>
@@ -15314,7 +15231,7 @@
           <w:sz w:val="17"/>
           <w:szCs w:val="17"/>
         </w:rPr>
-        <w:t>(</w:t>
+        <w:t>();</w:t>
       </w:r>
       <w:proofErr w:type="gramEnd"/>
       <w:r>
@@ -15325,7 +15242,7 @@
           <w:sz w:val="17"/>
           <w:szCs w:val="17"/>
         </w:rPr>
-        <w:t xml:space="preserve">); </w:t>
+        <w:t xml:space="preserve"> </w:t>
       </w:r>
     </w:p>
     <w:p>
@@ -15412,18 +15329,9 @@
           <w:sz w:val="17"/>
           <w:szCs w:val="17"/>
         </w:rPr>
-        <w:t>(</w:t>
+        <w:t>();</w:t>
       </w:r>
       <w:proofErr w:type="gramEnd"/>
-      <w:r>
-        <w:rPr>
-          <w:rFonts w:ascii="Consolas" w:hAnsi="Consolas" w:cs="Courier New" w:hint="eastAsia"/>
-          <w:color w:val="0F9ED5"/>
-          <w:sz w:val="17"/>
-          <w:szCs w:val="17"/>
-        </w:rPr>
-        <w:t>);</w:t>
-      </w:r>
     </w:p>
     <w:p>
       <w:pPr>
@@ -15509,7 +15417,7 @@
           <w:sz w:val="17"/>
           <w:szCs w:val="17"/>
         </w:rPr>
-        <w:t>(</w:t>
+        <w:t>();</w:t>
       </w:r>
       <w:proofErr w:type="gramEnd"/>
       <w:r>
@@ -15519,7 +15427,7 @@
           <w:sz w:val="17"/>
           <w:szCs w:val="17"/>
         </w:rPr>
-        <w:t xml:space="preserve">); </w:t>
+        <w:t xml:space="preserve"> </w:t>
       </w:r>
     </w:p>
     <w:p>
@@ -15606,7 +15514,7 @@
           <w:sz w:val="17"/>
           <w:szCs w:val="17"/>
         </w:rPr>
-        <w:t>(</w:t>
+        <w:t>();</w:t>
       </w:r>
       <w:proofErr w:type="gramEnd"/>
       <w:r>
@@ -15616,7 +15524,7 @@
           <w:sz w:val="17"/>
           <w:szCs w:val="17"/>
         </w:rPr>
-        <w:t xml:space="preserve">);  </w:t>
+        <w:t xml:space="preserve">  </w:t>
       </w:r>
     </w:p>
     <w:p>
@@ -15703,7 +15611,7 @@
           <w:sz w:val="17"/>
           <w:szCs w:val="17"/>
         </w:rPr>
-        <w:t>(</w:t>
+        <w:t>();</w:t>
       </w:r>
       <w:proofErr w:type="gramEnd"/>
       <w:r>
@@ -15713,7 +15621,7 @@
           <w:sz w:val="17"/>
           <w:szCs w:val="17"/>
         </w:rPr>
-        <w:t xml:space="preserve">); </w:t>
+        <w:t xml:space="preserve"> </w:t>
       </w:r>
     </w:p>
     <w:p>
@@ -15800,7 +15708,7 @@
           <w:sz w:val="17"/>
           <w:szCs w:val="17"/>
         </w:rPr>
-        <w:t>(</w:t>
+        <w:t>();</w:t>
       </w:r>
       <w:proofErr w:type="gramEnd"/>
       <w:r>
@@ -15810,7 +15718,7 @@
           <w:sz w:val="17"/>
           <w:szCs w:val="17"/>
         </w:rPr>
-        <w:t xml:space="preserve">); </w:t>
+        <w:t xml:space="preserve"> </w:t>
       </w:r>
     </w:p>
     <w:p>
@@ -15897,18 +15805,9 @@
           <w:sz w:val="17"/>
           <w:szCs w:val="17"/>
         </w:rPr>
-        <w:t>(</w:t>
+        <w:t>();</w:t>
       </w:r>
       <w:proofErr w:type="gramEnd"/>
-      <w:r>
-        <w:rPr>
-          <w:rFonts w:ascii="Consolas" w:hAnsi="Consolas" w:cs="Courier New"/>
-          <w:color w:val="F8F8F2"/>
-          <w:sz w:val="17"/>
-          <w:szCs w:val="17"/>
-        </w:rPr>
-        <w:t>);</w:t>
-      </w:r>
     </w:p>
     <w:p>
       <w:pPr>
@@ -16202,6 +16101,7 @@
         </w:rPr>
         <w:t xml:space="preserve">) = </w:t>
       </w:r>
+      <w:proofErr w:type="gramStart"/>
       <w:r>
         <w:rPr>
           <w:rFonts w:ascii="Consolas" w:hAnsi="Consolas" w:cs="Courier New"/>
@@ -16220,6 +16120,7 @@
         </w:rPr>
         <w:t>;</w:t>
       </w:r>
+      <w:proofErr w:type="gramEnd"/>
     </w:p>
     <w:p>
       <w:pPr>
@@ -16346,6 +16247,7 @@
         </w:rPr>
         <w:t xml:space="preserve">) = </w:t>
       </w:r>
+      <w:proofErr w:type="gramStart"/>
       <w:r>
         <w:rPr>
           <w:rFonts w:ascii="Consolas" w:hAnsi="Consolas" w:cs="Courier New"/>
@@ -16364,6 +16266,7 @@
         </w:rPr>
         <w:t>;</w:t>
       </w:r>
+      <w:proofErr w:type="gramEnd"/>
     </w:p>
     <w:p>
       <w:pPr>
@@ -16479,6 +16382,7 @@
         </w:rPr>
         <w:t xml:space="preserve">) = </w:t>
       </w:r>
+      <w:proofErr w:type="gramStart"/>
       <w:r>
         <w:rPr>
           <w:rFonts w:ascii="Consolas" w:hAnsi="Consolas" w:cs="Courier New"/>
@@ -16497,6 +16401,7 @@
         </w:rPr>
         <w:t>;</w:t>
       </w:r>
+      <w:proofErr w:type="gramEnd"/>
     </w:p>
     <w:p>
       <w:pPr>
@@ -16849,6 +16754,7 @@
         </w:rPr>
         <w:t xml:space="preserve">) </w:t>
       </w:r>
+      <w:proofErr w:type="gramStart"/>
       <w:r>
         <w:rPr>
           <w:rFonts w:ascii="Consolas" w:hAnsi="Consolas" w:cs="Courier New"/>
@@ -16869,6 +16775,7 @@
         </w:rPr>
         <w:t>;</w:t>
       </w:r>
+      <w:proofErr w:type="gramEnd"/>
     </w:p>
     <w:p>
       <w:pPr>
@@ -17028,6 +16935,7 @@
         </w:rPr>
         <w:t xml:space="preserve">) </w:t>
       </w:r>
+      <w:proofErr w:type="gramStart"/>
       <w:r>
         <w:rPr>
           <w:rFonts w:ascii="Consolas" w:hAnsi="Consolas" w:cs="Courier New"/>
@@ -17048,6 +16956,7 @@
         </w:rPr>
         <w:t>;</w:t>
       </w:r>
+      <w:proofErr w:type="gramEnd"/>
     </w:p>
     <w:p>
       <w:pPr>
@@ -17194,6 +17103,7 @@
         </w:rPr>
         <w:t xml:space="preserve">) </w:t>
       </w:r>
+      <w:proofErr w:type="gramStart"/>
       <w:r>
         <w:rPr>
           <w:rFonts w:ascii="Consolas" w:hAnsi="Consolas" w:cs="Courier New"/>
@@ -17214,6 +17124,7 @@
         </w:rPr>
         <w:t>;</w:t>
       </w:r>
+      <w:proofErr w:type="gramEnd"/>
     </w:p>
     <w:p>
       <w:pPr>
@@ -17613,6 +17524,7 @@
         </w:rPr>
         <w:t xml:space="preserve">) </w:t>
       </w:r>
+      <w:proofErr w:type="gramStart"/>
       <w:r>
         <w:rPr>
           <w:rFonts w:ascii="Consolas" w:hAnsi="Consolas" w:cs="Courier New"/>
@@ -17633,6 +17545,7 @@
         </w:rPr>
         <w:t>;</w:t>
       </w:r>
+      <w:proofErr w:type="gramEnd"/>
     </w:p>
     <w:p>
       <w:pPr>
@@ -17761,6 +17674,7 @@
         </w:rPr>
         <w:t xml:space="preserve">) </w:t>
       </w:r>
+      <w:proofErr w:type="gramStart"/>
       <w:r>
         <w:rPr>
           <w:rFonts w:ascii="Consolas" w:hAnsi="Consolas" w:cs="Courier New"/>
@@ -17781,6 +17695,7 @@
         </w:rPr>
         <w:t>;</w:t>
       </w:r>
+      <w:proofErr w:type="gramEnd"/>
     </w:p>
     <w:p>
       <w:pPr>
@@ -17896,6 +17811,7 @@
         </w:rPr>
         <w:t xml:space="preserve">) </w:t>
       </w:r>
+      <w:proofErr w:type="gramStart"/>
       <w:r>
         <w:rPr>
           <w:rFonts w:ascii="Consolas" w:hAnsi="Consolas" w:cs="Courier New"/>
@@ -17916,6 +17832,7 @@
         </w:rPr>
         <w:t>;</w:t>
       </w:r>
+      <w:proofErr w:type="gramEnd"/>
     </w:p>
     <w:p>
       <w:pPr>
@@ -18361,6 +18278,7 @@
         </w:rPr>
         <w:t xml:space="preserve">) </w:t>
       </w:r>
+      <w:proofErr w:type="gramStart"/>
       <w:r>
         <w:rPr>
           <w:rFonts w:ascii="Consolas" w:hAnsi="Consolas" w:cs="Courier New"/>
@@ -18381,6 +18299,7 @@
         </w:rPr>
         <w:t>;</w:t>
       </w:r>
+      <w:proofErr w:type="gramEnd"/>
     </w:p>
     <w:p>
       <w:pPr>
@@ -18509,6 +18428,7 @@
         </w:rPr>
         <w:t xml:space="preserve">) </w:t>
       </w:r>
+      <w:proofErr w:type="gramStart"/>
       <w:r>
         <w:rPr>
           <w:rFonts w:ascii="Consolas" w:hAnsi="Consolas" w:cs="Courier New"/>
@@ -18529,6 +18449,7 @@
         </w:rPr>
         <w:t>;</w:t>
       </w:r>
+      <w:proofErr w:type="gramEnd"/>
     </w:p>
     <w:p>
       <w:pPr>
@@ -18644,6 +18565,7 @@
         </w:rPr>
         <w:t xml:space="preserve">) </w:t>
       </w:r>
+      <w:proofErr w:type="gramStart"/>
       <w:r>
         <w:rPr>
           <w:rFonts w:ascii="Consolas" w:hAnsi="Consolas" w:cs="Courier New"/>
@@ -18664,6 +18586,7 @@
         </w:rPr>
         <w:t>;</w:t>
       </w:r>
+      <w:proofErr w:type="gramEnd"/>
     </w:p>
     <w:p>
       <w:pPr>
@@ -19109,6 +19032,7 @@
         </w:rPr>
         <w:t xml:space="preserve">) </w:t>
       </w:r>
+      <w:proofErr w:type="gramStart"/>
       <w:r>
         <w:rPr>
           <w:rFonts w:ascii="Consolas" w:hAnsi="Consolas" w:cs="Courier New"/>
@@ -19129,6 +19053,7 @@
         </w:rPr>
         <w:t>;</w:t>
       </w:r>
+      <w:proofErr w:type="gramEnd"/>
     </w:p>
     <w:p>
       <w:pPr>
@@ -19257,6 +19182,7 @@
         </w:rPr>
         <w:t xml:space="preserve">) </w:t>
       </w:r>
+      <w:proofErr w:type="gramStart"/>
       <w:r>
         <w:rPr>
           <w:rFonts w:ascii="Consolas" w:hAnsi="Consolas" w:cs="Courier New"/>
@@ -19277,6 +19203,7 @@
         </w:rPr>
         <w:t>;</w:t>
       </w:r>
+      <w:proofErr w:type="gramEnd"/>
     </w:p>
     <w:p>
       <w:pPr>
@@ -19392,6 +19319,7 @@
         </w:rPr>
         <w:t xml:space="preserve">) </w:t>
       </w:r>
+      <w:proofErr w:type="gramStart"/>
       <w:r>
         <w:rPr>
           <w:rFonts w:ascii="Consolas" w:hAnsi="Consolas" w:cs="Courier New"/>
@@ -19412,6 +19340,7 @@
         </w:rPr>
         <w:t>;</w:t>
       </w:r>
+      <w:proofErr w:type="gramEnd"/>
     </w:p>
     <w:p>
       <w:pPr>
@@ -19859,6 +19788,7 @@
         </w:rPr>
         <w:t xml:space="preserve">) </w:t>
       </w:r>
+      <w:proofErr w:type="gramStart"/>
       <w:r>
         <w:rPr>
           <w:rFonts w:ascii="Consolas" w:hAnsi="Consolas" w:cs="Courier New"/>
@@ -19881,6 +19811,7 @@
         </w:rPr>
         <w:t>;</w:t>
       </w:r>
+      <w:proofErr w:type="gramEnd"/>
     </w:p>
     <w:p>
       <w:pPr>
@@ -20053,6 +19984,7 @@
         </w:rPr>
         <w:t xml:space="preserve">) </w:t>
       </w:r>
+      <w:proofErr w:type="gramStart"/>
       <w:r>
         <w:rPr>
           <w:rFonts w:ascii="Consolas" w:hAnsi="Consolas" w:cs="Courier New"/>
@@ -20075,6 +20007,7 @@
         </w:rPr>
         <w:t>;</w:t>
       </w:r>
+      <w:proofErr w:type="gramEnd"/>
     </w:p>
     <w:p>
       <w:pPr>
@@ -20233,6 +20166,7 @@
         </w:rPr>
         <w:t xml:space="preserve">) </w:t>
       </w:r>
+      <w:proofErr w:type="gramStart"/>
       <w:r>
         <w:rPr>
           <w:rFonts w:ascii="Consolas" w:hAnsi="Consolas" w:cs="Courier New"/>
@@ -20255,6 +20189,7 @@
         </w:rPr>
         <w:t>;</w:t>
       </w:r>
+      <w:proofErr w:type="gramEnd"/>
     </w:p>
     <w:p>
       <w:pPr>
@@ -20656,6 +20591,7 @@
         </w:rPr>
         <w:t xml:space="preserve">) </w:t>
       </w:r>
+      <w:proofErr w:type="gramStart"/>
       <w:r>
         <w:rPr>
           <w:rFonts w:ascii="Consolas" w:hAnsi="Consolas" w:cs="Courier New"/>
@@ -20676,6 +20612,7 @@
         </w:rPr>
         <w:t>;</w:t>
       </w:r>
+      <w:proofErr w:type="gramEnd"/>
     </w:p>
     <w:p>
       <w:pPr>
@@ -20804,6 +20741,7 @@
         </w:rPr>
         <w:t xml:space="preserve">) </w:t>
       </w:r>
+      <w:proofErr w:type="gramStart"/>
       <w:r>
         <w:rPr>
           <w:rFonts w:ascii="Consolas" w:hAnsi="Consolas" w:cs="Courier New"/>
@@ -20824,6 +20762,7 @@
         </w:rPr>
         <w:t>;</w:t>
       </w:r>
+      <w:proofErr w:type="gramEnd"/>
     </w:p>
     <w:p>
       <w:pPr>
@@ -20939,6 +20878,7 @@
         </w:rPr>
         <w:t xml:space="preserve">) </w:t>
       </w:r>
+      <w:proofErr w:type="gramStart"/>
       <w:r>
         <w:rPr>
           <w:rFonts w:ascii="Consolas" w:hAnsi="Consolas" w:cs="Courier New"/>
@@ -20959,6 +20899,7 @@
         </w:rPr>
         <w:t>;</w:t>
       </w:r>
+      <w:proofErr w:type="gramEnd"/>
     </w:p>
     <w:p>
       <w:pPr>
@@ -21381,6 +21322,7 @@
         </w:rPr>
         <w:t xml:space="preserve">) </w:t>
       </w:r>
+      <w:proofErr w:type="gramStart"/>
       <w:r>
         <w:rPr>
           <w:rFonts w:ascii="Consolas" w:hAnsi="Consolas" w:cs="Courier New"/>
@@ -21403,6 +21345,7 @@
         </w:rPr>
         <w:t>;</w:t>
       </w:r>
+      <w:proofErr w:type="gramEnd"/>
     </w:p>
     <w:p>
       <w:pPr>
@@ -21541,6 +21484,7 @@
         </w:rPr>
         <w:t xml:space="preserve">) </w:t>
       </w:r>
+      <w:proofErr w:type="gramStart"/>
       <w:r>
         <w:rPr>
           <w:rFonts w:ascii="Consolas" w:hAnsi="Consolas" w:cs="Courier New"/>
@@ -21563,6 +21507,7 @@
         </w:rPr>
         <w:t>;</w:t>
       </w:r>
+      <w:proofErr w:type="gramEnd"/>
     </w:p>
     <w:p>
       <w:pPr>
@@ -21687,6 +21632,7 @@
         </w:rPr>
         <w:t xml:space="preserve">) </w:t>
       </w:r>
+      <w:proofErr w:type="gramStart"/>
       <w:r>
         <w:rPr>
           <w:rFonts w:ascii="Consolas" w:hAnsi="Consolas" w:cs="Courier New"/>
@@ -21709,6 +21655,7 @@
         </w:rPr>
         <w:t>;</w:t>
       </w:r>
+      <w:proofErr w:type="gramEnd"/>
     </w:p>
     <w:p>
       <w:pPr>
@@ -22096,6 +22043,7 @@
         </w:rPr>
         <w:t xml:space="preserve">) </w:t>
       </w:r>
+      <w:proofErr w:type="gramStart"/>
       <w:r>
         <w:rPr>
           <w:rFonts w:ascii="Consolas" w:hAnsi="Consolas" w:cs="Courier New"/>
@@ -22116,6 +22064,7 @@
         </w:rPr>
         <w:t>;</w:t>
       </w:r>
+      <w:proofErr w:type="gramEnd"/>
     </w:p>
     <w:p>
       <w:pPr>
@@ -22244,6 +22193,7 @@
         </w:rPr>
         <w:t xml:space="preserve">) </w:t>
       </w:r>
+      <w:proofErr w:type="gramStart"/>
       <w:r>
         <w:rPr>
           <w:rFonts w:ascii="Consolas" w:hAnsi="Consolas" w:cs="Courier New"/>
@@ -22264,6 +22214,7 @@
         </w:rPr>
         <w:t>;</w:t>
       </w:r>
+      <w:proofErr w:type="gramEnd"/>
     </w:p>
     <w:p>
       <w:pPr>
@@ -22379,6 +22330,7 @@
         </w:rPr>
         <w:t xml:space="preserve">) </w:t>
       </w:r>
+      <w:proofErr w:type="gramStart"/>
       <w:r>
         <w:rPr>
           <w:rFonts w:ascii="Consolas" w:hAnsi="Consolas" w:cs="Courier New"/>
@@ -22399,6 +22351,7 @@
         </w:rPr>
         <w:t>;</w:t>
       </w:r>
+      <w:proofErr w:type="gramEnd"/>
     </w:p>
     <w:p>
       <w:pPr>
@@ -22715,6 +22668,7 @@
         </w:rPr>
         <w:t>object</w:t>
       </w:r>
+      <w:proofErr w:type="gramStart"/>
       <w:r>
         <w:rPr>
           <w:rFonts w:ascii="Consolas" w:hAnsi="Consolas" w:cs="Courier New"/>
@@ -22724,6 +22678,7 @@
         </w:rPr>
         <w:t>);</w:t>
       </w:r>
+      <w:proofErr w:type="gramEnd"/>
     </w:p>
     <w:p>
       <w:pPr>
@@ -22790,18 +22745,9 @@
           <w:sz w:val="17"/>
           <w:szCs w:val="17"/>
         </w:rPr>
-        <w:t>(</w:t>
+        <w:t>();</w:t>
       </w:r>
       <w:proofErr w:type="gramEnd"/>
-      <w:r>
-        <w:rPr>
-          <w:rFonts w:ascii="Consolas" w:hAnsi="Consolas" w:cs="Courier New"/>
-          <w:color w:val="F8F8F2"/>
-          <w:sz w:val="17"/>
-          <w:szCs w:val="17"/>
-        </w:rPr>
-        <w:t>);</w:t>
-      </w:r>
     </w:p>
     <w:p>
       <w:pPr>
@@ -22885,18 +22831,9 @@
           <w:sz w:val="17"/>
           <w:szCs w:val="17"/>
         </w:rPr>
-        <w:t>(</w:t>
+        <w:t>();</w:t>
       </w:r>
       <w:proofErr w:type="gramEnd"/>
-      <w:r>
-        <w:rPr>
-          <w:rFonts w:ascii="Consolas" w:hAnsi="Consolas" w:cs="Courier New"/>
-          <w:color w:val="F8F8F2"/>
-          <w:sz w:val="17"/>
-          <w:szCs w:val="17"/>
-        </w:rPr>
-        <w:t>);</w:t>
-      </w:r>
     </w:p>
     <w:p>
       <w:pPr>
@@ -22980,18 +22917,9 @@
           <w:sz w:val="17"/>
           <w:szCs w:val="17"/>
         </w:rPr>
-        <w:t>(</w:t>
+        <w:t>();</w:t>
       </w:r>
       <w:proofErr w:type="gramEnd"/>
-      <w:r>
-        <w:rPr>
-          <w:rFonts w:ascii="Consolas" w:hAnsi="Consolas" w:cs="Courier New"/>
-          <w:color w:val="F8F8F2"/>
-          <w:sz w:val="17"/>
-          <w:szCs w:val="17"/>
-        </w:rPr>
-        <w:t>);</w:t>
-      </w:r>
     </w:p>
     <w:p>
       <w:pPr>
@@ -23143,8 +23071,19 @@
           <w:sz w:val="17"/>
           <w:szCs w:val="17"/>
         </w:rPr>
-        <w:t>* state);</w:t>
-      </w:r>
+        <w:t>* state</w:t>
+      </w:r>
+      <w:proofErr w:type="gramStart"/>
+      <w:r>
+        <w:rPr>
+          <w:rFonts w:ascii="Consolas" w:hAnsi="Consolas" w:cs="Courier New"/>
+          <w:color w:val="F8F8F2"/>
+          <w:sz w:val="17"/>
+          <w:szCs w:val="17"/>
+        </w:rPr>
+        <w:t>);</w:t>
+      </w:r>
+      <w:proofErr w:type="gramEnd"/>
     </w:p>
     <w:p>
       <w:pPr>
@@ -23276,18 +23215,9 @@
           <w:sz w:val="17"/>
           <w:szCs w:val="17"/>
         </w:rPr>
-        <w:t>object{</w:t>
+        <w:t>object{};</w:t>
       </w:r>
       <w:proofErr w:type="gramEnd"/>
-      <w:r>
-        <w:rPr>
-          <w:rFonts w:ascii="Consolas" w:hAnsi="Consolas" w:cs="Courier New"/>
-          <w:color w:val="F8F8F2"/>
-          <w:sz w:val="17"/>
-          <w:szCs w:val="17"/>
-        </w:rPr>
-        <w:t>};</w:t>
-      </w:r>
     </w:p>
     <w:p>
       <w:pPr>
@@ -23371,18 +23301,9 @@
           <w:sz w:val="17"/>
           <w:szCs w:val="17"/>
         </w:rPr>
-        <w:t>{</w:t>
+        <w:t>{};</w:t>
       </w:r>
       <w:proofErr w:type="gramEnd"/>
-      <w:r>
-        <w:rPr>
-          <w:rFonts w:ascii="Consolas" w:hAnsi="Consolas" w:cs="Courier New"/>
-          <w:color w:val="F8F8F2"/>
-          <w:sz w:val="17"/>
-          <w:szCs w:val="17"/>
-        </w:rPr>
-        <w:t>};</w:t>
-      </w:r>
     </w:p>
     <w:p>
       <w:pPr>
@@ -23554,6 +23475,7 @@
         </w:rPr>
         <w:t xml:space="preserve"> </w:t>
       </w:r>
+      <w:proofErr w:type="spellStart"/>
       <w:r>
         <w:rPr>
           <w:rFonts w:ascii="Consolas" w:hAnsi="Consolas" w:cs="Courier New"/>
@@ -23563,6 +23485,7 @@
         </w:rPr>
         <w:t>ObjectType</w:t>
       </w:r>
+      <w:proofErr w:type="spellEnd"/>
     </w:p>
     <w:p>
       <w:pPr>
@@ -24705,18 +24628,9 @@
           <w:sz w:val="17"/>
           <w:szCs w:val="17"/>
         </w:rPr>
-        <w:t>(</w:t>
+        <w:t>();</w:t>
       </w:r>
       <w:proofErr w:type="gramEnd"/>
-      <w:r>
-        <w:rPr>
-          <w:rFonts w:ascii="Consolas" w:hAnsi="Consolas" w:cs="Courier New"/>
-          <w:color w:val="F8F8F2"/>
-          <w:sz w:val="17"/>
-          <w:szCs w:val="17"/>
-        </w:rPr>
-        <w:t>);</w:t>
-      </w:r>
     </w:p>
     <w:p>
       <w:pPr>
@@ -24783,18 +24697,9 @@
           <w:sz w:val="17"/>
           <w:szCs w:val="17"/>
         </w:rPr>
-        <w:t>(</w:t>
+        <w:t>();</w:t>
       </w:r>
       <w:proofErr w:type="gramEnd"/>
-      <w:r>
-        <w:rPr>
-          <w:rFonts w:ascii="Consolas" w:hAnsi="Consolas" w:cs="Courier New"/>
-          <w:color w:val="F8F8F2"/>
-          <w:sz w:val="17"/>
-          <w:szCs w:val="17"/>
-        </w:rPr>
-        <w:t>);</w:t>
-      </w:r>
     </w:p>
     <w:p>
       <w:pPr>
@@ -24898,18 +24803,9 @@
           <w:sz w:val="17"/>
           <w:szCs w:val="17"/>
         </w:rPr>
-        <w:t>(</w:t>
+        <w:t>();</w:t>
       </w:r>
       <w:proofErr w:type="gramEnd"/>
-      <w:r>
-        <w:rPr>
-          <w:rFonts w:ascii="Consolas" w:hAnsi="Consolas" w:cs="Courier New"/>
-          <w:color w:val="F8F8F2"/>
-          <w:sz w:val="17"/>
-          <w:szCs w:val="17"/>
-        </w:rPr>
-        <w:t>);</w:t>
-      </w:r>
     </w:p>
     <w:p>
       <w:pPr>
@@ -25013,18 +24909,9 @@
           <w:sz w:val="17"/>
           <w:szCs w:val="17"/>
         </w:rPr>
-        <w:t>(</w:t>
+        <w:t>();</w:t>
       </w:r>
       <w:proofErr w:type="gramEnd"/>
-      <w:r>
-        <w:rPr>
-          <w:rFonts w:ascii="Consolas" w:hAnsi="Consolas" w:cs="Courier New"/>
-          <w:color w:val="F8F8F2"/>
-          <w:sz w:val="17"/>
-          <w:szCs w:val="17"/>
-        </w:rPr>
-        <w:t>);</w:t>
-      </w:r>
     </w:p>
     <w:p>
       <w:pPr>
@@ -25130,18 +25017,9 @@
           <w:sz w:val="17"/>
           <w:szCs w:val="17"/>
         </w:rPr>
-        <w:t>(</w:t>
+        <w:t>();</w:t>
       </w:r>
       <w:proofErr w:type="gramEnd"/>
-      <w:r>
-        <w:rPr>
-          <w:rFonts w:ascii="Consolas" w:hAnsi="Consolas" w:cs="Courier New"/>
-          <w:color w:val="F8F8F2"/>
-          <w:sz w:val="17"/>
-          <w:szCs w:val="17"/>
-        </w:rPr>
-        <w:t>);</w:t>
-      </w:r>
     </w:p>
     <w:p>
       <w:pPr>
@@ -25275,6 +25153,7 @@
         </w:rPr>
         <w:t>(</w:t>
       </w:r>
+      <w:proofErr w:type="spellStart"/>
       <w:proofErr w:type="gramEnd"/>
       <w:r>
         <w:rPr>
@@ -25285,15 +25164,27 @@
         </w:rPr>
         <w:t>ObjectType</w:t>
       </w:r>
-      <w:r>
-        <w:rPr>
-          <w:rFonts w:ascii="Consolas" w:hAnsi="Consolas" w:cs="Courier New"/>
-          <w:color w:val="F8F8F2"/>
-          <w:sz w:val="17"/>
-          <w:szCs w:val="17"/>
-        </w:rPr>
-        <w:t xml:space="preserve"> type);</w:t>
-      </w:r>
+      <w:proofErr w:type="spellEnd"/>
+      <w:r>
+        <w:rPr>
+          <w:rFonts w:ascii="Consolas" w:hAnsi="Consolas" w:cs="Courier New"/>
+          <w:color w:val="F8F8F2"/>
+          <w:sz w:val="17"/>
+          <w:szCs w:val="17"/>
+        </w:rPr>
+        <w:t xml:space="preserve"> type</w:t>
+      </w:r>
+      <w:proofErr w:type="gramStart"/>
+      <w:r>
+        <w:rPr>
+          <w:rFonts w:ascii="Consolas" w:hAnsi="Consolas" w:cs="Courier New"/>
+          <w:color w:val="F8F8F2"/>
+          <w:sz w:val="17"/>
+          <w:szCs w:val="17"/>
+        </w:rPr>
+        <w:t>);</w:t>
+      </w:r>
+      <w:proofErr w:type="gramEnd"/>
     </w:p>
     <w:p>
       <w:pPr>
@@ -25340,6 +25231,7 @@
         </w:rPr>
         <w:tab/>
       </w:r>
+      <w:proofErr w:type="spellStart"/>
       <w:r>
         <w:rPr>
           <w:rFonts w:ascii="Consolas" w:hAnsi="Consolas" w:cs="Courier New"/>
@@ -25349,6 +25241,7 @@
         </w:rPr>
         <w:t>ObjectType</w:t>
       </w:r>
+      <w:proofErr w:type="spellEnd"/>
       <w:r>
         <w:rPr>
           <w:rFonts w:ascii="Consolas" w:hAnsi="Consolas" w:cs="Courier New"/>
@@ -25377,18 +25270,9 @@
           <w:sz w:val="17"/>
           <w:szCs w:val="17"/>
         </w:rPr>
-        <w:t>(</w:t>
+        <w:t>();</w:t>
       </w:r>
       <w:proofErr w:type="gramEnd"/>
-      <w:r>
-        <w:rPr>
-          <w:rFonts w:ascii="Consolas" w:hAnsi="Consolas" w:cs="Courier New"/>
-          <w:color w:val="F8F8F2"/>
-          <w:sz w:val="17"/>
-          <w:szCs w:val="17"/>
-        </w:rPr>
-        <w:t>);</w:t>
-      </w:r>
     </w:p>
     <w:p>
       <w:pPr>
@@ -25493,8 +25377,19 @@
           <w:sz w:val="17"/>
           <w:szCs w:val="17"/>
         </w:rPr>
-        <w:t xml:space="preserve"> pos);</w:t>
-      </w:r>
+        <w:t xml:space="preserve"> pos</w:t>
+      </w:r>
+      <w:proofErr w:type="gramStart"/>
+      <w:r>
+        <w:rPr>
+          <w:rFonts w:ascii="Consolas" w:hAnsi="Consolas" w:cs="Courier New"/>
+          <w:color w:val="F8F8F2"/>
+          <w:sz w:val="17"/>
+          <w:szCs w:val="17"/>
+        </w:rPr>
+        <w:t>);</w:t>
+      </w:r>
+      <w:proofErr w:type="gramEnd"/>
     </w:p>
     <w:p>
       <w:pPr>
@@ -25607,7 +25502,6 @@
         </w:rPr>
         <w:t xml:space="preserve">* </w:t>
       </w:r>
-      <w:proofErr w:type="spellStart"/>
       <w:proofErr w:type="gramStart"/>
       <w:r>
         <w:rPr>
@@ -25618,26 +25512,16 @@
         </w:rPr>
         <w:t>GetStateMachine</w:t>
       </w:r>
-      <w:proofErr w:type="spellEnd"/>
-      <w:r>
-        <w:rPr>
-          <w:rFonts w:ascii="Consolas" w:hAnsi="Consolas" w:cs="Courier New"/>
-          <w:color w:val="F8F8F2"/>
-          <w:sz w:val="17"/>
-          <w:szCs w:val="17"/>
-        </w:rPr>
-        <w:t>(</w:t>
+      <w:r>
+        <w:rPr>
+          <w:rFonts w:ascii="Consolas" w:hAnsi="Consolas" w:cs="Courier New"/>
+          <w:color w:val="F8F8F2"/>
+          <w:sz w:val="17"/>
+          <w:szCs w:val="17"/>
+        </w:rPr>
+        <w:t>();</w:t>
       </w:r>
       <w:proofErr w:type="gramEnd"/>
-      <w:r>
-        <w:rPr>
-          <w:rFonts w:ascii="Consolas" w:hAnsi="Consolas" w:cs="Courier New"/>
-          <w:color w:val="F8F8F2"/>
-          <w:sz w:val="17"/>
-          <w:szCs w:val="17"/>
-        </w:rPr>
-        <w:t>);</w:t>
-      </w:r>
     </w:p>
     <w:p>
       <w:pPr>
@@ -25721,18 +25605,9 @@
           <w:sz w:val="17"/>
           <w:szCs w:val="17"/>
         </w:rPr>
-        <w:t>(</w:t>
+        <w:t>();</w:t>
       </w:r>
       <w:proofErr w:type="gramEnd"/>
-      <w:r>
-        <w:rPr>
-          <w:rFonts w:ascii="Consolas" w:hAnsi="Consolas" w:cs="Courier New"/>
-          <w:color w:val="F8F8F2"/>
-          <w:sz w:val="17"/>
-          <w:szCs w:val="17"/>
-        </w:rPr>
-        <w:t>);</w:t>
-      </w:r>
     </w:p>
     <w:p>
       <w:pPr>
@@ -25837,8 +25712,19 @@
           <w:sz w:val="17"/>
           <w:szCs w:val="17"/>
         </w:rPr>
-        <w:t xml:space="preserve"> target);</w:t>
-      </w:r>
+        <w:t xml:space="preserve"> target</w:t>
+      </w:r>
+      <w:proofErr w:type="gramStart"/>
+      <w:r>
+        <w:rPr>
+          <w:rFonts w:ascii="Consolas" w:hAnsi="Consolas" w:cs="Courier New"/>
+          <w:color w:val="F8F8F2"/>
+          <w:sz w:val="17"/>
+          <w:szCs w:val="17"/>
+        </w:rPr>
+        <w:t>);</w:t>
+      </w:r>
+      <w:proofErr w:type="gramEnd"/>
     </w:p>
     <w:p>
       <w:pPr>
@@ -25922,18 +25808,9 @@
           <w:sz w:val="17"/>
           <w:szCs w:val="17"/>
         </w:rPr>
-        <w:t>(</w:t>
+        <w:t>();</w:t>
       </w:r>
       <w:proofErr w:type="gramEnd"/>
-      <w:r>
-        <w:rPr>
-          <w:rFonts w:ascii="Consolas" w:hAnsi="Consolas" w:cs="Courier New"/>
-          <w:color w:val="F8F8F2"/>
-          <w:sz w:val="17"/>
-          <w:szCs w:val="17"/>
-        </w:rPr>
-        <w:t>);</w:t>
-      </w:r>
     </w:p>
     <w:p>
       <w:pPr>
@@ -26227,18 +26104,9 @@
           <w:sz w:val="17"/>
           <w:szCs w:val="17"/>
         </w:rPr>
-        <w:t>(</w:t>
+        <w:t>();</w:t>
       </w:r>
       <w:proofErr w:type="gramEnd"/>
-      <w:r>
-        <w:rPr>
-          <w:rFonts w:ascii="Consolas" w:hAnsi="Consolas" w:cs="Courier New" w:hint="eastAsia"/>
-          <w:color w:val="0070C0"/>
-          <w:sz w:val="17"/>
-          <w:szCs w:val="17"/>
-        </w:rPr>
-        <w:t>);</w:t>
-      </w:r>
     </w:p>
     <w:p>
       <w:pPr>
@@ -26312,8 +26180,19 @@
           <w:sz w:val="17"/>
           <w:szCs w:val="17"/>
         </w:rPr>
-        <w:t>) override;</w:t>
-      </w:r>
+        <w:t xml:space="preserve">) </w:t>
+      </w:r>
+      <w:proofErr w:type="gramStart"/>
+      <w:r>
+        <w:rPr>
+          <w:rFonts w:ascii="Consolas" w:hAnsi="Consolas" w:cs="Courier New" w:hint="eastAsia"/>
+          <w:color w:val="0070C0"/>
+          <w:sz w:val="17"/>
+          <w:szCs w:val="17"/>
+        </w:rPr>
+        <w:t>override;</w:t>
+      </w:r>
+      <w:proofErr w:type="gramEnd"/>
     </w:p>
     <w:p>
       <w:pPr>
@@ -26652,18 +26531,9 @@
           <w:sz w:val="17"/>
           <w:szCs w:val="17"/>
         </w:rPr>
-        <w:t>(</w:t>
+        <w:t>();</w:t>
       </w:r>
       <w:proofErr w:type="gramEnd"/>
-      <w:r>
-        <w:rPr>
-          <w:rFonts w:ascii="Consolas" w:hAnsi="Consolas" w:cs="Courier New"/>
-          <w:color w:val="F8F8F2"/>
-          <w:sz w:val="17"/>
-          <w:szCs w:val="17"/>
-        </w:rPr>
-        <w:t>);</w:t>
-      </w:r>
     </w:p>
     <w:p>
       <w:pPr>
@@ -26759,6 +26629,7 @@
         </w:rPr>
         <w:t xml:space="preserve">) </w:t>
       </w:r>
+      <w:proofErr w:type="gramStart"/>
       <w:r>
         <w:rPr>
           <w:rFonts w:ascii="Consolas" w:hAnsi="Consolas" w:cs="Courier New"/>
@@ -26779,6 +26650,7 @@
         </w:rPr>
         <w:t>;</w:t>
       </w:r>
+      <w:proofErr w:type="gramEnd"/>
     </w:p>
     <w:p>
       <w:pPr>
@@ -26874,6 +26746,7 @@
         </w:rPr>
         <w:t xml:space="preserve">) </w:t>
       </w:r>
+      <w:proofErr w:type="gramStart"/>
       <w:r>
         <w:rPr>
           <w:rFonts w:ascii="Consolas" w:hAnsi="Consolas" w:cs="Courier New"/>
@@ -26894,6 +26767,7 @@
         </w:rPr>
         <w:t>;</w:t>
       </w:r>
+      <w:proofErr w:type="gramEnd"/>
     </w:p>
     <w:p>
       <w:pPr>
@@ -26986,19 +26860,9 @@
           <w:szCs w:val="17"/>
           <w:u w:val="single"/>
         </w:rPr>
-        <w:t>(</w:t>
+        <w:t>();</w:t>
       </w:r>
       <w:proofErr w:type="gramEnd"/>
-      <w:r>
-        <w:rPr>
-          <w:rFonts w:ascii="Consolas" w:hAnsi="Consolas" w:cs="Courier New"/>
-          <w:color w:val="F8F8F2"/>
-          <w:sz w:val="17"/>
-          <w:szCs w:val="17"/>
-          <w:u w:val="single"/>
-        </w:rPr>
-        <w:t>);</w:t>
-      </w:r>
     </w:p>
     <w:p>
       <w:pPr>
@@ -27339,18 +27203,9 @@
           <w:sz w:val="17"/>
           <w:szCs w:val="17"/>
         </w:rPr>
-        <w:t>(</w:t>
+        <w:t>();</w:t>
       </w:r>
       <w:proofErr w:type="gramEnd"/>
-      <w:r>
-        <w:rPr>
-          <w:rFonts w:ascii="Consolas" w:hAnsi="Consolas" w:cs="Courier New"/>
-          <w:color w:val="F8F8F2"/>
-          <w:sz w:val="17"/>
-          <w:szCs w:val="17"/>
-        </w:rPr>
-        <w:t>);</w:t>
-      </w:r>
     </w:p>
     <w:p>
       <w:pPr>
@@ -27448,6 +27303,7 @@
         </w:rPr>
         <w:t xml:space="preserve">) </w:t>
       </w:r>
+      <w:proofErr w:type="gramStart"/>
       <w:r>
         <w:rPr>
           <w:rFonts w:ascii="Consolas" w:hAnsi="Consolas" w:cs="Courier New"/>
@@ -27468,6 +27324,7 @@
         </w:rPr>
         <w:t>;</w:t>
       </w:r>
+      <w:proofErr w:type="gramEnd"/>
     </w:p>
     <w:p>
       <w:pPr>
@@ -27809,18 +27666,9 @@
           <w:sz w:val="17"/>
           <w:szCs w:val="17"/>
         </w:rPr>
-        <w:t>(</w:t>
+        <w:t>();</w:t>
       </w:r>
       <w:proofErr w:type="gramEnd"/>
-      <w:r>
-        <w:rPr>
-          <w:rFonts w:ascii="Consolas" w:hAnsi="Consolas" w:cs="Courier New"/>
-          <w:color w:val="F8F8F2"/>
-          <w:sz w:val="17"/>
-          <w:szCs w:val="17"/>
-        </w:rPr>
-        <w:t>);</w:t>
-      </w:r>
     </w:p>
     <w:p>
       <w:pPr>
@@ -27918,6 +27766,7 @@
         </w:rPr>
         <w:t xml:space="preserve">) </w:t>
       </w:r>
+      <w:proofErr w:type="gramStart"/>
       <w:r>
         <w:rPr>
           <w:rFonts w:ascii="Consolas" w:hAnsi="Consolas" w:cs="Courier New"/>
@@ -27938,6 +27787,7 @@
         </w:rPr>
         <w:t>;</w:t>
       </w:r>
+      <w:proofErr w:type="gramEnd"/>
     </w:p>
     <w:p>
       <w:pPr>
@@ -28278,18 +28128,9 @@
           <w:sz w:val="17"/>
           <w:szCs w:val="17"/>
         </w:rPr>
-        <w:t>(</w:t>
+        <w:t>();</w:t>
       </w:r>
       <w:proofErr w:type="gramEnd"/>
-      <w:r>
-        <w:rPr>
-          <w:rFonts w:ascii="Consolas" w:hAnsi="Consolas" w:cs="Courier New"/>
-          <w:color w:val="F8F8F2"/>
-          <w:sz w:val="17"/>
-          <w:szCs w:val="17"/>
-        </w:rPr>
-        <w:t>);</w:t>
-      </w:r>
     </w:p>
     <w:p>
       <w:pPr>
@@ -28387,6 +28228,7 @@
         </w:rPr>
         <w:t xml:space="preserve">) </w:t>
       </w:r>
+      <w:proofErr w:type="gramStart"/>
       <w:r>
         <w:rPr>
           <w:rFonts w:ascii="Consolas" w:hAnsi="Consolas" w:cs="Courier New"/>
@@ -28407,6 +28249,7 @@
         </w:rPr>
         <w:t>;</w:t>
       </w:r>
+      <w:proofErr w:type="gramEnd"/>
     </w:p>
     <w:p>
       <w:pPr>
@@ -28747,18 +28590,9 @@
           <w:sz w:val="17"/>
           <w:szCs w:val="17"/>
         </w:rPr>
-        <w:t>(</w:t>
+        <w:t>();</w:t>
       </w:r>
       <w:proofErr w:type="gramEnd"/>
-      <w:r>
-        <w:rPr>
-          <w:rFonts w:ascii="Consolas" w:hAnsi="Consolas" w:cs="Courier New"/>
-          <w:color w:val="F8F8F2"/>
-          <w:sz w:val="17"/>
-          <w:szCs w:val="17"/>
-        </w:rPr>
-        <w:t>);</w:t>
-      </w:r>
     </w:p>
     <w:p>
       <w:pPr>
@@ -28856,6 +28690,7 @@
         </w:rPr>
         <w:t xml:space="preserve">) </w:t>
       </w:r>
+      <w:proofErr w:type="gramStart"/>
       <w:r>
         <w:rPr>
           <w:rFonts w:ascii="Consolas" w:hAnsi="Consolas" w:cs="Courier New"/>
@@ -28876,6 +28711,7 @@
         </w:rPr>
         <w:t>;</w:t>
       </w:r>
+      <w:proofErr w:type="gramEnd"/>
     </w:p>
     <w:p>
       <w:pPr>
@@ -29216,18 +29052,9 @@
           <w:sz w:val="17"/>
           <w:szCs w:val="17"/>
         </w:rPr>
-        <w:t>(</w:t>
+        <w:t>();</w:t>
       </w:r>
       <w:proofErr w:type="gramEnd"/>
-      <w:r>
-        <w:rPr>
-          <w:rFonts w:ascii="Consolas" w:hAnsi="Consolas" w:cs="Courier New"/>
-          <w:color w:val="F8F8F2"/>
-          <w:sz w:val="17"/>
-          <w:szCs w:val="17"/>
-        </w:rPr>
-        <w:t>);</w:t>
-      </w:r>
     </w:p>
     <w:p>
       <w:pPr>
@@ -29325,6 +29152,7 @@
         </w:rPr>
         <w:t xml:space="preserve">) </w:t>
       </w:r>
+      <w:proofErr w:type="gramStart"/>
       <w:r>
         <w:rPr>
           <w:rFonts w:ascii="Consolas" w:hAnsi="Consolas" w:cs="Courier New"/>
@@ -29345,6 +29173,7 @@
         </w:rPr>
         <w:t>;</w:t>
       </w:r>
+      <w:proofErr w:type="gramEnd"/>
     </w:p>
     <w:p>
       <w:pPr>
@@ -30369,6 +30198,7 @@
         </w:rPr>
         <w:t>ItemType</w:t>
       </w:r>
+      <w:proofErr w:type="gramStart"/>
       <w:r>
         <w:rPr>
           <w:rFonts w:ascii="Consolas" w:hAnsi="Consolas" w:cs="Courier New"/>
@@ -30378,6 +30208,7 @@
         </w:rPr>
         <w:t>);</w:t>
       </w:r>
+      <w:proofErr w:type="gramEnd"/>
     </w:p>
     <w:p>
       <w:pPr>
@@ -30487,19 +30318,9 @@
           <w:sz w:val="17"/>
           <w:szCs w:val="17"/>
         </w:rPr>
-        <w:t>(</w:t>
+        <w:t>();</w:t>
       </w:r>
       <w:proofErr w:type="gramEnd"/>
-      <w:r>
-        <w:rPr>
-          <w:rFonts w:ascii="Consolas" w:hAnsi="Consolas" w:cs="Courier New"/>
-          <w:strike/>
-          <w:color w:val="F8F8F2"/>
-          <w:sz w:val="17"/>
-          <w:szCs w:val="17"/>
-        </w:rPr>
-        <w:t>);</w:t>
-      </w:r>
     </w:p>
     <w:p>
       <w:pPr>
@@ -30574,18 +30395,9 @@
           <w:sz w:val="17"/>
           <w:szCs w:val="17"/>
         </w:rPr>
-        <w:t>(</w:t>
+        <w:t>();</w:t>
       </w:r>
       <w:proofErr w:type="gramEnd"/>
-      <w:r>
-        <w:rPr>
-          <w:rFonts w:ascii="Consolas" w:hAnsi="Consolas" w:cs="Courier New"/>
-          <w:color w:val="0070C0"/>
-          <w:sz w:val="17"/>
-          <w:szCs w:val="17"/>
-        </w:rPr>
-        <w:t>);</w:t>
-      </w:r>
     </w:p>
     <w:p>
       <w:pPr>
@@ -30641,18 +30453,9 @@
           <w:sz w:val="17"/>
           <w:szCs w:val="17"/>
         </w:rPr>
-        <w:t>Expired(</w:t>
+        <w:t>Expired();</w:t>
       </w:r>
       <w:proofErr w:type="gramEnd"/>
-      <w:r>
-        <w:rPr>
-          <w:rFonts w:ascii="Consolas" w:hAnsi="Consolas" w:cs="Courier New"/>
-          <w:color w:val="0070C0"/>
-          <w:sz w:val="17"/>
-          <w:szCs w:val="17"/>
-        </w:rPr>
-        <w:t>);</w:t>
-      </w:r>
     </w:p>
     <w:p>
       <w:pPr>
@@ -31031,18 +30834,9 @@
           <w:sz w:val="17"/>
           <w:szCs w:val="17"/>
         </w:rPr>
-        <w:t>(</w:t>
+        <w:t>();</w:t>
       </w:r>
       <w:proofErr w:type="gramEnd"/>
-      <w:r>
-        <w:rPr>
-          <w:rFonts w:ascii="Consolas" w:hAnsi="Consolas" w:cs="Courier New"/>
-          <w:color w:val="F8F8F2"/>
-          <w:sz w:val="17"/>
-          <w:szCs w:val="17"/>
-        </w:rPr>
-        <w:t>);</w:t>
-      </w:r>
     </w:p>
     <w:p>
       <w:pPr>
@@ -31421,18 +31215,9 @@
           <w:sz w:val="17"/>
           <w:szCs w:val="17"/>
         </w:rPr>
-        <w:t>(</w:t>
+        <w:t>();</w:t>
       </w:r>
       <w:proofErr w:type="gramEnd"/>
-      <w:r>
-        <w:rPr>
-          <w:rFonts w:ascii="Consolas" w:hAnsi="Consolas" w:cs="Courier New"/>
-          <w:color w:val="F8F8F2"/>
-          <w:sz w:val="17"/>
-          <w:szCs w:val="17"/>
-        </w:rPr>
-        <w:t>);</w:t>
-      </w:r>
     </w:p>
     <w:p>
       <w:pPr>
@@ -31536,18 +31321,9 @@
           <w:sz w:val="17"/>
           <w:szCs w:val="17"/>
         </w:rPr>
-        <w:t>(</w:t>
+        <w:t>();</w:t>
       </w:r>
       <w:proofErr w:type="gramEnd"/>
-      <w:r>
-        <w:rPr>
-          <w:rFonts w:ascii="Consolas" w:hAnsi="Consolas" w:cs="Courier New"/>
-          <w:color w:val="F8F8F2"/>
-          <w:sz w:val="17"/>
-          <w:szCs w:val="17"/>
-        </w:rPr>
-        <w:t>);</w:t>
-      </w:r>
     </w:p>
     <w:p>
       <w:pPr>
@@ -31856,18 +31632,9 @@
           <w:sz w:val="17"/>
           <w:szCs w:val="17"/>
         </w:rPr>
-        <w:t>(</w:t>
+        <w:t>();</w:t>
       </w:r>
       <w:proofErr w:type="gramEnd"/>
-      <w:r>
-        <w:rPr>
-          <w:rFonts w:ascii="Consolas" w:hAnsi="Consolas" w:cs="Courier New"/>
-          <w:color w:val="F8F8F2"/>
-          <w:sz w:val="17"/>
-          <w:szCs w:val="17"/>
-        </w:rPr>
-        <w:t>);</w:t>
-      </w:r>
     </w:p>
     <w:p>
       <w:pPr>
@@ -31934,18 +31701,9 @@
           <w:sz w:val="17"/>
           <w:szCs w:val="17"/>
         </w:rPr>
-        <w:t>(</w:t>
+        <w:t>();</w:t>
       </w:r>
       <w:proofErr w:type="gramEnd"/>
-      <w:r>
-        <w:rPr>
-          <w:rFonts w:ascii="Consolas" w:hAnsi="Consolas" w:cs="Courier New"/>
-          <w:color w:val="F8F8F2"/>
-          <w:sz w:val="17"/>
-          <w:szCs w:val="17"/>
-        </w:rPr>
-        <w:t>);</w:t>
-      </w:r>
     </w:p>
     <w:p>
       <w:pPr>
@@ -32132,18 +31890,9 @@
           <w:sz w:val="17"/>
           <w:szCs w:val="17"/>
         </w:rPr>
-        <w:t>(</w:t>
+        <w:t>();</w:t>
       </w:r>
       <w:proofErr w:type="gramEnd"/>
-      <w:r>
-        <w:rPr>
-          <w:rFonts w:ascii="Consolas" w:hAnsi="Consolas" w:cs="Courier New"/>
-          <w:color w:val="F8F8F2"/>
-          <w:sz w:val="17"/>
-          <w:szCs w:val="17"/>
-        </w:rPr>
-        <w:t>);</w:t>
-      </w:r>
     </w:p>
     <w:p>
       <w:pPr>
@@ -32279,7 +32028,7 @@
         </w:tabs>
         <w:spacing w:before="0" w:beforeAutospacing="0" w:after="0" w:afterAutospacing="0"/>
         <w:rPr>
-          <w:rFonts w:ascii="Consolas" w:hAnsi="Consolas" w:cs="Courier New" w:hint="eastAsia"/>
+          <w:rFonts w:ascii="Consolas" w:hAnsi="Consolas" w:cs="Courier New"/>
           <w:strike/>
           <w:color w:val="F8F8F2"/>
           <w:sz w:val="17"/>
@@ -32340,7 +32089,6 @@
         </w:rPr>
         <w:t>(</w:t>
       </w:r>
-      <w:proofErr w:type="gramEnd"/>
       <w:r>
         <w:rPr>
           <w:rFonts w:ascii="Consolas" w:hAnsi="Consolas" w:cs="Courier New" w:hint="eastAsia"/>
@@ -32351,6 +32099,7 @@
         </w:rPr>
         <w:t>);</w:t>
       </w:r>
+      <w:proofErr w:type="gramEnd"/>
     </w:p>
     <w:p>
       <w:pPr>
@@ -32501,8 +32250,19 @@
           <w:sz w:val="17"/>
           <w:szCs w:val="17"/>
         </w:rPr>
-        <w:t xml:space="preserve"> id, const T&amp; packet);</w:t>
-      </w:r>
+        <w:t xml:space="preserve"> id, const T&amp; packet</w:t>
+      </w:r>
+      <w:proofErr w:type="gramStart"/>
+      <w:r>
+        <w:rPr>
+          <w:rFonts w:ascii="Consolas" w:hAnsi="Consolas" w:cs="Courier New" w:hint="eastAsia"/>
+          <w:color w:val="4C94D8" w:themeColor="text2" w:themeTint="80"/>
+          <w:sz w:val="17"/>
+          <w:szCs w:val="17"/>
+        </w:rPr>
+        <w:t>);</w:t>
+      </w:r>
+      <w:proofErr w:type="gramEnd"/>
     </w:p>
     <w:p>
       <w:pPr>
@@ -32534,7 +32294,7 @@
         </w:tabs>
         <w:spacing w:before="0" w:beforeAutospacing="0" w:after="0" w:afterAutospacing="0"/>
         <w:rPr>
-          <w:rFonts w:ascii="Consolas" w:hAnsi="Consolas" w:cs="Courier New" w:hint="eastAsia"/>
+          <w:rFonts w:ascii="Consolas" w:hAnsi="Consolas" w:cs="Courier New"/>
           <w:color w:val="4C94D8" w:themeColor="text2" w:themeTint="80"/>
           <w:sz w:val="17"/>
           <w:szCs w:val="17"/>
@@ -32625,18 +32385,9 @@
           <w:sz w:val="17"/>
           <w:szCs w:val="17"/>
         </w:rPr>
-        <w:t>(</w:t>
+        <w:t>();</w:t>
       </w:r>
       <w:proofErr w:type="gramEnd"/>
-      <w:r>
-        <w:rPr>
-          <w:rFonts w:ascii="Consolas" w:hAnsi="Consolas" w:cs="Courier New"/>
-          <w:color w:val="F8F8F2"/>
-          <w:sz w:val="17"/>
-          <w:szCs w:val="17"/>
-        </w:rPr>
-        <w:t>);</w:t>
-      </w:r>
     </w:p>
     <w:p>
       <w:pPr>
@@ -32757,18 +32508,9 @@
           <w:sz w:val="17"/>
           <w:szCs w:val="17"/>
         </w:rPr>
-        <w:t>(</w:t>
+        <w:t>();</w:t>
       </w:r>
       <w:proofErr w:type="gramEnd"/>
-      <w:r>
-        <w:rPr>
-          <w:rFonts w:ascii="Consolas" w:hAnsi="Consolas" w:cs="Courier New" w:hint="eastAsia"/>
-          <w:color w:val="4C94D8" w:themeColor="text2" w:themeTint="80"/>
-          <w:sz w:val="17"/>
-          <w:szCs w:val="17"/>
-        </w:rPr>
-        <w:t>);</w:t>
-      </w:r>
     </w:p>
     <w:p>
       <w:pPr>
@@ -32843,18 +32585,9 @@
           <w:sz w:val="17"/>
           <w:szCs w:val="17"/>
         </w:rPr>
-        <w:t>(</w:t>
+        <w:t>();</w:t>
       </w:r>
       <w:proofErr w:type="gramEnd"/>
-      <w:r>
-        <w:rPr>
-          <w:rFonts w:ascii="Consolas" w:hAnsi="Consolas" w:cs="Courier New" w:hint="eastAsia"/>
-          <w:color w:val="4C94D8" w:themeColor="text2" w:themeTint="80"/>
-          <w:sz w:val="17"/>
-          <w:szCs w:val="17"/>
-        </w:rPr>
-        <w:t>);</w:t>
-      </w:r>
     </w:p>
     <w:p>
       <w:pPr>
@@ -32929,18 +32662,9 @@
           <w:sz w:val="17"/>
           <w:szCs w:val="17"/>
         </w:rPr>
-        <w:t>(</w:t>
+        <w:t>();</w:t>
       </w:r>
       <w:proofErr w:type="gramEnd"/>
-      <w:r>
-        <w:rPr>
-          <w:rFonts w:ascii="Consolas" w:hAnsi="Consolas" w:cs="Courier New" w:hint="eastAsia"/>
-          <w:color w:val="4C94D8" w:themeColor="text2" w:themeTint="80"/>
-          <w:sz w:val="17"/>
-          <w:szCs w:val="17"/>
-        </w:rPr>
-        <w:t>);</w:t>
-      </w:r>
     </w:p>
     <w:p>
       <w:pPr>
@@ -33015,18 +32739,9 @@
           <w:sz w:val="17"/>
           <w:szCs w:val="17"/>
         </w:rPr>
-        <w:t>(</w:t>
+        <w:t>();</w:t>
       </w:r>
       <w:proofErr w:type="gramEnd"/>
-      <w:r>
-        <w:rPr>
-          <w:rFonts w:ascii="Consolas" w:hAnsi="Consolas" w:cs="Courier New" w:hint="eastAsia"/>
-          <w:color w:val="4C94D8" w:themeColor="text2" w:themeTint="80"/>
-          <w:sz w:val="17"/>
-          <w:szCs w:val="17"/>
-        </w:rPr>
-        <w:t>);</w:t>
-      </w:r>
     </w:p>
     <w:p>
       <w:pPr>
@@ -33101,18 +32816,9 @@
           <w:sz w:val="17"/>
           <w:szCs w:val="17"/>
         </w:rPr>
-        <w:t>(</w:t>
+        <w:t>();</w:t>
       </w:r>
       <w:proofErr w:type="gramEnd"/>
-      <w:r>
-        <w:rPr>
-          <w:rFonts w:ascii="Consolas" w:hAnsi="Consolas" w:cs="Courier New" w:hint="eastAsia"/>
-          <w:color w:val="4C94D8" w:themeColor="text2" w:themeTint="80"/>
-          <w:sz w:val="17"/>
-          <w:szCs w:val="17"/>
-        </w:rPr>
-        <w:t>);</w:t>
-      </w:r>
     </w:p>
     <w:p>
       <w:pPr>
@@ -33187,18 +32893,9 @@
           <w:sz w:val="17"/>
           <w:szCs w:val="17"/>
         </w:rPr>
-        <w:t>(</w:t>
+        <w:t>();</w:t>
       </w:r>
       <w:proofErr w:type="gramEnd"/>
-      <w:r>
-        <w:rPr>
-          <w:rFonts w:ascii="Consolas" w:hAnsi="Consolas" w:cs="Courier New" w:hint="eastAsia"/>
-          <w:color w:val="4C94D8" w:themeColor="text2" w:themeTint="80"/>
-          <w:sz w:val="17"/>
-          <w:szCs w:val="17"/>
-        </w:rPr>
-        <w:t>);</w:t>
-      </w:r>
     </w:p>
     <w:p>
       <w:pPr>
@@ -33273,18 +32970,9 @@
           <w:sz w:val="17"/>
           <w:szCs w:val="17"/>
         </w:rPr>
-        <w:t>(</w:t>
+        <w:t>();</w:t>
       </w:r>
       <w:proofErr w:type="gramEnd"/>
-      <w:r>
-        <w:rPr>
-          <w:rFonts w:ascii="Consolas" w:hAnsi="Consolas" w:cs="Courier New" w:hint="eastAsia"/>
-          <w:color w:val="4C94D8" w:themeColor="text2" w:themeTint="80"/>
-          <w:sz w:val="17"/>
-          <w:szCs w:val="17"/>
-        </w:rPr>
-        <w:t>);</w:t>
-      </w:r>
     </w:p>
     <w:p>
       <w:pPr>
@@ -33316,7 +33004,7 @@
         </w:tabs>
         <w:spacing w:before="0" w:beforeAutospacing="0" w:after="0" w:afterAutospacing="0"/>
         <w:rPr>
-          <w:rFonts w:ascii="Consolas" w:hAnsi="Consolas" w:cs="Courier New" w:hint="eastAsia"/>
+          <w:rFonts w:ascii="Consolas" w:hAnsi="Consolas" w:cs="Courier New"/>
           <w:color w:val="F8F8F2"/>
           <w:sz w:val="17"/>
           <w:szCs w:val="17"/>
@@ -33552,6 +33240,7 @@
         <w:t xml:space="preserve">*&gt; </w:t>
       </w:r>
       <w:proofErr w:type="spellStart"/>
+      <w:proofErr w:type="gramStart"/>
       <w:r>
         <w:rPr>
           <w:rFonts w:ascii="Consolas" w:hAnsi="Consolas" w:cs="Courier New"/>
@@ -33571,6 +33260,7 @@
         </w:rPr>
         <w:t>();</w:t>
       </w:r>
+      <w:proofErr w:type="gramEnd"/>
     </w:p>
     <w:p>
       <w:pPr>
@@ -34167,27 +33857,18 @@
           <w:sz w:val="17"/>
           <w:szCs w:val="17"/>
         </w:rPr>
-        <w:t>(</w:t>
+        <w:t>()</w:t>
+      </w:r>
+      <w:r>
+        <w:rPr>
+          <w:rFonts w:ascii="Consolas" w:hAnsi="Consolas" w:cs="Courier New" w:hint="eastAsia"/>
+          <w:color w:val="F8F8F2"/>
+          <w:sz w:val="17"/>
+          <w:szCs w:val="17"/>
+        </w:rPr>
+        <w:t>;</w:t>
       </w:r>
       <w:proofErr w:type="gramEnd"/>
-      <w:r>
-        <w:rPr>
-          <w:rFonts w:ascii="Consolas" w:hAnsi="Consolas" w:cs="Courier New"/>
-          <w:color w:val="F8F8F2"/>
-          <w:sz w:val="17"/>
-          <w:szCs w:val="17"/>
-        </w:rPr>
-        <w:t>)</w:t>
-      </w:r>
-      <w:r>
-        <w:rPr>
-          <w:rFonts w:ascii="Consolas" w:hAnsi="Consolas" w:cs="Courier New" w:hint="eastAsia"/>
-          <w:color w:val="F8F8F2"/>
-          <w:sz w:val="17"/>
-          <w:szCs w:val="17"/>
-        </w:rPr>
-        <w:t>;</w:t>
-      </w:r>
     </w:p>
     <w:p>
       <w:pPr>
@@ -35004,7 +34685,6 @@
               <w:t>::</w:t>
             </w:r>
             <w:proofErr w:type="spellStart"/>
-            <w:proofErr w:type="gramEnd"/>
             <w:r>
               <w:rPr>
                 <w:rFonts w:ascii="HY헤드라인M" w:eastAsia="HY헤드라인M"/>
@@ -35020,137 +34700,137 @@
                 <w:sz w:val="20"/>
                 <w:szCs w:val="20"/>
               </w:rPr>
-              <w:t>()</w:t>
-            </w:r>
-          </w:p>
-          <w:p>
-            <w:pPr>
+              <w:t>(</w:t>
+            </w:r>
+            <w:proofErr w:type="gramEnd"/>
+            <w:r>
               <w:rPr>
                 <w:rFonts w:ascii="HY헤드라인M" w:eastAsia="HY헤드라인M"/>
                 <w:sz w:val="20"/>
                 <w:szCs w:val="20"/>
               </w:rPr>
-            </w:pPr>
-            <w:proofErr w:type="spellStart"/>
-            <w:proofErr w:type="gramStart"/>
-            <w:r>
+              <w:t>)</w:t>
+            </w:r>
+          </w:p>
+          <w:p>
+            <w:pPr>
               <w:rPr>
                 <w:rFonts w:ascii="HY헤드라인M" w:eastAsia="HY헤드라인M"/>
                 <w:sz w:val="20"/>
                 <w:szCs w:val="20"/>
               </w:rPr>
-              <w:t>GameNetwork</w:t>
-            </w:r>
-            <w:proofErr w:type="spellEnd"/>
+            </w:pPr>
+            <w:proofErr w:type="spellStart"/>
+            <w:proofErr w:type="gramStart"/>
             <w:r>
               <w:rPr>
                 <w:rFonts w:ascii="HY헤드라인M" w:eastAsia="HY헤드라인M"/>
                 <w:sz w:val="20"/>
                 <w:szCs w:val="20"/>
               </w:rPr>
-              <w:t>::</w:t>
-            </w:r>
-            <w:proofErr w:type="gramEnd"/>
+              <w:t>GameNetwork</w:t>
+            </w:r>
+            <w:proofErr w:type="spellEnd"/>
             <w:r>
               <w:rPr>
                 <w:rFonts w:ascii="HY헤드라인M" w:eastAsia="HY헤드라인M"/>
                 <w:sz w:val="20"/>
                 <w:szCs w:val="20"/>
               </w:rPr>
-              <w:t>~</w:t>
-            </w:r>
-            <w:proofErr w:type="spellStart"/>
+              <w:t>::</w:t>
+            </w:r>
+            <w:proofErr w:type="gramEnd"/>
             <w:r>
               <w:rPr>
                 <w:rFonts w:ascii="HY헤드라인M" w:eastAsia="HY헤드라인M"/>
                 <w:sz w:val="20"/>
                 <w:szCs w:val="20"/>
               </w:rPr>
-              <w:t>GameNetwork</w:t>
-            </w:r>
-            <w:proofErr w:type="spellEnd"/>
+              <w:t>~</w:t>
+            </w:r>
+            <w:proofErr w:type="spellStart"/>
+            <w:proofErr w:type="gramStart"/>
             <w:r>
               <w:rPr>
                 <w:rFonts w:ascii="HY헤드라인M" w:eastAsia="HY헤드라인M"/>
                 <w:sz w:val="20"/>
                 <w:szCs w:val="20"/>
               </w:rPr>
-              <w:t>()</w:t>
-            </w:r>
-          </w:p>
-          <w:p>
-            <w:pPr>
+              <w:t>GameNetwork</w:t>
+            </w:r>
+            <w:proofErr w:type="spellEnd"/>
+            <w:r>
               <w:rPr>
                 <w:rFonts w:ascii="HY헤드라인M" w:eastAsia="HY헤드라인M"/>
                 <w:sz w:val="20"/>
                 <w:szCs w:val="20"/>
               </w:rPr>
-            </w:pPr>
-            <w:proofErr w:type="spellStart"/>
-            <w:proofErr w:type="gramStart"/>
+              <w:t>(</w:t>
+            </w:r>
+            <w:proofErr w:type="gramEnd"/>
             <w:r>
               <w:rPr>
                 <w:rFonts w:ascii="HY헤드라인M" w:eastAsia="HY헤드라인M"/>
                 <w:sz w:val="20"/>
                 <w:szCs w:val="20"/>
               </w:rPr>
-              <w:t>GameNetwork</w:t>
-            </w:r>
-            <w:proofErr w:type="spellEnd"/>
-            <w:r>
+              <w:t>)</w:t>
+            </w:r>
+          </w:p>
+          <w:p>
+            <w:pPr>
               <w:rPr>
                 <w:rFonts w:ascii="HY헤드라인M" w:eastAsia="HY헤드라인M"/>
                 <w:sz w:val="20"/>
                 <w:szCs w:val="20"/>
               </w:rPr>
-              <w:t>::</w:t>
-            </w:r>
-            <w:proofErr w:type="gramEnd"/>
+            </w:pPr>
+            <w:proofErr w:type="spellStart"/>
+            <w:proofErr w:type="gramStart"/>
             <w:r>
               <w:rPr>
                 <w:rFonts w:ascii="HY헤드라인M" w:eastAsia="HY헤드라인M"/>
                 <w:sz w:val="20"/>
                 <w:szCs w:val="20"/>
               </w:rPr>
-              <w:t>Update()</w:t>
-            </w:r>
-          </w:p>
-          <w:p>
-            <w:pPr>
+              <w:t>GameNetwork</w:t>
+            </w:r>
+            <w:proofErr w:type="spellEnd"/>
+            <w:r>
               <w:rPr>
                 <w:rFonts w:ascii="HY헤드라인M" w:eastAsia="HY헤드라인M"/>
                 <w:sz w:val="20"/>
                 <w:szCs w:val="20"/>
               </w:rPr>
-            </w:pPr>
-            <w:proofErr w:type="spellStart"/>
-            <w:proofErr w:type="gramStart"/>
+              <w:t>::Update(</w:t>
+            </w:r>
+            <w:proofErr w:type="gramEnd"/>
             <w:r>
               <w:rPr>
                 <w:rFonts w:ascii="HY헤드라인M" w:eastAsia="HY헤드라인M"/>
                 <w:sz w:val="20"/>
                 <w:szCs w:val="20"/>
               </w:rPr>
-              <w:t>GameNetwork</w:t>
-            </w:r>
-            <w:proofErr w:type="spellEnd"/>
-            <w:r>
+              <w:t>)</w:t>
+            </w:r>
+          </w:p>
+          <w:p>
+            <w:pPr>
               <w:rPr>
                 <w:rFonts w:ascii="HY헤드라인M" w:eastAsia="HY헤드라인M"/>
                 <w:sz w:val="20"/>
                 <w:szCs w:val="20"/>
               </w:rPr>
-              <w:t>::</w:t>
-            </w:r>
+            </w:pPr>
             <w:proofErr w:type="spellStart"/>
-            <w:proofErr w:type="gramEnd"/>
+            <w:proofErr w:type="gramStart"/>
             <w:r>
               <w:rPr>
                 <w:rFonts w:ascii="HY헤드라인M" w:eastAsia="HY헤드라인M"/>
                 <w:sz w:val="20"/>
                 <w:szCs w:val="20"/>
               </w:rPr>
-              <w:t>ProcessSend</w:t>
+              <w:t>GameNetwork</w:t>
             </w:r>
             <w:proofErr w:type="spellEnd"/>
             <w:r>
@@ -35159,44 +34839,70 @@
                 <w:sz w:val="20"/>
                 <w:szCs w:val="20"/>
               </w:rPr>
-              <w:t>()</w:t>
-            </w:r>
-          </w:p>
-          <w:p>
-            <w:pPr>
+              <w:t>::</w:t>
+            </w:r>
+            <w:proofErr w:type="spellStart"/>
+            <w:r>
               <w:rPr>
                 <w:rFonts w:ascii="HY헤드라인M" w:eastAsia="HY헤드라인M"/>
                 <w:sz w:val="20"/>
                 <w:szCs w:val="20"/>
               </w:rPr>
-            </w:pPr>
-            <w:proofErr w:type="spellStart"/>
-            <w:proofErr w:type="gramStart"/>
+              <w:t>ProcessSend</w:t>
+            </w:r>
+            <w:proofErr w:type="spellEnd"/>
             <w:r>
               <w:rPr>
                 <w:rFonts w:ascii="HY헤드라인M" w:eastAsia="HY헤드라인M"/>
                 <w:sz w:val="20"/>
                 <w:szCs w:val="20"/>
               </w:rPr>
-              <w:t>GameNetwork</w:t>
-            </w:r>
-            <w:proofErr w:type="spellEnd"/>
+              <w:t>(</w:t>
+            </w:r>
+            <w:proofErr w:type="gramEnd"/>
             <w:r>
               <w:rPr>
                 <w:rFonts w:ascii="HY헤드라인M" w:eastAsia="HY헤드라인M"/>
                 <w:sz w:val="20"/>
                 <w:szCs w:val="20"/>
               </w:rPr>
-              <w:t>::</w:t>
-            </w:r>
-            <w:proofErr w:type="spellStart"/>
-            <w:proofErr w:type="gramEnd"/>
-            <w:r>
+              <w:t>)</w:t>
+            </w:r>
+          </w:p>
+          <w:p>
+            <w:pPr>
               <w:rPr>
                 <w:rFonts w:ascii="HY헤드라인M" w:eastAsia="HY헤드라인M"/>
                 <w:sz w:val="20"/>
                 <w:szCs w:val="20"/>
               </w:rPr>
+            </w:pPr>
+            <w:proofErr w:type="spellStart"/>
+            <w:proofErr w:type="gramStart"/>
+            <w:r>
+              <w:rPr>
+                <w:rFonts w:ascii="HY헤드라인M" w:eastAsia="HY헤드라인M"/>
+                <w:sz w:val="20"/>
+                <w:szCs w:val="20"/>
+              </w:rPr>
+              <w:t>GameNetwork</w:t>
+            </w:r>
+            <w:proofErr w:type="spellEnd"/>
+            <w:r>
+              <w:rPr>
+                <w:rFonts w:ascii="HY헤드라인M" w:eastAsia="HY헤드라인M"/>
+                <w:sz w:val="20"/>
+                <w:szCs w:val="20"/>
+              </w:rPr>
+              <w:t>::</w:t>
+            </w:r>
+            <w:proofErr w:type="spellStart"/>
+            <w:r>
+              <w:rPr>
+                <w:rFonts w:ascii="HY헤드라인M" w:eastAsia="HY헤드라인M"/>
+                <w:sz w:val="20"/>
+                <w:szCs w:val="20"/>
+              </w:rPr>
               <w:t>ProcessRecv</w:t>
             </w:r>
             <w:proofErr w:type="spellEnd"/>
@@ -35206,7 +34912,16 @@
                 <w:sz w:val="20"/>
                 <w:szCs w:val="20"/>
               </w:rPr>
-              <w:t>()</w:t>
+              <w:t>(</w:t>
+            </w:r>
+            <w:proofErr w:type="gramEnd"/>
+            <w:r>
+              <w:rPr>
+                <w:rFonts w:ascii="HY헤드라인M" w:eastAsia="HY헤드라인M" w:hint="eastAsia"/>
+                <w:sz w:val="20"/>
+                <w:szCs w:val="20"/>
+              </w:rPr>
+              <w:t>)</w:t>
             </w:r>
           </w:p>
           <w:p>
@@ -35245,7 +34960,6 @@
               <w:t>::</w:t>
             </w:r>
             <w:proofErr w:type="spellStart"/>
-            <w:proofErr w:type="gramEnd"/>
             <w:r>
               <w:rPr>
                 <w:rFonts w:ascii="HY헤드라인M" w:eastAsia="HY헤드라인M"/>
@@ -35261,7 +34975,16 @@
                 <w:sz w:val="20"/>
                 <w:szCs w:val="20"/>
               </w:rPr>
-              <w:t>()</w:t>
+              <w:t>(</w:t>
+            </w:r>
+            <w:proofErr w:type="gramEnd"/>
+            <w:r>
+              <w:rPr>
+                <w:rFonts w:ascii="HY헤드라인M" w:eastAsia="HY헤드라인M"/>
+                <w:sz w:val="20"/>
+                <w:szCs w:val="20"/>
+              </w:rPr>
+              <w:t>)</w:t>
             </w:r>
           </w:p>
         </w:tc>
@@ -35348,7 +35071,6 @@
               <w:t>Monster::</w:t>
             </w:r>
             <w:proofErr w:type="spellStart"/>
-            <w:proofErr w:type="gramEnd"/>
             <w:r>
               <w:rPr>
                 <w:rFonts w:ascii="HY헤드라인M" w:eastAsia="HY헤드라인M" w:hint="eastAsia"/>
@@ -35366,7 +35088,17 @@
                 <w:szCs w:val="20"/>
                 <w:u w:val="single"/>
               </w:rPr>
-              <w:t>()</w:t>
+              <w:t>(</w:t>
+            </w:r>
+            <w:proofErr w:type="gramEnd"/>
+            <w:r>
+              <w:rPr>
+                <w:rFonts w:ascii="HY헤드라인M" w:eastAsia="HY헤드라인M" w:hint="eastAsia"/>
+                <w:sz w:val="20"/>
+                <w:szCs w:val="20"/>
+                <w:u w:val="single"/>
+              </w:rPr>
+              <w:t>)</w:t>
             </w:r>
           </w:p>
           <w:p>
@@ -35397,7 +35129,6 @@
               <w:t>::</w:t>
             </w:r>
             <w:proofErr w:type="spellStart"/>
-            <w:proofErr w:type="gramEnd"/>
             <w:r>
               <w:rPr>
                 <w:rFonts w:ascii="HY헤드라인M" w:eastAsia="HY헤드라인M" w:hint="eastAsia"/>
@@ -35413,34 +35144,43 @@
                 <w:sz w:val="20"/>
                 <w:szCs w:val="20"/>
               </w:rPr>
-              <w:t>()</w:t>
-            </w:r>
-          </w:p>
-          <w:p>
-            <w:pPr>
+              <w:t>(</w:t>
+            </w:r>
+            <w:proofErr w:type="gramEnd"/>
+            <w:r>
               <w:rPr>
                 <w:rFonts w:ascii="HY헤드라인M" w:eastAsia="HY헤드라인M"/>
                 <w:sz w:val="20"/>
                 <w:szCs w:val="20"/>
               </w:rPr>
-            </w:pPr>
-            <w:proofErr w:type="spellStart"/>
-            <w:proofErr w:type="gramStart"/>
-            <w:r>
+              <w:t>)</w:t>
+            </w:r>
+          </w:p>
+          <w:p>
+            <w:pPr>
               <w:rPr>
                 <w:rFonts w:ascii="HY헤드라인M" w:eastAsia="HY헤드라인M"/>
                 <w:sz w:val="20"/>
                 <w:szCs w:val="20"/>
               </w:rPr>
-              <w:t>NormalMonter</w:t>
-            </w:r>
-            <w:proofErr w:type="spellEnd"/>
+            </w:pPr>
+            <w:proofErr w:type="spellStart"/>
+            <w:proofErr w:type="gramStart"/>
             <w:r>
               <w:rPr>
                 <w:rFonts w:ascii="HY헤드라인M" w:eastAsia="HY헤드라인M"/>
                 <w:sz w:val="20"/>
                 <w:szCs w:val="20"/>
               </w:rPr>
+              <w:t>NormalMonter</w:t>
+            </w:r>
+            <w:proofErr w:type="spellEnd"/>
+            <w:r>
+              <w:rPr>
+                <w:rFonts w:ascii="HY헤드라인M" w:eastAsia="HY헤드라인M"/>
+                <w:sz w:val="20"/>
+                <w:szCs w:val="20"/>
+              </w:rPr>
               <w:t>::</w:t>
             </w:r>
             <w:proofErr w:type="gramEnd"/>
@@ -35453,6 +35193,7 @@
               <w:t xml:space="preserve"> </w:t>
             </w:r>
             <w:proofErr w:type="spellStart"/>
+            <w:proofErr w:type="gramStart"/>
             <w:r>
               <w:rPr>
                 <w:rFonts w:ascii="HY헤드라인M" w:eastAsia="HY헤드라인M" w:hint="eastAsia"/>
@@ -35468,34 +35209,43 @@
                 <w:sz w:val="20"/>
                 <w:szCs w:val="20"/>
               </w:rPr>
-              <w:t>()</w:t>
-            </w:r>
-          </w:p>
-          <w:p>
-            <w:pPr>
+              <w:t>(</w:t>
+            </w:r>
+            <w:proofErr w:type="gramEnd"/>
+            <w:r>
               <w:rPr>
                 <w:rFonts w:ascii="HY헤드라인M" w:eastAsia="HY헤드라인M"/>
                 <w:sz w:val="20"/>
                 <w:szCs w:val="20"/>
               </w:rPr>
-            </w:pPr>
-            <w:proofErr w:type="spellStart"/>
-            <w:proofErr w:type="gramStart"/>
-            <w:r>
+              <w:t>)</w:t>
+            </w:r>
+          </w:p>
+          <w:p>
+            <w:pPr>
               <w:rPr>
                 <w:rFonts w:ascii="HY헤드라인M" w:eastAsia="HY헤드라인M"/>
                 <w:sz w:val="20"/>
                 <w:szCs w:val="20"/>
               </w:rPr>
-              <w:t>ObstacleMonter</w:t>
-            </w:r>
-            <w:proofErr w:type="spellEnd"/>
+            </w:pPr>
+            <w:proofErr w:type="spellStart"/>
+            <w:proofErr w:type="gramStart"/>
             <w:r>
               <w:rPr>
                 <w:rFonts w:ascii="HY헤드라인M" w:eastAsia="HY헤드라인M"/>
                 <w:sz w:val="20"/>
                 <w:szCs w:val="20"/>
               </w:rPr>
+              <w:t>ObstacleMonter</w:t>
+            </w:r>
+            <w:proofErr w:type="spellEnd"/>
+            <w:r>
+              <w:rPr>
+                <w:rFonts w:ascii="HY헤드라인M" w:eastAsia="HY헤드라인M"/>
+                <w:sz w:val="20"/>
+                <w:szCs w:val="20"/>
+              </w:rPr>
               <w:t>::</w:t>
             </w:r>
             <w:proofErr w:type="gramEnd"/>
@@ -35508,6 +35258,7 @@
               <w:t xml:space="preserve"> </w:t>
             </w:r>
             <w:proofErr w:type="spellStart"/>
+            <w:proofErr w:type="gramStart"/>
             <w:r>
               <w:rPr>
                 <w:rFonts w:ascii="HY헤드라인M" w:eastAsia="HY헤드라인M" w:hint="eastAsia"/>
@@ -35523,34 +35274,43 @@
                 <w:sz w:val="20"/>
                 <w:szCs w:val="20"/>
               </w:rPr>
-              <w:t>()</w:t>
-            </w:r>
-          </w:p>
-          <w:p>
-            <w:pPr>
+              <w:t>(</w:t>
+            </w:r>
+            <w:proofErr w:type="gramEnd"/>
+            <w:r>
               <w:rPr>
                 <w:rFonts w:ascii="HY헤드라인M" w:eastAsia="HY헤드라인M"/>
                 <w:sz w:val="20"/>
                 <w:szCs w:val="20"/>
               </w:rPr>
-            </w:pPr>
-            <w:proofErr w:type="spellStart"/>
-            <w:proofErr w:type="gramStart"/>
-            <w:r>
+              <w:t>)</w:t>
+            </w:r>
+          </w:p>
+          <w:p>
+            <w:pPr>
               <w:rPr>
                 <w:rFonts w:ascii="HY헤드라인M" w:eastAsia="HY헤드라인M"/>
                 <w:sz w:val="20"/>
                 <w:szCs w:val="20"/>
               </w:rPr>
-              <w:t>RespawnMonter</w:t>
-            </w:r>
-            <w:proofErr w:type="spellEnd"/>
+            </w:pPr>
+            <w:proofErr w:type="spellStart"/>
+            <w:proofErr w:type="gramStart"/>
             <w:r>
               <w:rPr>
                 <w:rFonts w:ascii="HY헤드라인M" w:eastAsia="HY헤드라인M"/>
                 <w:sz w:val="20"/>
                 <w:szCs w:val="20"/>
               </w:rPr>
+              <w:t>RespawnMonter</w:t>
+            </w:r>
+            <w:proofErr w:type="spellEnd"/>
+            <w:r>
+              <w:rPr>
+                <w:rFonts w:ascii="HY헤드라인M" w:eastAsia="HY헤드라인M"/>
+                <w:sz w:val="20"/>
+                <w:szCs w:val="20"/>
+              </w:rPr>
               <w:t>::</w:t>
             </w:r>
             <w:proofErr w:type="gramEnd"/>
@@ -35563,6 +35323,7 @@
               <w:t xml:space="preserve"> </w:t>
             </w:r>
             <w:proofErr w:type="spellStart"/>
+            <w:proofErr w:type="gramStart"/>
             <w:r>
               <w:rPr>
                 <w:rFonts w:ascii="HY헤드라인M" w:eastAsia="HY헤드라인M" w:hint="eastAsia"/>
@@ -35578,34 +35339,43 @@
                 <w:sz w:val="20"/>
                 <w:szCs w:val="20"/>
               </w:rPr>
-              <w:t>()</w:t>
-            </w:r>
-          </w:p>
-          <w:p>
-            <w:pPr>
+              <w:t>(</w:t>
+            </w:r>
+            <w:proofErr w:type="gramEnd"/>
+            <w:r>
               <w:rPr>
                 <w:rFonts w:ascii="HY헤드라인M" w:eastAsia="HY헤드라인M"/>
                 <w:sz w:val="20"/>
                 <w:szCs w:val="20"/>
               </w:rPr>
-            </w:pPr>
-            <w:proofErr w:type="spellStart"/>
-            <w:proofErr w:type="gramStart"/>
-            <w:r>
+              <w:t>)</w:t>
+            </w:r>
+          </w:p>
+          <w:p>
+            <w:pPr>
               <w:rPr>
                 <w:rFonts w:ascii="HY헤드라인M" w:eastAsia="HY헤드라인M"/>
                 <w:sz w:val="20"/>
                 <w:szCs w:val="20"/>
               </w:rPr>
-              <w:t>BomberMonter</w:t>
-            </w:r>
-            <w:proofErr w:type="spellEnd"/>
+            </w:pPr>
+            <w:proofErr w:type="spellStart"/>
+            <w:proofErr w:type="gramStart"/>
             <w:r>
               <w:rPr>
                 <w:rFonts w:ascii="HY헤드라인M" w:eastAsia="HY헤드라인M"/>
                 <w:sz w:val="20"/>
                 <w:szCs w:val="20"/>
               </w:rPr>
+              <w:t>BomberMonter</w:t>
+            </w:r>
+            <w:proofErr w:type="spellEnd"/>
+            <w:r>
+              <w:rPr>
+                <w:rFonts w:ascii="HY헤드라인M" w:eastAsia="HY헤드라인M"/>
+                <w:sz w:val="20"/>
+                <w:szCs w:val="20"/>
+              </w:rPr>
               <w:t>::</w:t>
             </w:r>
             <w:proofErr w:type="gramEnd"/>
@@ -35618,6 +35388,7 @@
               <w:t xml:space="preserve"> </w:t>
             </w:r>
             <w:proofErr w:type="spellStart"/>
+            <w:proofErr w:type="gramStart"/>
             <w:r>
               <w:rPr>
                 <w:rFonts w:ascii="HY헤드라인M" w:eastAsia="HY헤드라인M" w:hint="eastAsia"/>
@@ -35633,7 +35404,16 @@
                 <w:sz w:val="20"/>
                 <w:szCs w:val="20"/>
               </w:rPr>
-              <w:t>()</w:t>
+              <w:t>(</w:t>
+            </w:r>
+            <w:proofErr w:type="gramEnd"/>
+            <w:r>
+              <w:rPr>
+                <w:rFonts w:ascii="HY헤드라인M" w:eastAsia="HY헤드라인M"/>
+                <w:sz w:val="20"/>
+                <w:szCs w:val="20"/>
+              </w:rPr>
+              <w:t>)</w:t>
             </w:r>
           </w:p>
           <w:p>
@@ -36257,7 +36037,6 @@
               <w:t>::</w:t>
             </w:r>
             <w:proofErr w:type="spellStart"/>
-            <w:proofErr w:type="gramEnd"/>
             <w:r>
               <w:rPr>
                 <w:rFonts w:ascii="HY헤드라인M" w:eastAsia="HY헤드라인M"/>
@@ -36276,6 +36055,7 @@
               <w:t>(</w:t>
             </w:r>
             <w:proofErr w:type="spellStart"/>
+            <w:proofErr w:type="gramEnd"/>
             <w:r>
               <w:rPr>
                 <w:rFonts w:ascii="HY헤드라인M" w:eastAsia="HY헤드라인M"/>
@@ -36294,6 +36074,7 @@
               <w:t xml:space="preserve">* object); </w:t>
             </w:r>
             <w:proofErr w:type="spellStart"/>
+            <w:proofErr w:type="gramStart"/>
             <w:r>
               <w:rPr>
                 <w:rFonts w:ascii="HY헤드라인M" w:eastAsia="HY헤드라인M"/>
@@ -36309,107 +36090,111 @@
                 <w:sz w:val="20"/>
                 <w:szCs w:val="20"/>
               </w:rPr>
-              <w:t>::~</w:t>
-            </w:r>
-            <w:proofErr w:type="spellStart"/>
+              <w:t>::</w:t>
+            </w:r>
+            <w:proofErr w:type="gramEnd"/>
             <w:r>
               <w:rPr>
                 <w:rFonts w:ascii="HY헤드라인M" w:eastAsia="HY헤드라인M"/>
                 <w:sz w:val="20"/>
                 <w:szCs w:val="20"/>
               </w:rPr>
-              <w:t>StateMachine</w:t>
-            </w:r>
-            <w:proofErr w:type="spellEnd"/>
+              <w:t>~</w:t>
+            </w:r>
+            <w:proofErr w:type="spellStart"/>
+            <w:proofErr w:type="gramStart"/>
             <w:r>
               <w:rPr>
                 <w:rFonts w:ascii="HY헤드라인M" w:eastAsia="HY헤드라인M"/>
                 <w:sz w:val="20"/>
                 <w:szCs w:val="20"/>
               </w:rPr>
-              <w:t>();</w:t>
-            </w:r>
-          </w:p>
-          <w:p>
-            <w:pPr>
+              <w:t>StateMachine</w:t>
+            </w:r>
+            <w:proofErr w:type="spellEnd"/>
+            <w:r>
               <w:rPr>
                 <w:rFonts w:ascii="HY헤드라인M" w:eastAsia="HY헤드라인M"/>
                 <w:sz w:val="20"/>
                 <w:szCs w:val="20"/>
               </w:rPr>
-            </w:pPr>
-            <w:proofErr w:type="spellStart"/>
-            <w:proofErr w:type="gramStart"/>
-            <w:r>
+              <w:t>();</w:t>
+            </w:r>
+            <w:proofErr w:type="gramEnd"/>
+          </w:p>
+          <w:p>
+            <w:pPr>
               <w:rPr>
                 <w:rFonts w:ascii="HY헤드라인M" w:eastAsia="HY헤드라인M"/>
                 <w:sz w:val="20"/>
                 <w:szCs w:val="20"/>
               </w:rPr>
-              <w:t>StateMachine</w:t>
-            </w:r>
-            <w:proofErr w:type="spellEnd"/>
+            </w:pPr>
+            <w:proofErr w:type="spellStart"/>
+            <w:proofErr w:type="gramStart"/>
             <w:r>
               <w:rPr>
                 <w:rFonts w:ascii="HY헤드라인M" w:eastAsia="HY헤드라인M"/>
                 <w:sz w:val="20"/>
                 <w:szCs w:val="20"/>
               </w:rPr>
-              <w:t>::</w:t>
-            </w:r>
-            <w:proofErr w:type="gramEnd"/>
+              <w:t>StateMachine</w:t>
+            </w:r>
+            <w:proofErr w:type="spellEnd"/>
             <w:r>
               <w:rPr>
                 <w:rFonts w:ascii="HY헤드라인M" w:eastAsia="HY헤드라인M"/>
                 <w:sz w:val="20"/>
                 <w:szCs w:val="20"/>
               </w:rPr>
-              <w:t xml:space="preserve">Start(); </w:t>
-            </w:r>
-            <w:proofErr w:type="spellStart"/>
+              <w:t>::Start(</w:t>
+            </w:r>
+            <w:proofErr w:type="gramEnd"/>
             <w:r>
               <w:rPr>
                 <w:rFonts w:ascii="HY헤드라인M" w:eastAsia="HY헤드라인M"/>
                 <w:sz w:val="20"/>
                 <w:szCs w:val="20"/>
               </w:rPr>
-              <w:t>StateMachine</w:t>
-            </w:r>
-            <w:proofErr w:type="spellEnd"/>
+              <w:t xml:space="preserve">); </w:t>
+            </w:r>
+            <w:proofErr w:type="spellStart"/>
+            <w:proofErr w:type="gramStart"/>
             <w:r>
               <w:rPr>
                 <w:rFonts w:ascii="HY헤드라인M" w:eastAsia="HY헤드라인M"/>
                 <w:sz w:val="20"/>
                 <w:szCs w:val="20"/>
               </w:rPr>
-              <w:t xml:space="preserve">::Update(); </w:t>
-            </w:r>
-            <w:proofErr w:type="spellStart"/>
+              <w:t>StateMachine</w:t>
+            </w:r>
+            <w:proofErr w:type="spellEnd"/>
             <w:r>
               <w:rPr>
                 <w:rFonts w:ascii="HY헤드라인M" w:eastAsia="HY헤드라인M"/>
                 <w:sz w:val="20"/>
                 <w:szCs w:val="20"/>
               </w:rPr>
-              <w:t>StateMachine</w:t>
-            </w:r>
-            <w:proofErr w:type="spellEnd"/>
+              <w:t>::Update(</w:t>
+            </w:r>
+            <w:proofErr w:type="gramEnd"/>
             <w:r>
               <w:rPr>
                 <w:rFonts w:ascii="HY헤드라인M" w:eastAsia="HY헤드라인M"/>
                 <w:sz w:val="20"/>
                 <w:szCs w:val="20"/>
               </w:rPr>
-              <w:t>::</w:t>
+              <w:t xml:space="preserve">); </w:t>
             </w:r>
             <w:proofErr w:type="spellStart"/>
+            <w:proofErr w:type="gramStart"/>
             <w:r>
               <w:rPr>
                 <w:rFonts w:ascii="HY헤드라인M" w:eastAsia="HY헤드라인M"/>
                 <w:sz w:val="20"/>
                 <w:szCs w:val="20"/>
               </w:rPr>
-              <w:t>ChangeState</w:t>
+              <w:t>StateMachine</w:t>
             </w:r>
             <w:proofErr w:type="spellEnd"/>
             <w:r>
@@ -36418,101 +36203,101 @@
                 <w:sz w:val="20"/>
                 <w:szCs w:val="20"/>
               </w:rPr>
-              <w:t>(State* state);</w:t>
-            </w:r>
-          </w:p>
-          <w:p>
-            <w:pPr>
+              <w:t>::</w:t>
+            </w:r>
+            <w:proofErr w:type="spellStart"/>
+            <w:r>
               <w:rPr>
                 <w:rFonts w:ascii="HY헤드라인M" w:eastAsia="HY헤드라인M"/>
                 <w:sz w:val="20"/>
                 <w:szCs w:val="20"/>
               </w:rPr>
-            </w:pPr>
-          </w:p>
-          <w:p>
-            <w:pPr>
+              <w:t>ChangeState</w:t>
+            </w:r>
+            <w:proofErr w:type="spellEnd"/>
+            <w:r>
               <w:rPr>
                 <w:rFonts w:ascii="HY헤드라인M" w:eastAsia="HY헤드라인M"/>
                 <w:sz w:val="20"/>
                 <w:szCs w:val="20"/>
               </w:rPr>
-            </w:pPr>
-            <w:proofErr w:type="spellStart"/>
-            <w:proofErr w:type="gramStart"/>
+              <w:t>(</w:t>
+            </w:r>
+            <w:proofErr w:type="gramEnd"/>
             <w:r>
               <w:rPr>
                 <w:rFonts w:ascii="HY헤드라인M" w:eastAsia="HY헤드라인M"/>
                 <w:sz w:val="20"/>
                 <w:szCs w:val="20"/>
               </w:rPr>
-              <w:t>GameObject</w:t>
-            </w:r>
-            <w:proofErr w:type="spellEnd"/>
+              <w:t>State* state</w:t>
+            </w:r>
+            <w:proofErr w:type="gramStart"/>
             <w:r>
               <w:rPr>
                 <w:rFonts w:ascii="HY헤드라인M" w:eastAsia="HY헤드라인M"/>
                 <w:sz w:val="20"/>
                 <w:szCs w:val="20"/>
               </w:rPr>
-              <w:t>::</w:t>
-            </w:r>
-            <w:proofErr w:type="spellStart"/>
+              <w:t>);</w:t>
+            </w:r>
             <w:proofErr w:type="gramEnd"/>
-            <w:r>
+          </w:p>
+          <w:p>
+            <w:pPr>
               <w:rPr>
                 <w:rFonts w:ascii="HY헤드라인M" w:eastAsia="HY헤드라인M"/>
                 <w:sz w:val="20"/>
                 <w:szCs w:val="20"/>
               </w:rPr>
-              <w:t>GameObject</w:t>
-            </w:r>
-            <w:proofErr w:type="spellEnd"/>
-            <w:r>
+            </w:pPr>
+          </w:p>
+          <w:p>
+            <w:pPr>
               <w:rPr>
                 <w:rFonts w:ascii="HY헤드라인M" w:eastAsia="HY헤드라인M"/>
                 <w:sz w:val="20"/>
                 <w:szCs w:val="20"/>
               </w:rPr>
-              <w:t>();</w:t>
-            </w:r>
-          </w:p>
-          <w:p>
-            <w:pPr>
+            </w:pPr>
+            <w:proofErr w:type="spellStart"/>
+            <w:proofErr w:type="gramStart"/>
+            <w:r>
               <w:rPr>
                 <w:rFonts w:ascii="HY헤드라인M" w:eastAsia="HY헤드라인M"/>
                 <w:sz w:val="20"/>
                 <w:szCs w:val="20"/>
               </w:rPr>
-            </w:pPr>
-            <w:proofErr w:type="spellStart"/>
-            <w:proofErr w:type="gramStart"/>
+              <w:t>GameObject</w:t>
+            </w:r>
+            <w:proofErr w:type="spellEnd"/>
             <w:r>
               <w:rPr>
                 <w:rFonts w:ascii="HY헤드라인M" w:eastAsia="HY헤드라인M"/>
                 <w:sz w:val="20"/>
                 <w:szCs w:val="20"/>
               </w:rPr>
-              <w:t>GameObject</w:t>
-            </w:r>
-            <w:proofErr w:type="spellEnd"/>
+              <w:t>::</w:t>
+            </w:r>
+            <w:proofErr w:type="spellStart"/>
             <w:r>
               <w:rPr>
                 <w:rFonts w:ascii="HY헤드라인M" w:eastAsia="HY헤드라인M"/>
                 <w:sz w:val="20"/>
                 <w:szCs w:val="20"/>
               </w:rPr>
-              <w:t>::</w:t>
-            </w:r>
-            <w:proofErr w:type="gramEnd"/>
+              <w:t>GameObject</w:t>
+            </w:r>
+            <w:proofErr w:type="spellEnd"/>
             <w:r>
               <w:rPr>
                 <w:rFonts w:ascii="HY헤드라인M" w:eastAsia="HY헤드라인M"/>
                 <w:sz w:val="20"/>
                 <w:szCs w:val="20"/>
               </w:rPr>
-              <w:t>Move();</w:t>
-            </w:r>
+              <w:t>();</w:t>
+            </w:r>
+            <w:proofErr w:type="gramEnd"/>
           </w:p>
           <w:p>
             <w:pPr>
@@ -36539,10 +36324,38 @@
                 <w:sz w:val="20"/>
                 <w:szCs w:val="20"/>
               </w:rPr>
+              <w:t>::Move();</w:t>
+            </w:r>
+            <w:proofErr w:type="gramEnd"/>
+          </w:p>
+          <w:p>
+            <w:pPr>
+              <w:rPr>
+                <w:rFonts w:ascii="HY헤드라인M" w:eastAsia="HY헤드라인M"/>
+                <w:sz w:val="20"/>
+                <w:szCs w:val="20"/>
+              </w:rPr>
+            </w:pPr>
+            <w:proofErr w:type="spellStart"/>
+            <w:proofErr w:type="gramStart"/>
+            <w:r>
+              <w:rPr>
+                <w:rFonts w:ascii="HY헤드라인M" w:eastAsia="HY헤드라인M"/>
+                <w:sz w:val="20"/>
+                <w:szCs w:val="20"/>
+              </w:rPr>
+              <w:t>GameObject</w:t>
+            </w:r>
+            <w:proofErr w:type="spellEnd"/>
+            <w:r>
+              <w:rPr>
+                <w:rFonts w:ascii="HY헤드라인M" w:eastAsia="HY헤드라인M"/>
+                <w:sz w:val="20"/>
+                <w:szCs w:val="20"/>
+              </w:rPr>
               <w:t>::</w:t>
             </w:r>
             <w:proofErr w:type="spellStart"/>
-            <w:proofErr w:type="gramEnd"/>
             <w:r>
               <w:rPr>
                 <w:rFonts w:ascii="HY헤드라인M" w:eastAsia="HY헤드라인M" w:hint="eastAsia"/>
@@ -36560,6 +36373,7 @@
               </w:rPr>
               <w:t>();</w:t>
             </w:r>
+            <w:proofErr w:type="gramEnd"/>
           </w:p>
           <w:p>
             <w:pPr>
@@ -36585,44 +36399,82 @@
                 <w:sz w:val="20"/>
                 <w:szCs w:val="20"/>
               </w:rPr>
-              <w:t>Player::</w:t>
+              <w:t>Player::Player();</w:t>
             </w:r>
             <w:proofErr w:type="gramEnd"/>
-            <w:r>
+          </w:p>
+          <w:p>
+            <w:pPr>
               <w:rPr>
                 <w:rFonts w:ascii="HY헤드라인M" w:eastAsia="HY헤드라인M"/>
                 <w:sz w:val="20"/>
                 <w:szCs w:val="20"/>
               </w:rPr>
-              <w:t>Player();</w:t>
-            </w:r>
-          </w:p>
-          <w:p>
-            <w:pPr>
+            </w:pPr>
+            <w:proofErr w:type="gramStart"/>
+            <w:r>
               <w:rPr>
                 <w:rFonts w:ascii="HY헤드라인M" w:eastAsia="HY헤드라인M"/>
                 <w:sz w:val="20"/>
                 <w:szCs w:val="20"/>
               </w:rPr>
-            </w:pPr>
-            <w:proofErr w:type="gramStart"/>
-            <w:r>
+              <w:lastRenderedPageBreak/>
+              <w:t>Player::Update();</w:t>
+            </w:r>
+            <w:proofErr w:type="gramEnd"/>
+          </w:p>
+          <w:p>
+            <w:pPr>
               <w:rPr>
                 <w:rFonts w:ascii="HY헤드라인M" w:eastAsia="HY헤드라인M"/>
                 <w:sz w:val="20"/>
                 <w:szCs w:val="20"/>
               </w:rPr>
-              <w:lastRenderedPageBreak/>
-              <w:t>Player::</w:t>
-            </w:r>
-            <w:proofErr w:type="gramEnd"/>
-            <w:r>
+            </w:pPr>
+          </w:p>
+          <w:p>
+            <w:pPr>
               <w:rPr>
                 <w:rFonts w:ascii="HY헤드라인M" w:eastAsia="HY헤드라인M"/>
                 <w:sz w:val="20"/>
                 <w:szCs w:val="20"/>
               </w:rPr>
-              <w:t>Update();</w:t>
+            </w:pPr>
+            <w:r>
+              <w:rPr>
+                <w:rFonts w:ascii="HY헤드라인M" w:eastAsia="HY헤드라인M" w:hint="eastAsia"/>
+                <w:sz w:val="20"/>
+                <w:szCs w:val="20"/>
+              </w:rPr>
+              <w:t xml:space="preserve">DWORD WINAPI </w:t>
+            </w:r>
+            <w:proofErr w:type="spellStart"/>
+            <w:proofErr w:type="gramStart"/>
+            <w:r>
+              <w:rPr>
+                <w:rFonts w:ascii="HY헤드라인M" w:eastAsia="HY헤드라인M" w:hint="eastAsia"/>
+                <w:sz w:val="20"/>
+                <w:szCs w:val="20"/>
+              </w:rPr>
+              <w:t>ProcessGameData</w:t>
+            </w:r>
+            <w:proofErr w:type="spellEnd"/>
+            <w:r>
+              <w:rPr>
+                <w:rFonts w:ascii="HY헤드라인M" w:eastAsia="HY헤드라인M" w:hint="eastAsia"/>
+                <w:sz w:val="20"/>
+                <w:szCs w:val="20"/>
+              </w:rPr>
+              <w:t>(</w:t>
+            </w:r>
+            <w:proofErr w:type="gramEnd"/>
+            <w:r>
+              <w:rPr>
+                <w:rFonts w:ascii="HY헤드라인M" w:eastAsia="HY헤드라인M" w:hint="eastAsia"/>
+                <w:sz w:val="20"/>
+                <w:szCs w:val="20"/>
+              </w:rPr>
+              <w:t>)</w:t>
             </w:r>
           </w:p>
           <w:p>
@@ -36642,77 +36494,23 @@
                 <w:szCs w:val="20"/>
               </w:rPr>
             </w:pPr>
-            <w:r>
-              <w:rPr>
-                <w:rFonts w:ascii="HY헤드라인M" w:eastAsia="HY헤드라인M" w:hint="eastAsia"/>
-                <w:sz w:val="20"/>
-                <w:szCs w:val="20"/>
-              </w:rPr>
-              <w:t xml:space="preserve">DWORD WINAPI </w:t>
-            </w:r>
-            <w:proofErr w:type="spellStart"/>
             <w:proofErr w:type="gramStart"/>
             <w:r>
-              <w:rPr>
-                <w:rFonts w:ascii="HY헤드라인M" w:eastAsia="HY헤드라인M" w:hint="eastAsia"/>
-                <w:sz w:val="20"/>
-                <w:szCs w:val="20"/>
-              </w:rPr>
-              <w:t>ProcessGameData</w:t>
-            </w:r>
-            <w:proofErr w:type="spellEnd"/>
-            <w:r>
-              <w:rPr>
-                <w:rFonts w:ascii="HY헤드라인M" w:eastAsia="HY헤드라인M" w:hint="eastAsia"/>
-                <w:sz w:val="20"/>
-                <w:szCs w:val="20"/>
-              </w:rPr>
-              <w:t>(</w:t>
-            </w:r>
-            <w:proofErr w:type="gramEnd"/>
-            <w:r>
-              <w:rPr>
-                <w:rFonts w:ascii="HY헤드라인M" w:eastAsia="HY헤드라인M" w:hint="eastAsia"/>
-                <w:sz w:val="20"/>
-                <w:szCs w:val="20"/>
-              </w:rPr>
-              <w:t>)</w:t>
-            </w:r>
-          </w:p>
-          <w:p>
-            <w:pPr>
               <w:rPr>
                 <w:rFonts w:ascii="HY헤드라인M" w:eastAsia="HY헤드라인M"/>
                 <w:sz w:val="20"/>
                 <w:szCs w:val="20"/>
               </w:rPr>
-            </w:pPr>
-          </w:p>
-          <w:p>
-            <w:pPr>
+              <w:t>Item::Item(</w:t>
+            </w:r>
+            <w:proofErr w:type="gramEnd"/>
+            <w:r>
               <w:rPr>
                 <w:rFonts w:ascii="HY헤드라인M" w:eastAsia="HY헤드라인M"/>
                 <w:sz w:val="20"/>
                 <w:szCs w:val="20"/>
               </w:rPr>
-            </w:pPr>
-            <w:proofErr w:type="gramStart"/>
-            <w:r>
-              <w:rPr>
-                <w:rFonts w:ascii="HY헤드라인M" w:eastAsia="HY헤드라인M"/>
-                <w:sz w:val="20"/>
-                <w:szCs w:val="20"/>
-              </w:rPr>
-              <w:t>Item::</w:t>
-            </w:r>
-            <w:proofErr w:type="gramEnd"/>
-            <w:r>
-              <w:rPr>
-                <w:rFonts w:ascii="HY헤드라인M" w:eastAsia="HY헤드라인M"/>
-                <w:sz w:val="20"/>
-                <w:szCs w:val="20"/>
-              </w:rPr>
-              <w:t>Item(ItemType)</w:t>
+              <w:t>ItemType)</w:t>
             </w:r>
           </w:p>
           <w:p>
@@ -36731,18 +36529,9 @@
                 <w:sz w:val="20"/>
                 <w:szCs w:val="20"/>
               </w:rPr>
-              <w:t>Item::</w:t>
+              <w:t>Item::Update();</w:t>
             </w:r>
             <w:proofErr w:type="gramEnd"/>
-            <w:r>
-              <w:rPr>
-                <w:rFonts w:ascii="HY헤드라인M" w:eastAsia="HY헤드라인M"/>
-                <w:strike/>
-                <w:sz w:val="20"/>
-                <w:szCs w:val="20"/>
-              </w:rPr>
-              <w:t>Update();</w:t>
-            </w:r>
           </w:p>
           <w:p>
             <w:pPr>
@@ -36764,7 +36553,6 @@
               <w:t>Item::</w:t>
             </w:r>
             <w:proofErr w:type="spellStart"/>
-            <w:proofErr w:type="gramEnd"/>
             <w:r>
               <w:rPr>
                 <w:rFonts w:ascii="HY헤드라인M" w:eastAsia="HY헤드라인M"/>
@@ -36784,6 +36572,7 @@
               </w:rPr>
               <w:t>();</w:t>
             </w:r>
+            <w:proofErr w:type="gramEnd"/>
           </w:p>
           <w:p>
             <w:pPr>
@@ -36802,18 +36591,9 @@
                 <w:sz w:val="20"/>
                 <w:szCs w:val="20"/>
               </w:rPr>
-              <w:t>Item::</w:t>
+              <w:t>Item::Expired();</w:t>
             </w:r>
             <w:proofErr w:type="gramEnd"/>
-            <w:r>
-              <w:rPr>
-                <w:rFonts w:ascii="HY헤드라인M" w:eastAsia="HY헤드라인M"/>
-                <w:color w:val="0070C0"/>
-                <w:sz w:val="20"/>
-                <w:szCs w:val="20"/>
-              </w:rPr>
-              <w:t>Expired();</w:t>
-            </w:r>
           </w:p>
           <w:p>
             <w:pPr>
@@ -36830,7 +36610,7 @@
                 <w:sz w:val="20"/>
                 <w:szCs w:val="20"/>
               </w:rPr>
-              <w:t>Bomb::</w:t>
+              <w:t>Bomb::Update(</w:t>
             </w:r>
             <w:proofErr w:type="gramEnd"/>
             <w:r>
@@ -36839,7 +36619,7 @@
                 <w:sz w:val="20"/>
                 <w:szCs w:val="20"/>
               </w:rPr>
-              <w:t>Update()</w:t>
+              <w:t>)</w:t>
             </w:r>
           </w:p>
           <w:p>
@@ -36857,7 +36637,7 @@
                 <w:sz w:val="20"/>
                 <w:szCs w:val="20"/>
               </w:rPr>
-              <w:t>Projectile::</w:t>
+              <w:t>Projectile::Update(</w:t>
             </w:r>
             <w:proofErr w:type="gramEnd"/>
             <w:r>
@@ -36866,7 +36646,7 @@
                 <w:sz w:val="20"/>
                 <w:szCs w:val="20"/>
               </w:rPr>
-              <w:t>Update()</w:t>
+              <w:t>)</w:t>
             </w:r>
           </w:p>
           <w:p>
@@ -36884,7 +36664,7 @@
                 <w:sz w:val="20"/>
                 <w:szCs w:val="20"/>
               </w:rPr>
-              <w:t>Projectile::</w:t>
+              <w:t>Projectile::Move(</w:t>
             </w:r>
             <w:proofErr w:type="gramEnd"/>
             <w:r>
@@ -36893,7 +36673,7 @@
                 <w:sz w:val="20"/>
                 <w:szCs w:val="20"/>
               </w:rPr>
-              <w:t>Move()</w:t>
+              <w:t>)</w:t>
             </w:r>
           </w:p>
           <w:p>
@@ -37038,19 +36818,25 @@
               <w:t>::</w:t>
             </w:r>
             <w:proofErr w:type="spellStart"/>
+            <w:r>
+              <w:rPr>
+                <w:rFonts w:ascii="HY헤드라인M" w:eastAsia="HY헤드라인M" w:hint="eastAsia"/>
+              </w:rPr>
+              <w:t>ServerFramework</w:t>
+            </w:r>
+            <w:proofErr w:type="spellEnd"/>
+            <w:r>
+              <w:rPr>
+                <w:rFonts w:ascii="HY헤드라인M" w:eastAsia="HY헤드라인M" w:hint="eastAsia"/>
+              </w:rPr>
+              <w:t>(</w:t>
+            </w:r>
             <w:proofErr w:type="gramEnd"/>
             <w:r>
               <w:rPr>
                 <w:rFonts w:ascii="HY헤드라인M" w:eastAsia="HY헤드라인M" w:hint="eastAsia"/>
               </w:rPr>
-              <w:t>ServerFramework</w:t>
-            </w:r>
-            <w:proofErr w:type="spellEnd"/>
-            <w:r>
-              <w:rPr>
-                <w:rFonts w:ascii="HY헤드라인M" w:eastAsia="HY헤드라인M" w:hint="eastAsia"/>
-              </w:rPr>
-              <w:t xml:space="preserve">() </w:t>
+              <w:t xml:space="preserve">) </w:t>
             </w:r>
           </w:p>
           <w:p>
@@ -37085,6 +36871,7 @@
               <w:t>~</w:t>
             </w:r>
             <w:proofErr w:type="spellStart"/>
+            <w:proofErr w:type="gramStart"/>
             <w:r>
               <w:rPr>
                 <w:rFonts w:ascii="HY헤드라인M" w:eastAsia="HY헤드라인M" w:hint="eastAsia"/>
@@ -37096,7 +36883,14 @@
               <w:rPr>
                 <w:rFonts w:ascii="HY헤드라인M" w:eastAsia="HY헤드라인M" w:hint="eastAsia"/>
               </w:rPr>
-              <w:t xml:space="preserve">() </w:t>
+              <w:t>(</w:t>
+            </w:r>
+            <w:proofErr w:type="gramEnd"/>
+            <w:r>
+              <w:rPr>
+                <w:rFonts w:ascii="HY헤드라인M" w:eastAsia="HY헤드라인M" w:hint="eastAsia"/>
+              </w:rPr>
+              <w:t xml:space="preserve">) </w:t>
             </w:r>
           </w:p>
           <w:p>
@@ -37121,14 +36915,14 @@
               <w:rPr>
                 <w:rFonts w:ascii="HY헤드라인M" w:eastAsia="HY헤드라인M" w:hint="eastAsia"/>
               </w:rPr>
-              <w:t>::</w:t>
+              <w:t>::Update(</w:t>
             </w:r>
             <w:proofErr w:type="gramEnd"/>
             <w:r>
               <w:rPr>
                 <w:rFonts w:ascii="HY헤드라인M" w:eastAsia="HY헤드라인M" w:hint="eastAsia"/>
               </w:rPr>
-              <w:t xml:space="preserve">Update() </w:t>
+              <w:t xml:space="preserve">) </w:t>
             </w:r>
           </w:p>
           <w:p>
@@ -37156,19 +36950,25 @@
               <w:t>::</w:t>
             </w:r>
             <w:proofErr w:type="spellStart"/>
+            <w:r>
+              <w:rPr>
+                <w:rFonts w:ascii="HY헤드라인M" w:eastAsia="HY헤드라인M" w:hint="eastAsia"/>
+              </w:rPr>
+              <w:t>ProcessSend</w:t>
+            </w:r>
+            <w:proofErr w:type="spellEnd"/>
+            <w:r>
+              <w:rPr>
+                <w:rFonts w:ascii="HY헤드라인M" w:eastAsia="HY헤드라인M" w:hint="eastAsia"/>
+              </w:rPr>
+              <w:t>(</w:t>
+            </w:r>
             <w:proofErr w:type="gramEnd"/>
             <w:r>
               <w:rPr>
                 <w:rFonts w:ascii="HY헤드라인M" w:eastAsia="HY헤드라인M" w:hint="eastAsia"/>
               </w:rPr>
-              <w:t>ProcessSend</w:t>
-            </w:r>
-            <w:proofErr w:type="spellEnd"/>
-            <w:r>
-              <w:rPr>
-                <w:rFonts w:ascii="HY헤드라인M" w:eastAsia="HY헤드라인M" w:hint="eastAsia"/>
-              </w:rPr>
-              <w:t xml:space="preserve">() </w:t>
+              <w:t xml:space="preserve">) </w:t>
             </w:r>
           </w:p>
           <w:p>
@@ -37196,19 +36996,25 @@
               <w:t>::</w:t>
             </w:r>
             <w:proofErr w:type="spellStart"/>
+            <w:r>
+              <w:rPr>
+                <w:rFonts w:ascii="HY헤드라인M" w:eastAsia="HY헤드라인M" w:hint="eastAsia"/>
+              </w:rPr>
+              <w:t>ProcessRecv</w:t>
+            </w:r>
+            <w:proofErr w:type="spellEnd"/>
+            <w:r>
+              <w:rPr>
+                <w:rFonts w:ascii="HY헤드라인M" w:eastAsia="HY헤드라인M" w:hint="eastAsia"/>
+              </w:rPr>
+              <w:t>(</w:t>
+            </w:r>
             <w:proofErr w:type="gramEnd"/>
             <w:r>
               <w:rPr>
                 <w:rFonts w:ascii="HY헤드라인M" w:eastAsia="HY헤드라인M" w:hint="eastAsia"/>
               </w:rPr>
-              <w:t>ProcessRecv</w:t>
-            </w:r>
-            <w:proofErr w:type="spellEnd"/>
-            <w:r>
-              <w:rPr>
-                <w:rFonts w:ascii="HY헤드라인M" w:eastAsia="HY헤드라인M" w:hint="eastAsia"/>
-              </w:rPr>
-              <w:t xml:space="preserve">() </w:t>
+              <w:t xml:space="preserve">) </w:t>
             </w:r>
           </w:p>
           <w:p>
@@ -37236,19 +37042,175 @@
               <w:t>::</w:t>
             </w:r>
             <w:proofErr w:type="spellStart"/>
+            <w:r>
+              <w:rPr>
+                <w:rFonts w:ascii="HY헤드라인M" w:eastAsia="HY헤드라인M" w:hint="eastAsia"/>
+              </w:rPr>
+              <w:t>CreatePacket</w:t>
+            </w:r>
+            <w:proofErr w:type="spellEnd"/>
+            <w:r>
+              <w:rPr>
+                <w:rFonts w:ascii="HY헤드라인M" w:eastAsia="HY헤드라인M" w:hint="eastAsia"/>
+              </w:rPr>
+              <w:t>(</w:t>
+            </w:r>
             <w:proofErr w:type="gramEnd"/>
             <w:r>
               <w:rPr>
                 <w:rFonts w:ascii="HY헤드라인M" w:eastAsia="HY헤드라인M" w:hint="eastAsia"/>
               </w:rPr>
-              <w:t>CreatePacket</w:t>
+              <w:t>)</w:t>
+            </w:r>
+          </w:p>
+          <w:p>
+            <w:pPr>
+              <w:tabs>
+                <w:tab w:val="left" w:pos="2492"/>
+                <w:tab w:val="left" w:pos="3600"/>
+              </w:tabs>
+              <w:rPr>
+                <w:rFonts w:ascii="HY헤드라인M" w:eastAsia="HY헤드라인M"/>
+                <w:color w:val="0070C0"/>
+              </w:rPr>
+            </w:pPr>
+            <w:proofErr w:type="spellStart"/>
+            <w:proofErr w:type="gramStart"/>
+            <w:r>
+              <w:rPr>
+                <w:rFonts w:ascii="HY헤드라인M" w:eastAsia="HY헤드라인M" w:hint="eastAsia"/>
+                <w:color w:val="0070C0"/>
+              </w:rPr>
+              <w:t>ServerFramework</w:t>
             </w:r>
             <w:proofErr w:type="spellEnd"/>
             <w:r>
               <w:rPr>
                 <w:rFonts w:ascii="HY헤드라인M" w:eastAsia="HY헤드라인M" w:hint="eastAsia"/>
-              </w:rPr>
-              <w:t xml:space="preserve">() </w:t>
+                <w:color w:val="0070C0"/>
+              </w:rPr>
+              <w:t>::</w:t>
+            </w:r>
+            <w:proofErr w:type="spellStart"/>
+            <w:r>
+              <w:rPr>
+                <w:rFonts w:ascii="HY헤드라인M" w:eastAsia="HY헤드라인M" w:hint="eastAsia"/>
+                <w:color w:val="0070C0"/>
+              </w:rPr>
+              <w:t>Add</w:t>
+            </w:r>
+            <w:r>
+              <w:rPr>
+                <w:rFonts w:ascii="HY헤드라인M" w:eastAsia="HY헤드라인M" w:hint="eastAsia"/>
+                <w:color w:val="0070C0"/>
+              </w:rPr>
+              <w:t>Object</w:t>
+            </w:r>
+            <w:proofErr w:type="spellEnd"/>
+            <w:r>
+              <w:rPr>
+                <w:rFonts w:ascii="HY헤드라인M" w:eastAsia="HY헤드라인M" w:hint="eastAsia"/>
+                <w:color w:val="0070C0"/>
+              </w:rPr>
+              <w:t>(</w:t>
+            </w:r>
+            <w:proofErr w:type="gramEnd"/>
+            <w:r>
+              <w:rPr>
+                <w:rFonts w:ascii="HY헤드라인M" w:eastAsia="HY헤드라인M" w:hint="eastAsia"/>
+                <w:color w:val="0070C0"/>
+              </w:rPr>
+              <w:t>)</w:t>
+            </w:r>
+          </w:p>
+          <w:p>
+            <w:pPr>
+              <w:tabs>
+                <w:tab w:val="left" w:pos="2492"/>
+                <w:tab w:val="left" w:pos="3600"/>
+              </w:tabs>
+              <w:rPr>
+                <w:rFonts w:ascii="HY헤드라인M" w:eastAsia="HY헤드라인M"/>
+                <w:color w:val="0070C0"/>
+              </w:rPr>
+            </w:pPr>
+            <w:proofErr w:type="spellStart"/>
+            <w:proofErr w:type="gramStart"/>
+            <w:r>
+              <w:rPr>
+                <w:rFonts w:ascii="HY헤드라인M" w:eastAsia="HY헤드라인M" w:hint="eastAsia"/>
+                <w:color w:val="0070C0"/>
+              </w:rPr>
+              <w:t>ServerFramework</w:t>
+            </w:r>
+            <w:proofErr w:type="spellEnd"/>
+            <w:r>
+              <w:rPr>
+                <w:rFonts w:ascii="HY헤드라인M" w:eastAsia="HY헤드라인M" w:hint="eastAsia"/>
+                <w:color w:val="0070C0"/>
+              </w:rPr>
+              <w:t>::Broadcast(</w:t>
+            </w:r>
+            <w:proofErr w:type="gramEnd"/>
+            <w:r>
+              <w:rPr>
+                <w:rFonts w:ascii="HY헤드라인M" w:eastAsia="HY헤드라인M" w:hint="eastAsia"/>
+                <w:color w:val="0070C0"/>
+              </w:rPr>
+              <w:t>)</w:t>
+            </w:r>
+          </w:p>
+          <w:p>
+            <w:pPr>
+              <w:tabs>
+                <w:tab w:val="left" w:pos="2492"/>
+                <w:tab w:val="left" w:pos="3600"/>
+              </w:tabs>
+              <w:rPr>
+                <w:rFonts w:ascii="HY헤드라인M" w:eastAsia="HY헤드라인M" w:hint="eastAsia"/>
+                <w:color w:val="0070C0"/>
+              </w:rPr>
+            </w:pPr>
+            <w:proofErr w:type="spellStart"/>
+            <w:proofErr w:type="gramStart"/>
+            <w:r>
+              <w:rPr>
+                <w:rFonts w:ascii="HY헤드라인M" w:eastAsia="HY헤드라인M" w:hint="eastAsia"/>
+                <w:color w:val="0070C0"/>
+              </w:rPr>
+              <w:t>ServerFramework</w:t>
+            </w:r>
+            <w:proofErr w:type="spellEnd"/>
+            <w:r>
+              <w:rPr>
+                <w:rFonts w:ascii="HY헤드라인M" w:eastAsia="HY헤드라인M" w:hint="eastAsia"/>
+                <w:color w:val="0070C0"/>
+              </w:rPr>
+              <w:t>::</w:t>
+            </w:r>
+            <w:proofErr w:type="spellStart"/>
+            <w:r>
+              <w:rPr>
+                <w:rFonts w:ascii="HY헤드라인M" w:eastAsia="HY헤드라인M" w:hint="eastAsia"/>
+                <w:color w:val="0070C0"/>
+              </w:rPr>
+              <w:t>ProcessAccept</w:t>
+            </w:r>
+            <w:proofErr w:type="spellEnd"/>
+            <w:r>
+              <w:rPr>
+                <w:rFonts w:ascii="HY헤드라인M" w:eastAsia="HY헤드라인M" w:hint="eastAsia"/>
+                <w:color w:val="0070C0"/>
+              </w:rPr>
+              <w:t>(</w:t>
+            </w:r>
+            <w:proofErr w:type="gramEnd"/>
+            <w:r>
+              <w:rPr>
+                <w:rFonts w:ascii="HY헤드라인M" w:eastAsia="HY헤드라인M" w:hint="eastAsia"/>
+                <w:color w:val="0070C0"/>
+              </w:rPr>
+              <w:t>)</w:t>
             </w:r>
           </w:p>
           <w:p>
@@ -37257,7 +37219,7 @@
                 <w:tab w:val="left" w:pos="2492"/>
               </w:tabs>
               <w:rPr>
-                <w:rFonts w:ascii="HY헤드라인M" w:eastAsia="HY헤드라인M"/>
+                <w:rFonts w:ascii="HY헤드라인M" w:eastAsia="HY헤드라인M" w:hint="eastAsia"/>
                 <w:color w:val="0070C0"/>
               </w:rPr>
             </w:pPr>
@@ -37268,46 +37230,39 @@
                 <w:rFonts w:ascii="HY헤드라인M" w:eastAsia="HY헤드라인M" w:hint="eastAsia"/>
                 <w:color w:val="0070C0"/>
               </w:rPr>
-              <w:t>ServerFramewor</w:t>
-            </w:r>
-            <w:r>
-              <w:rPr>
-                <w:rFonts w:ascii="HY헤드라인M" w:eastAsia="HY헤드라인M" w:hint="eastAsia"/>
-                <w:color w:val="1A74C5"/>
-              </w:rPr>
-              <w:t>k</w:t>
+              <w:t>ServerFramework</w:t>
             </w:r>
             <w:proofErr w:type="spellEnd"/>
-            <w:r>
-              <w:rPr>
-                <w:rFonts w:ascii="HY헤드라인M" w:eastAsia="HY헤드라인M" w:hint="eastAsia"/>
-                <w:color w:val="1A74C5"/>
-              </w:rPr>
-              <w:t>::</w:t>
-            </w:r>
-            <w:proofErr w:type="spellStart"/>
-            <w:proofErr w:type="gramEnd"/>
-            <w:r>
-              <w:rPr>
-                <w:rFonts w:ascii="HY헤드라인M" w:eastAsia="HY헤드라인M" w:hint="eastAsia"/>
-                <w:color w:val="1A74C5"/>
-              </w:rPr>
-              <w:t>GetRo</w:t>
-            </w:r>
             <w:r>
               <w:rPr>
                 <w:rFonts w:ascii="HY헤드라인M" w:eastAsia="HY헤드라인M" w:hint="eastAsia"/>
                 <w:color w:val="0070C0"/>
               </w:rPr>
-              <w:t>om</w:t>
-            </w:r>
-            <w:proofErr w:type="spellEnd"/>
+              <w:t>::</w:t>
+            </w:r>
+            <w:proofErr w:type="spellStart"/>
             <w:r>
               <w:rPr>
                 <w:rFonts w:ascii="HY헤드라인M" w:eastAsia="HY헤드라인M" w:hint="eastAsia"/>
                 <w:color w:val="0070C0"/>
               </w:rPr>
-              <w:t>()</w:t>
+              <w:t>ProcessMovePacket</w:t>
+            </w:r>
+            <w:proofErr w:type="spellEnd"/>
+            <w:r>
+              <w:rPr>
+                <w:rFonts w:ascii="HY헤드라인M" w:eastAsia="HY헤드라인M" w:hint="eastAsia"/>
+                <w:color w:val="0070C0"/>
+              </w:rPr>
+              <w:t>(</w:t>
+            </w:r>
+            <w:proofErr w:type="gramEnd"/>
+            <w:r>
+              <w:rPr>
+                <w:rFonts w:ascii="HY헤드라인M" w:eastAsia="HY헤드라인M" w:hint="eastAsia"/>
+                <w:color w:val="0070C0"/>
+              </w:rPr>
+              <w:t>)</w:t>
             </w:r>
           </w:p>
           <w:p>
@@ -37317,8 +37272,64 @@
               </w:tabs>
               <w:rPr>
                 <w:rFonts w:ascii="HY헤드라인M" w:eastAsia="HY헤드라인M"/>
-              </w:rPr>
-            </w:pPr>
+                <w:color w:val="0070C0"/>
+              </w:rPr>
+            </w:pPr>
+            <w:proofErr w:type="spellStart"/>
+            <w:proofErr w:type="gramStart"/>
+            <w:r>
+              <w:rPr>
+                <w:rFonts w:ascii="HY헤드라인M" w:eastAsia="HY헤드라인M" w:hint="eastAsia"/>
+                <w:color w:val="0070C0"/>
+              </w:rPr>
+              <w:t>ServerFramewor</w:t>
+            </w:r>
+            <w:r>
+              <w:rPr>
+                <w:rFonts w:ascii="HY헤드라인M" w:eastAsia="HY헤드라인M" w:hint="eastAsia"/>
+                <w:color w:val="1A74C5"/>
+              </w:rPr>
+              <w:t>k</w:t>
+            </w:r>
+            <w:proofErr w:type="spellEnd"/>
+            <w:r>
+              <w:rPr>
+                <w:rFonts w:ascii="HY헤드라인M" w:eastAsia="HY헤드라인M" w:hint="eastAsia"/>
+                <w:color w:val="1A74C5"/>
+              </w:rPr>
+              <w:t>::</w:t>
+            </w:r>
+            <w:proofErr w:type="spellStart"/>
+            <w:r>
+              <w:rPr>
+                <w:rFonts w:ascii="HY헤드라인M" w:eastAsia="HY헤드라인M" w:hint="eastAsia"/>
+                <w:color w:val="1A74C5"/>
+              </w:rPr>
+              <w:t>GetRo</w:t>
+            </w:r>
+            <w:r>
+              <w:rPr>
+                <w:rFonts w:ascii="HY헤드라인M" w:eastAsia="HY헤드라인M" w:hint="eastAsia"/>
+                <w:color w:val="0070C0"/>
+              </w:rPr>
+              <w:t>om</w:t>
+            </w:r>
+            <w:proofErr w:type="spellEnd"/>
+            <w:r>
+              <w:rPr>
+                <w:rFonts w:ascii="HY헤드라인M" w:eastAsia="HY헤드라인M" w:hint="eastAsia"/>
+                <w:color w:val="0070C0"/>
+              </w:rPr>
+              <w:t>(</w:t>
+            </w:r>
+            <w:proofErr w:type="gramEnd"/>
+            <w:r>
+              <w:rPr>
+                <w:rFonts w:ascii="HY헤드라인M" w:eastAsia="HY헤드라인M" w:hint="eastAsia"/>
+                <w:color w:val="0070C0"/>
+              </w:rPr>
+              <w:t>)</w:t>
+            </w:r>
           </w:p>
           <w:p>
             <w:pPr>
@@ -37329,20 +37340,6 @@
                 <w:rFonts w:ascii="HY헤드라인M" w:eastAsia="HY헤드라인M"/>
               </w:rPr>
             </w:pPr>
-            <w:proofErr w:type="gramStart"/>
-            <w:r>
-              <w:rPr>
-                <w:rFonts w:ascii="HY헤드라인M" w:eastAsia="HY헤드라인M" w:hint="eastAsia"/>
-              </w:rPr>
-              <w:t>Room::</w:t>
-            </w:r>
-            <w:proofErr w:type="gramEnd"/>
-            <w:r>
-              <w:rPr>
-                <w:rFonts w:ascii="HY헤드라인M" w:eastAsia="HY헤드라인M" w:hint="eastAsia"/>
-              </w:rPr>
-              <w:t xml:space="preserve">Room() </w:t>
-            </w:r>
           </w:p>
           <w:p>
             <w:pPr>
@@ -37358,14 +37355,14 @@
               <w:rPr>
                 <w:rFonts w:ascii="HY헤드라인M" w:eastAsia="HY헤드라인M" w:hint="eastAsia"/>
               </w:rPr>
-              <w:t>Room::</w:t>
+              <w:t>Room::Room(</w:t>
             </w:r>
             <w:proofErr w:type="gramEnd"/>
             <w:r>
               <w:rPr>
                 <w:rFonts w:ascii="HY헤드라인M" w:eastAsia="HY헤드라인M" w:hint="eastAsia"/>
               </w:rPr>
-              <w:t xml:space="preserve">~Room() </w:t>
+              <w:t xml:space="preserve">) </w:t>
             </w:r>
           </w:p>
           <w:p>
@@ -37389,7 +37386,21 @@
               <w:rPr>
                 <w:rFonts w:ascii="HY헤드라인M" w:eastAsia="HY헤드라인M" w:hint="eastAsia"/>
               </w:rPr>
-              <w:t xml:space="preserve">Update() </w:t>
+              <w:t>~</w:t>
+            </w:r>
+            <w:proofErr w:type="gramStart"/>
+            <w:r>
+              <w:rPr>
+                <w:rFonts w:ascii="HY헤드라인M" w:eastAsia="HY헤드라인M" w:hint="eastAsia"/>
+              </w:rPr>
+              <w:t>Room(</w:t>
+            </w:r>
+            <w:proofErr w:type="gramEnd"/>
+            <w:r>
+              <w:rPr>
+                <w:rFonts w:ascii="HY헤드라인M" w:eastAsia="HY헤드라인M" w:hint="eastAsia"/>
+              </w:rPr>
+              <w:t xml:space="preserve">) </w:t>
             </w:r>
           </w:p>
           <w:p>
@@ -37406,22 +37417,14 @@
               <w:rPr>
                 <w:rFonts w:ascii="HY헤드라인M" w:eastAsia="HY헤드라인M" w:hint="eastAsia"/>
               </w:rPr>
-              <w:t>Room::</w:t>
-            </w:r>
-            <w:proofErr w:type="spellStart"/>
+              <w:t>Room::Update(</w:t>
+            </w:r>
             <w:proofErr w:type="gramEnd"/>
             <w:r>
               <w:rPr>
                 <w:rFonts w:ascii="HY헤드라인M" w:eastAsia="HY헤드라인M" w:hint="eastAsia"/>
               </w:rPr>
-              <w:t>AddObject</w:t>
-            </w:r>
-            <w:proofErr w:type="spellEnd"/>
-            <w:r>
-              <w:rPr>
-                <w:rFonts w:ascii="HY헤드라인M" w:eastAsia="HY헤드라인M" w:hint="eastAsia"/>
-              </w:rPr>
-              <w:t xml:space="preserve">() </w:t>
+              <w:t xml:space="preserve">) </w:t>
             </w:r>
           </w:p>
           <w:p>
@@ -37441,19 +37444,25 @@
               <w:t>Room::</w:t>
             </w:r>
             <w:proofErr w:type="spellStart"/>
+            <w:r>
+              <w:rPr>
+                <w:rFonts w:ascii="HY헤드라인M" w:eastAsia="HY헤드라인M" w:hint="eastAsia"/>
+              </w:rPr>
+              <w:t>AddObject</w:t>
+            </w:r>
+            <w:proofErr w:type="spellEnd"/>
+            <w:r>
+              <w:rPr>
+                <w:rFonts w:ascii="HY헤드라인M" w:eastAsia="HY헤드라인M" w:hint="eastAsia"/>
+              </w:rPr>
+              <w:t>(</w:t>
+            </w:r>
             <w:proofErr w:type="gramEnd"/>
             <w:r>
               <w:rPr>
                 <w:rFonts w:ascii="HY헤드라인M" w:eastAsia="HY헤드라인M" w:hint="eastAsia"/>
               </w:rPr>
-              <w:t>RemoveObject</w:t>
-            </w:r>
-            <w:proofErr w:type="spellEnd"/>
-            <w:r>
-              <w:rPr>
-                <w:rFonts w:ascii="HY헤드라인M" w:eastAsia="HY헤드라인M" w:hint="eastAsia"/>
-              </w:rPr>
-              <w:t xml:space="preserve">() </w:t>
+              <w:t xml:space="preserve">) </w:t>
             </w:r>
           </w:p>
           <w:p>
@@ -37473,19 +37482,25 @@
               <w:t>Room::</w:t>
             </w:r>
             <w:proofErr w:type="spellStart"/>
+            <w:r>
+              <w:rPr>
+                <w:rFonts w:ascii="HY헤드라인M" w:eastAsia="HY헤드라인M" w:hint="eastAsia"/>
+              </w:rPr>
+              <w:t>RemoveObject</w:t>
+            </w:r>
+            <w:proofErr w:type="spellEnd"/>
+            <w:r>
+              <w:rPr>
+                <w:rFonts w:ascii="HY헤드라인M" w:eastAsia="HY헤드라인M" w:hint="eastAsia"/>
+              </w:rPr>
+              <w:t>(</w:t>
+            </w:r>
             <w:proofErr w:type="gramEnd"/>
             <w:r>
               <w:rPr>
                 <w:rFonts w:ascii="HY헤드라인M" w:eastAsia="HY헤드라인M" w:hint="eastAsia"/>
               </w:rPr>
-              <w:t>InitPlayer</w:t>
-            </w:r>
-            <w:proofErr w:type="spellEnd"/>
-            <w:r>
-              <w:rPr>
-                <w:rFonts w:ascii="HY헤드라인M" w:eastAsia="HY헤드라인M" w:hint="eastAsia"/>
-              </w:rPr>
-              <w:t xml:space="preserve">() </w:t>
+              <w:t xml:space="preserve">) </w:t>
             </w:r>
           </w:p>
           <w:p>
@@ -37505,19 +37520,25 @@
               <w:t>Room::</w:t>
             </w:r>
             <w:proofErr w:type="spellStart"/>
+            <w:r>
+              <w:rPr>
+                <w:rFonts w:ascii="HY헤드라인M" w:eastAsia="HY헤드라인M" w:hint="eastAsia"/>
+              </w:rPr>
+              <w:t>InitPlayer</w:t>
+            </w:r>
+            <w:proofErr w:type="spellEnd"/>
+            <w:r>
+              <w:rPr>
+                <w:rFonts w:ascii="HY헤드라인M" w:eastAsia="HY헤드라인M" w:hint="eastAsia"/>
+              </w:rPr>
+              <w:t>(</w:t>
+            </w:r>
             <w:proofErr w:type="gramEnd"/>
             <w:r>
               <w:rPr>
                 <w:rFonts w:ascii="HY헤드라인M" w:eastAsia="HY헤드라인M" w:hint="eastAsia"/>
               </w:rPr>
-              <w:t>StartGame</w:t>
-            </w:r>
-            <w:proofErr w:type="spellEnd"/>
-            <w:r>
-              <w:rPr>
-                <w:rFonts w:ascii="HY헤드라인M" w:eastAsia="HY헤드라인M" w:hint="eastAsia"/>
-              </w:rPr>
-              <w:t xml:space="preserve">() </w:t>
+              <w:t xml:space="preserve">) </w:t>
             </w:r>
           </w:p>
           <w:p>
@@ -37537,19 +37558,25 @@
               <w:t>Room::</w:t>
             </w:r>
             <w:proofErr w:type="spellStart"/>
+            <w:r>
+              <w:rPr>
+                <w:rFonts w:ascii="HY헤드라인M" w:eastAsia="HY헤드라인M" w:hint="eastAsia"/>
+              </w:rPr>
+              <w:t>StartGame</w:t>
+            </w:r>
+            <w:proofErr w:type="spellEnd"/>
+            <w:r>
+              <w:rPr>
+                <w:rFonts w:ascii="HY헤드라인M" w:eastAsia="HY헤드라인M" w:hint="eastAsia"/>
+              </w:rPr>
+              <w:t>(</w:t>
+            </w:r>
             <w:proofErr w:type="gramEnd"/>
             <w:r>
               <w:rPr>
                 <w:rFonts w:ascii="HY헤드라인M" w:eastAsia="HY헤드라인M" w:hint="eastAsia"/>
               </w:rPr>
-              <w:t>EndGame</w:t>
-            </w:r>
-            <w:proofErr w:type="spellEnd"/>
-            <w:r>
-              <w:rPr>
-                <w:rFonts w:ascii="HY헤드라인M" w:eastAsia="HY헤드라인M" w:hint="eastAsia"/>
-              </w:rPr>
-              <w:t>()</w:t>
+              <w:t xml:space="preserve">) </w:t>
             </w:r>
           </w:p>
           <w:p>
@@ -37569,11 +37596,48 @@
               <w:t>Room::</w:t>
             </w:r>
             <w:proofErr w:type="spellStart"/>
+            <w:r>
+              <w:rPr>
+                <w:rFonts w:ascii="HY헤드라인M" w:eastAsia="HY헤드라인M" w:hint="eastAsia"/>
+              </w:rPr>
+              <w:t>EndGame</w:t>
+            </w:r>
+            <w:proofErr w:type="spellEnd"/>
+            <w:r>
+              <w:rPr>
+                <w:rFonts w:ascii="HY헤드라인M" w:eastAsia="HY헤드라인M" w:hint="eastAsia"/>
+              </w:rPr>
+              <w:t>(</w:t>
+            </w:r>
             <w:proofErr w:type="gramEnd"/>
             <w:r>
               <w:rPr>
                 <w:rFonts w:ascii="HY헤드라인M" w:eastAsia="HY헤드라인M" w:hint="eastAsia"/>
               </w:rPr>
+              <w:t>)</w:t>
+            </w:r>
+          </w:p>
+          <w:p>
+            <w:pPr>
+              <w:tabs>
+                <w:tab w:val="left" w:pos="2492"/>
+              </w:tabs>
+              <w:rPr>
+                <w:rFonts w:ascii="HY헤드라인M" w:eastAsia="HY헤드라인M"/>
+              </w:rPr>
+            </w:pPr>
+            <w:proofErr w:type="gramStart"/>
+            <w:r>
+              <w:rPr>
+                <w:rFonts w:ascii="HY헤드라인M" w:eastAsia="HY헤드라인M" w:hint="eastAsia"/>
+              </w:rPr>
+              <w:t>Room::</w:t>
+            </w:r>
+            <w:proofErr w:type="spellStart"/>
+            <w:r>
+              <w:rPr>
+                <w:rFonts w:ascii="HY헤드라인M" w:eastAsia="HY헤드라인M" w:hint="eastAsia"/>
+              </w:rPr>
               <w:t>ChangeStage</w:t>
             </w:r>
             <w:proofErr w:type="spellEnd"/>
@@ -37581,7 +37645,57 @@
               <w:rPr>
                 <w:rFonts w:ascii="HY헤드라인M" w:eastAsia="HY헤드라인M" w:hint="eastAsia"/>
               </w:rPr>
-              <w:t>()</w:t>
+              <w:t>(</w:t>
+            </w:r>
+            <w:proofErr w:type="gramEnd"/>
+            <w:r>
+              <w:rPr>
+                <w:rFonts w:ascii="HY헤드라인M" w:eastAsia="HY헤드라인M" w:hint="eastAsia"/>
+              </w:rPr>
+              <w:t>)</w:t>
+            </w:r>
+          </w:p>
+          <w:p>
+            <w:pPr>
+              <w:tabs>
+                <w:tab w:val="left" w:pos="2492"/>
+              </w:tabs>
+              <w:rPr>
+                <w:rFonts w:ascii="HY헤드라인M" w:eastAsia="HY헤드라인M"/>
+                <w:color w:val="0070C0"/>
+              </w:rPr>
+            </w:pPr>
+            <w:proofErr w:type="gramStart"/>
+            <w:r>
+              <w:rPr>
+                <w:rFonts w:ascii="HY헤드라인M" w:eastAsia="HY헤드라인M" w:hint="eastAsia"/>
+                <w:color w:val="0070C0"/>
+              </w:rPr>
+              <w:t>Room::</w:t>
+            </w:r>
+            <w:proofErr w:type="spellStart"/>
+            <w:r>
+              <w:rPr>
+                <w:rFonts w:ascii="HY헤드라인M" w:eastAsia="HY헤드라인M" w:hint="eastAsia"/>
+                <w:color w:val="0070C0"/>
+              </w:rPr>
+              <w:t>GetObjects</w:t>
+            </w:r>
+            <w:proofErr w:type="spellEnd"/>
+            <w:r>
+              <w:rPr>
+                <w:rFonts w:ascii="HY헤드라인M" w:eastAsia="HY헤드라인M" w:hint="eastAsia"/>
+                <w:color w:val="0070C0"/>
+              </w:rPr>
+              <w:t>(</w:t>
+            </w:r>
+            <w:proofErr w:type="gramEnd"/>
+            <w:r>
+              <w:rPr>
+                <w:rFonts w:ascii="HY헤드라인M" w:eastAsia="HY헤드라인M" w:hint="eastAsia"/>
+                <w:color w:val="0070C0"/>
+              </w:rPr>
+              <w:t>)</w:t>
             </w:r>
           </w:p>
           <w:p>
@@ -37739,7 +37853,6 @@
                 <w:rFonts w:ascii="HY헤드라인M" w:eastAsia="HY헤드라인M" w:hint="eastAsia"/>
                 <w:sz w:val="24"/>
               </w:rPr>
-              <w:lastRenderedPageBreak/>
               <w:t>작업 IDE</w:t>
             </w:r>
           </w:p>
@@ -38131,13 +38244,13 @@
         <w:tblLook w:val="04A0" w:firstRow="1" w:lastRow="0" w:firstColumn="1" w:lastColumn="0" w:noHBand="0" w:noVBand="1"/>
       </w:tblPr>
       <w:tblGrid>
-        <w:gridCol w:w="419"/>
-        <w:gridCol w:w="2332"/>
-        <w:gridCol w:w="416"/>
-        <w:gridCol w:w="514"/>
-        <w:gridCol w:w="567"/>
-        <w:gridCol w:w="2853"/>
-        <w:gridCol w:w="1915"/>
+        <w:gridCol w:w="413"/>
+        <w:gridCol w:w="1696"/>
+        <w:gridCol w:w="414"/>
+        <w:gridCol w:w="1551"/>
+        <w:gridCol w:w="1740"/>
+        <w:gridCol w:w="1551"/>
+        <w:gridCol w:w="1651"/>
       </w:tblGrid>
       <w:tr>
         <w:tc>
@@ -38551,6 +38664,7 @@
                 <w:rFonts w:asciiTheme="majorHAnsi" w:eastAsiaTheme="majorHAnsi" w:hAnsiTheme="majorHAnsi"/>
                 <w:sz w:val="16"/>
                 <w:szCs w:val="16"/>
+                <w:highlight w:val="yellow"/>
               </w:rPr>
               <w:t>클라/서버 연동</w:t>
             </w:r>
@@ -38792,6 +38906,7 @@
                 <w:rFonts w:eastAsiaTheme="minorHAnsi"/>
                 <w:sz w:val="16"/>
                 <w:szCs w:val="16"/>
+                <w:highlight w:val="yellow"/>
               </w:rPr>
             </w:pPr>
             <w:proofErr w:type="spellStart"/>
@@ -38801,6 +38916,7 @@
                 <w:rFonts w:eastAsiaTheme="minorHAnsi"/>
                 <w:sz w:val="16"/>
                 <w:szCs w:val="16"/>
+                <w:highlight w:val="yellow"/>
               </w:rPr>
               <w:t>ServerFramework</w:t>
             </w:r>
@@ -38810,6 +38926,7 @@
                 <w:rFonts w:eastAsiaTheme="minorHAnsi"/>
                 <w:sz w:val="16"/>
                 <w:szCs w:val="16"/>
+                <w:highlight w:val="yellow"/>
               </w:rPr>
               <w:t>(</w:t>
             </w:r>
@@ -38819,6 +38936,7 @@
                 <w:rFonts w:eastAsiaTheme="minorHAnsi"/>
                 <w:sz w:val="16"/>
                 <w:szCs w:val="16"/>
+                <w:highlight w:val="yellow"/>
               </w:rPr>
               <w:t xml:space="preserve">), </w:t>
             </w:r>
@@ -38836,6 +38954,7 @@
                 <w:rFonts w:eastAsiaTheme="minorHAnsi"/>
                 <w:sz w:val="16"/>
                 <w:szCs w:val="16"/>
+                <w:highlight w:val="yellow"/>
               </w:rPr>
               <w:t>~</w:t>
             </w:r>
@@ -38846,6 +38965,7 @@
                 <w:rFonts w:eastAsiaTheme="minorHAnsi"/>
                 <w:sz w:val="16"/>
                 <w:szCs w:val="16"/>
+                <w:highlight w:val="yellow"/>
               </w:rPr>
               <w:t>ServerFramework</w:t>
             </w:r>
@@ -38855,6 +38975,7 @@
                 <w:rFonts w:eastAsiaTheme="minorHAnsi"/>
                 <w:sz w:val="16"/>
                 <w:szCs w:val="16"/>
+                <w:highlight w:val="yellow"/>
               </w:rPr>
               <w:t>(</w:t>
             </w:r>
@@ -38864,8 +38985,29 @@
                 <w:rFonts w:eastAsiaTheme="minorHAnsi"/>
                 <w:sz w:val="16"/>
                 <w:szCs w:val="16"/>
-              </w:rPr>
-              <w:t xml:space="preserve">), Update() </w:t>
+                <w:highlight w:val="yellow"/>
+              </w:rPr>
+              <w:t xml:space="preserve">), </w:t>
+            </w:r>
+            <w:proofErr w:type="gramStart"/>
+            <w:r>
+              <w:rPr>
+                <w:rFonts w:eastAsiaTheme="minorHAnsi"/>
+                <w:sz w:val="16"/>
+                <w:szCs w:val="16"/>
+                <w:highlight w:val="yellow"/>
+              </w:rPr>
+              <w:t>Update(</w:t>
+            </w:r>
+            <w:proofErr w:type="gramEnd"/>
+            <w:r>
+              <w:rPr>
+                <w:rFonts w:eastAsiaTheme="minorHAnsi"/>
+                <w:sz w:val="16"/>
+                <w:szCs w:val="16"/>
+                <w:highlight w:val="yellow"/>
+              </w:rPr>
+              <w:t>)</w:t>
             </w:r>
           </w:p>
           <w:p>
@@ -38908,6 +39050,7 @@
                 <w:rFonts w:eastAsiaTheme="minorHAnsi"/>
                 <w:sz w:val="16"/>
                 <w:szCs w:val="16"/>
+                <w:highlight w:val="yellow"/>
               </w:rPr>
               <w:t>Room(</w:t>
             </w:r>
@@ -38917,6 +39060,7 @@
                 <w:rFonts w:eastAsiaTheme="minorHAnsi"/>
                 <w:sz w:val="16"/>
                 <w:szCs w:val="16"/>
+                <w:highlight w:val="yellow"/>
               </w:rPr>
               <w:t>), ~Room</w:t>
             </w:r>
@@ -38950,6 +39094,155 @@
                 <w:szCs w:val="16"/>
               </w:rPr>
             </w:pPr>
+            <w:r>
+              <w:rPr>
+                <w:rFonts w:eastAsiaTheme="minorHAnsi" w:hint="eastAsia"/>
+                <w:sz w:val="16"/>
+                <w:szCs w:val="16"/>
+              </w:rPr>
+              <w:t>[</w:t>
+            </w:r>
+            <w:proofErr w:type="spellStart"/>
+            <w:r>
+              <w:rPr>
+                <w:rFonts w:eastAsiaTheme="minorHAnsi" w:hint="eastAsia"/>
+                <w:sz w:val="16"/>
+                <w:szCs w:val="16"/>
+              </w:rPr>
+              <w:t>ServerFramework</w:t>
+            </w:r>
+            <w:proofErr w:type="spellEnd"/>
+            <w:r>
+              <w:rPr>
+                <w:rFonts w:eastAsiaTheme="minorHAnsi" w:hint="eastAsia"/>
+                <w:sz w:val="16"/>
+                <w:szCs w:val="16"/>
+              </w:rPr>
+              <w:t>]</w:t>
+            </w:r>
+          </w:p>
+          <w:p>
+            <w:pPr>
+              <w:rPr>
+                <w:rFonts w:eastAsiaTheme="minorHAnsi" w:hint="eastAsia"/>
+                <w:color w:val="0070C0"/>
+                <w:sz w:val="16"/>
+                <w:szCs w:val="16"/>
+              </w:rPr>
+            </w:pPr>
+            <w:proofErr w:type="spellStart"/>
+            <w:proofErr w:type="gramStart"/>
+            <w:r>
+              <w:rPr>
+                <w:rFonts w:eastAsiaTheme="minorHAnsi" w:hint="eastAsia"/>
+                <w:color w:val="0070C0"/>
+                <w:sz w:val="16"/>
+                <w:szCs w:val="16"/>
+                <w:highlight w:val="yellow"/>
+              </w:rPr>
+              <w:t>AddObject</w:t>
+            </w:r>
+            <w:proofErr w:type="spellEnd"/>
+            <w:r>
+              <w:rPr>
+                <w:rFonts w:eastAsiaTheme="minorHAnsi" w:hint="eastAsia"/>
+                <w:color w:val="0070C0"/>
+                <w:sz w:val="16"/>
+                <w:szCs w:val="16"/>
+                <w:highlight w:val="yellow"/>
+              </w:rPr>
+              <w:t>(</w:t>
+            </w:r>
+            <w:proofErr w:type="gramEnd"/>
+            <w:r>
+              <w:rPr>
+                <w:rFonts w:eastAsiaTheme="minorHAnsi" w:hint="eastAsia"/>
+                <w:color w:val="0070C0"/>
+                <w:sz w:val="16"/>
+                <w:szCs w:val="16"/>
+                <w:highlight w:val="yellow"/>
+              </w:rPr>
+              <w:t>)</w:t>
+            </w:r>
+          </w:p>
+          <w:p>
+            <w:pPr>
+              <w:rPr>
+                <w:rFonts w:eastAsiaTheme="minorHAnsi" w:hint="eastAsia"/>
+                <w:sz w:val="16"/>
+                <w:szCs w:val="16"/>
+              </w:rPr>
+            </w:pPr>
+          </w:p>
+          <w:p>
+            <w:pPr>
+              <w:rPr>
+                <w:rFonts w:eastAsiaTheme="minorHAnsi"/>
+                <w:sz w:val="16"/>
+                <w:szCs w:val="16"/>
+              </w:rPr>
+            </w:pPr>
+            <w:r>
+              <w:rPr>
+                <w:rFonts w:eastAsiaTheme="minorHAnsi" w:hint="eastAsia"/>
+                <w:sz w:val="16"/>
+                <w:szCs w:val="16"/>
+              </w:rPr>
+              <w:t>[Room]</w:t>
+            </w:r>
+          </w:p>
+          <w:p>
+            <w:pPr>
+              <w:rPr>
+                <w:rFonts w:eastAsiaTheme="minorHAnsi" w:hint="eastAsia"/>
+                <w:sz w:val="16"/>
+                <w:szCs w:val="16"/>
+              </w:rPr>
+            </w:pPr>
+            <w:proofErr w:type="spellStart"/>
+            <w:r>
+              <w:rPr>
+                <w:rFonts w:eastAsiaTheme="minorHAnsi" w:hint="eastAsia"/>
+                <w:color w:val="0070C0"/>
+                <w:sz w:val="16"/>
+                <w:szCs w:val="16"/>
+                <w:highlight w:val="yellow"/>
+              </w:rPr>
+              <w:t>GetObjects</w:t>
+            </w:r>
+            <w:proofErr w:type="spellEnd"/>
+            <w:r>
+              <w:rPr>
+                <w:rFonts w:eastAsiaTheme="minorHAnsi" w:hint="eastAsia"/>
+                <w:color w:val="0070C0"/>
+                <w:sz w:val="16"/>
+                <w:szCs w:val="16"/>
+                <w:highlight w:val="yellow"/>
+              </w:rPr>
+              <w:t xml:space="preserve">(), </w:t>
+            </w:r>
+            <w:proofErr w:type="spellStart"/>
+            <w:r>
+              <w:rPr>
+                <w:rFonts w:eastAsiaTheme="minorHAnsi" w:hint="eastAsia"/>
+                <w:color w:val="0070C0"/>
+                <w:sz w:val="16"/>
+                <w:szCs w:val="16"/>
+                <w:highlight w:val="yellow"/>
+              </w:rPr>
+              <w:t>멀티쓰레드</w:t>
+            </w:r>
+            <w:proofErr w:type="spellEnd"/>
+            <w:r>
+              <w:rPr>
+                <w:rFonts w:eastAsiaTheme="minorHAnsi" w:hint="eastAsia"/>
+                <w:color w:val="0070C0"/>
+                <w:sz w:val="16"/>
+                <w:szCs w:val="16"/>
+                <w:highlight w:val="yellow"/>
+              </w:rPr>
+              <w:t xml:space="preserve"> 동기화</w:t>
+            </w:r>
           </w:p>
         </w:tc>
         <w:tc>
@@ -38965,6 +39258,166 @@
                 <w:szCs w:val="16"/>
               </w:rPr>
             </w:pPr>
+            <w:r>
+              <w:rPr>
+                <w:rFonts w:eastAsiaTheme="minorHAnsi" w:hint="eastAsia"/>
+                <w:sz w:val="16"/>
+                <w:szCs w:val="16"/>
+              </w:rPr>
+              <w:t>[</w:t>
+            </w:r>
+            <w:proofErr w:type="spellStart"/>
+            <w:r>
+              <w:rPr>
+                <w:rFonts w:eastAsiaTheme="minorHAnsi" w:hint="eastAsia"/>
+                <w:sz w:val="16"/>
+                <w:szCs w:val="16"/>
+              </w:rPr>
+              <w:t>ServerFramework</w:t>
+            </w:r>
+            <w:proofErr w:type="spellEnd"/>
+            <w:r>
+              <w:rPr>
+                <w:rFonts w:eastAsiaTheme="minorHAnsi" w:hint="eastAsia"/>
+                <w:sz w:val="16"/>
+                <w:szCs w:val="16"/>
+              </w:rPr>
+              <w:t>]</w:t>
+            </w:r>
+          </w:p>
+          <w:p>
+            <w:pPr>
+              <w:rPr>
+                <w:rFonts w:eastAsiaTheme="minorHAnsi" w:hint="eastAsia"/>
+                <w:color w:val="0070C0"/>
+                <w:sz w:val="16"/>
+                <w:szCs w:val="16"/>
+              </w:rPr>
+            </w:pPr>
+            <w:proofErr w:type="spellStart"/>
+            <w:proofErr w:type="gramStart"/>
+            <w:r>
+              <w:rPr>
+                <w:rFonts w:eastAsiaTheme="minorHAnsi" w:hint="eastAsia"/>
+                <w:color w:val="0070C0"/>
+                <w:sz w:val="16"/>
+                <w:szCs w:val="16"/>
+                <w:highlight w:val="yellow"/>
+              </w:rPr>
+              <w:t>ProcessMovePacket</w:t>
+            </w:r>
+            <w:proofErr w:type="spellEnd"/>
+            <w:r>
+              <w:rPr>
+                <w:rFonts w:eastAsiaTheme="minorHAnsi" w:hint="eastAsia"/>
+                <w:color w:val="0070C0"/>
+                <w:sz w:val="16"/>
+                <w:szCs w:val="16"/>
+                <w:highlight w:val="yellow"/>
+              </w:rPr>
+              <w:t>(</w:t>
+            </w:r>
+            <w:proofErr w:type="gramEnd"/>
+            <w:r>
+              <w:rPr>
+                <w:rFonts w:eastAsiaTheme="minorHAnsi" w:hint="eastAsia"/>
+                <w:color w:val="0070C0"/>
+                <w:sz w:val="16"/>
+                <w:szCs w:val="16"/>
+                <w:highlight w:val="yellow"/>
+              </w:rPr>
+              <w:t xml:space="preserve">), </w:t>
+            </w:r>
+            <w:proofErr w:type="spellStart"/>
+            <w:proofErr w:type="gramStart"/>
+            <w:r>
+              <w:rPr>
+                <w:rFonts w:eastAsiaTheme="minorHAnsi" w:hint="eastAsia"/>
+                <w:color w:val="0070C0"/>
+                <w:sz w:val="16"/>
+                <w:szCs w:val="16"/>
+                <w:highlight w:val="yellow"/>
+              </w:rPr>
+              <w:t>ProcessAccept</w:t>
+            </w:r>
+            <w:proofErr w:type="spellEnd"/>
+            <w:r>
+              <w:rPr>
+                <w:rFonts w:eastAsiaTheme="minorHAnsi" w:hint="eastAsia"/>
+                <w:color w:val="0070C0"/>
+                <w:sz w:val="16"/>
+                <w:szCs w:val="16"/>
+                <w:highlight w:val="yellow"/>
+              </w:rPr>
+              <w:t>(</w:t>
+            </w:r>
+            <w:proofErr w:type="gramEnd"/>
+            <w:r>
+              <w:rPr>
+                <w:rFonts w:eastAsiaTheme="minorHAnsi" w:hint="eastAsia"/>
+                <w:color w:val="0070C0"/>
+                <w:sz w:val="16"/>
+                <w:szCs w:val="16"/>
+                <w:highlight w:val="yellow"/>
+              </w:rPr>
+              <w:t xml:space="preserve">), </w:t>
+            </w:r>
+            <w:proofErr w:type="gramStart"/>
+            <w:r>
+              <w:rPr>
+                <w:rFonts w:eastAsiaTheme="minorHAnsi" w:hint="eastAsia"/>
+                <w:color w:val="0070C0"/>
+                <w:sz w:val="16"/>
+                <w:szCs w:val="16"/>
+                <w:highlight w:val="yellow"/>
+              </w:rPr>
+              <w:t>Broadcast(</w:t>
+            </w:r>
+            <w:proofErr w:type="gramEnd"/>
+            <w:r>
+              <w:rPr>
+                <w:rFonts w:eastAsiaTheme="minorHAnsi" w:hint="eastAsia"/>
+                <w:color w:val="0070C0"/>
+                <w:sz w:val="16"/>
+                <w:szCs w:val="16"/>
+                <w:highlight w:val="yellow"/>
+              </w:rPr>
+              <w:t xml:space="preserve">), </w:t>
+            </w:r>
+            <w:proofErr w:type="spellStart"/>
+            <w:proofErr w:type="gramStart"/>
+            <w:r>
+              <w:rPr>
+                <w:rFonts w:eastAsiaTheme="minorHAnsi" w:hint="eastAsia"/>
+                <w:color w:val="0070C0"/>
+                <w:sz w:val="16"/>
+                <w:szCs w:val="16"/>
+                <w:highlight w:val="yellow"/>
+              </w:rPr>
+              <w:t>AddObject</w:t>
+            </w:r>
+            <w:proofErr w:type="spellEnd"/>
+            <w:r>
+              <w:rPr>
+                <w:rFonts w:eastAsiaTheme="minorHAnsi" w:hint="eastAsia"/>
+                <w:color w:val="0070C0"/>
+                <w:sz w:val="16"/>
+                <w:szCs w:val="16"/>
+                <w:highlight w:val="yellow"/>
+              </w:rPr>
+              <w:t>(</w:t>
+            </w:r>
+            <w:proofErr w:type="gramEnd"/>
+            <w:r>
+              <w:rPr>
+                <w:rFonts w:eastAsiaTheme="minorHAnsi" w:hint="eastAsia"/>
+                <w:color w:val="0070C0"/>
+                <w:sz w:val="16"/>
+                <w:szCs w:val="16"/>
+                <w:highlight w:val="yellow"/>
+              </w:rPr>
+              <w:t>)</w:t>
+            </w:r>
           </w:p>
         </w:tc>
         <w:tc>
@@ -39036,6 +39489,7 @@
                 <w:rFonts w:eastAsiaTheme="minorHAnsi"/>
                 <w:sz w:val="16"/>
                 <w:szCs w:val="16"/>
+                <w:highlight w:val="yellow"/>
               </w:rPr>
               <w:t>Update(</w:t>
             </w:r>
@@ -39045,78 +39499,58 @@
                 <w:rFonts w:eastAsiaTheme="minorHAnsi"/>
                 <w:sz w:val="16"/>
                 <w:szCs w:val="16"/>
-              </w:rPr>
-              <w:t xml:space="preserve">), </w:t>
-            </w:r>
-            <w:proofErr w:type="spellStart"/>
-            <w:r>
-              <w:rPr>
-                <w:rFonts w:eastAsiaTheme="minorHAnsi"/>
-                <w:strike/>
-                <w:sz w:val="16"/>
-                <w:szCs w:val="16"/>
-              </w:rPr>
-              <w:t>ProcessSend</w:t>
-            </w:r>
-            <w:proofErr w:type="spellEnd"/>
-            <w:r>
-              <w:rPr>
-                <w:rFonts w:eastAsiaTheme="minorHAnsi"/>
-                <w:strike/>
-                <w:sz w:val="16"/>
-                <w:szCs w:val="16"/>
-              </w:rPr>
-              <w:t>(),</w:t>
-            </w:r>
-          </w:p>
-          <w:p>
-            <w:pPr>
-              <w:rPr>
-                <w:rFonts w:eastAsiaTheme="minorHAnsi"/>
-                <w:color w:val="0070C0"/>
-                <w:sz w:val="16"/>
-                <w:szCs w:val="16"/>
-              </w:rPr>
-            </w:pPr>
+                <w:highlight w:val="yellow"/>
+              </w:rPr>
+              <w:t>),</w:t>
+            </w:r>
+            <w:r>
+              <w:rPr>
+                <w:rFonts w:eastAsiaTheme="minorHAnsi"/>
+                <w:sz w:val="16"/>
+                <w:szCs w:val="16"/>
+              </w:rPr>
+              <w:t xml:space="preserve"> </w:t>
+            </w:r>
             <w:proofErr w:type="spellStart"/>
             <w:proofErr w:type="gramStart"/>
             <w:r>
               <w:rPr>
                 <w:rFonts w:eastAsiaTheme="minorHAnsi"/>
+                <w:strike/>
+                <w:sz w:val="16"/>
+                <w:szCs w:val="16"/>
+              </w:rPr>
+              <w:t>ProcessSend</w:t>
+            </w:r>
+            <w:proofErr w:type="spellEnd"/>
+            <w:r>
+              <w:rPr>
+                <w:rFonts w:eastAsiaTheme="minorHAnsi"/>
+                <w:strike/>
+                <w:sz w:val="16"/>
+                <w:szCs w:val="16"/>
+              </w:rPr>
+              <w:t>(</w:t>
+            </w:r>
+            <w:proofErr w:type="gramEnd"/>
+            <w:r>
+              <w:rPr>
+                <w:rFonts w:eastAsiaTheme="minorHAnsi"/>
+                <w:strike/>
+                <w:sz w:val="16"/>
+                <w:szCs w:val="16"/>
+              </w:rPr>
+              <w:t>),</w:t>
+            </w:r>
+          </w:p>
+          <w:p>
+            <w:pPr>
+              <w:rPr>
+                <w:rFonts w:eastAsiaTheme="minorHAnsi"/>
                 <w:color w:val="0070C0"/>
                 <w:sz w:val="16"/>
                 <w:szCs w:val="16"/>
-              </w:rPr>
-              <w:t>ProcessRecv</w:t>
-            </w:r>
-            <w:proofErr w:type="spellEnd"/>
-            <w:r>
-              <w:rPr>
-                <w:rFonts w:eastAsiaTheme="minorHAnsi"/>
-                <w:color w:val="0070C0"/>
-                <w:sz w:val="16"/>
-                <w:szCs w:val="16"/>
-              </w:rPr>
-              <w:t>(</w:t>
-            </w:r>
-            <w:proofErr w:type="gramEnd"/>
-            <w:r>
-              <w:rPr>
-                <w:rFonts w:eastAsiaTheme="minorHAnsi"/>
-                <w:color w:val="0070C0"/>
-                <w:sz w:val="16"/>
-                <w:szCs w:val="16"/>
-              </w:rPr>
-              <w:t>),</w:t>
-            </w:r>
-          </w:p>
-          <w:p>
-            <w:pPr>
-              <w:rPr>
-                <w:rFonts w:eastAsiaTheme="minorHAnsi"/>
-                <w:color w:val="0070C0"/>
-                <w:sz w:val="16"/>
-                <w:szCs w:val="16"/>
+                <w:highlight w:val="yellow"/>
               </w:rPr>
             </w:pPr>
             <w:proofErr w:type="spellStart"/>
@@ -39127,8 +39561,9 @@
                 <w:color w:val="0070C0"/>
                 <w:sz w:val="16"/>
                 <w:szCs w:val="16"/>
-              </w:rPr>
-              <w:t>GetRoom</w:t>
+                <w:highlight w:val="yellow"/>
+              </w:rPr>
+              <w:t>ProcessRecv</w:t>
             </w:r>
             <w:proofErr w:type="spellEnd"/>
             <w:r>
@@ -39137,6 +39572,7 @@
                 <w:color w:val="0070C0"/>
                 <w:sz w:val="16"/>
                 <w:szCs w:val="16"/>
+                <w:highlight w:val="yellow"/>
               </w:rPr>
               <w:t>(</w:t>
             </w:r>
@@ -39147,15 +39583,16 @@
                 <w:color w:val="0070C0"/>
                 <w:sz w:val="16"/>
                 <w:szCs w:val="16"/>
-              </w:rPr>
-              <w:t>)</w:t>
-            </w:r>
-          </w:p>
-          <w:p>
-            <w:pPr>
-              <w:rPr>
-                <w:rFonts w:eastAsiaTheme="minorHAnsi"/>
-                <w:strike/>
+                <w:highlight w:val="yellow"/>
+              </w:rPr>
+              <w:t>),</w:t>
+            </w:r>
+          </w:p>
+          <w:p>
+            <w:pPr>
+              <w:rPr>
+                <w:rFonts w:eastAsiaTheme="minorHAnsi"/>
+                <w:color w:val="0070C0"/>
                 <w:sz w:val="16"/>
                 <w:szCs w:val="16"/>
               </w:rPr>
@@ -39165,47 +39602,41 @@
             <w:r>
               <w:rPr>
                 <w:rFonts w:eastAsiaTheme="minorHAnsi"/>
+                <w:color w:val="0070C0"/>
+                <w:sz w:val="16"/>
+                <w:szCs w:val="16"/>
+                <w:highlight w:val="yellow"/>
+              </w:rPr>
+              <w:t>GetRoom</w:t>
+            </w:r>
+            <w:proofErr w:type="spellEnd"/>
+            <w:r>
+              <w:rPr>
+                <w:rFonts w:eastAsiaTheme="minorHAnsi"/>
+                <w:color w:val="0070C0"/>
+                <w:sz w:val="16"/>
+                <w:szCs w:val="16"/>
+                <w:highlight w:val="yellow"/>
+              </w:rPr>
+              <w:t>(</w:t>
+            </w:r>
+            <w:proofErr w:type="gramEnd"/>
+            <w:r>
+              <w:rPr>
+                <w:rFonts w:eastAsiaTheme="minorHAnsi"/>
+                <w:color w:val="0070C0"/>
+                <w:sz w:val="16"/>
+                <w:szCs w:val="16"/>
+                <w:highlight w:val="yellow"/>
+              </w:rPr>
+              <w:t>)</w:t>
+            </w:r>
+          </w:p>
+          <w:p>
+            <w:pPr>
+              <w:rPr>
+                <w:rFonts w:eastAsiaTheme="minorHAnsi"/>
                 <w:strike/>
-                <w:sz w:val="16"/>
-                <w:szCs w:val="16"/>
-              </w:rPr>
-              <w:t>CreatePacket</w:t>
-            </w:r>
-            <w:proofErr w:type="spellEnd"/>
-            <w:r>
-              <w:rPr>
-                <w:rFonts w:eastAsiaTheme="minorHAnsi"/>
-                <w:strike/>
-                <w:sz w:val="16"/>
-                <w:szCs w:val="16"/>
-              </w:rPr>
-              <w:t>(</w:t>
-            </w:r>
-            <w:proofErr w:type="gramEnd"/>
-            <w:r>
-              <w:rPr>
-                <w:rFonts w:eastAsiaTheme="minorHAnsi"/>
-                <w:strike/>
-                <w:sz w:val="16"/>
-                <w:szCs w:val="16"/>
-              </w:rPr>
-              <w:t>)</w:t>
-            </w:r>
-          </w:p>
-          <w:p>
-            <w:pPr>
-              <w:rPr>
-                <w:rFonts w:eastAsiaTheme="minorHAnsi"/>
-                <w:strike/>
-                <w:sz w:val="16"/>
-                <w:szCs w:val="16"/>
-              </w:rPr>
-            </w:pPr>
-          </w:p>
-          <w:p>
-            <w:pPr>
-              <w:rPr>
-                <w:rFonts w:eastAsiaTheme="minorHAnsi"/>
                 <w:sz w:val="16"/>
                 <w:szCs w:val="16"/>
               </w:rPr>
@@ -39215,9 +39646,60 @@
             <w:r>
               <w:rPr>
                 <w:rFonts w:eastAsiaTheme="minorHAnsi"/>
+                <w:strike/>
+                <w:sz w:val="16"/>
+                <w:szCs w:val="16"/>
+              </w:rPr>
+              <w:t>CreatePacket</w:t>
+            </w:r>
+            <w:proofErr w:type="spellEnd"/>
+            <w:r>
+              <w:rPr>
+                <w:rFonts w:eastAsiaTheme="minorHAnsi"/>
+                <w:strike/>
+                <w:sz w:val="16"/>
+                <w:szCs w:val="16"/>
+              </w:rPr>
+              <w:t>(</w:t>
+            </w:r>
+            <w:proofErr w:type="gramEnd"/>
+            <w:r>
+              <w:rPr>
+                <w:rFonts w:eastAsiaTheme="minorHAnsi"/>
+                <w:strike/>
+                <w:sz w:val="16"/>
+                <w:szCs w:val="16"/>
+              </w:rPr>
+              <w:t>)</w:t>
+            </w:r>
+          </w:p>
+          <w:p>
+            <w:pPr>
+              <w:rPr>
+                <w:rFonts w:eastAsiaTheme="minorHAnsi"/>
+                <w:strike/>
+                <w:sz w:val="16"/>
+                <w:szCs w:val="16"/>
+              </w:rPr>
+            </w:pPr>
+          </w:p>
+          <w:p>
+            <w:pPr>
+              <w:rPr>
+                <w:rFonts w:eastAsiaTheme="minorHAnsi"/>
+                <w:sz w:val="16"/>
+                <w:szCs w:val="16"/>
+              </w:rPr>
+            </w:pPr>
+            <w:proofErr w:type="spellStart"/>
+            <w:proofErr w:type="gramStart"/>
+            <w:r>
+              <w:rPr>
+                <w:rFonts w:eastAsiaTheme="minorHAnsi"/>
                 <w:color w:val="0070C0"/>
                 <w:sz w:val="16"/>
                 <w:szCs w:val="16"/>
+                <w:highlight w:val="red"/>
               </w:rPr>
               <w:t>ProcressGameData</w:t>
             </w:r>
@@ -39228,6 +39710,7 @@
                 <w:color w:val="0070C0"/>
                 <w:sz w:val="16"/>
                 <w:szCs w:val="16"/>
+                <w:highlight w:val="red"/>
               </w:rPr>
               <w:t>(</w:t>
             </w:r>
@@ -39238,6 +39721,7 @@
                 <w:color w:val="0070C0"/>
                 <w:sz w:val="16"/>
                 <w:szCs w:val="16"/>
+                <w:highlight w:val="red"/>
               </w:rPr>
               <w:t>)</w:t>
             </w:r>
@@ -39473,6 +39957,7 @@
                 <w:rFonts w:eastAsiaTheme="minorHAnsi"/>
                 <w:sz w:val="16"/>
                 <w:szCs w:val="16"/>
+                <w:highlight w:val="red"/>
               </w:rPr>
               <w:t>AddObject</w:t>
             </w:r>
@@ -39482,6 +39967,7 @@
                 <w:rFonts w:eastAsiaTheme="minorHAnsi"/>
                 <w:sz w:val="16"/>
                 <w:szCs w:val="16"/>
+                <w:highlight w:val="red"/>
               </w:rPr>
               <w:t>(</w:t>
             </w:r>
@@ -39491,6 +39977,7 @@
                 <w:rFonts w:eastAsiaTheme="minorHAnsi"/>
                 <w:sz w:val="16"/>
                 <w:szCs w:val="16"/>
+                <w:highlight w:val="red"/>
               </w:rPr>
               <w:t>)</w:t>
             </w:r>
@@ -39553,6 +40040,7 @@
                 <w:rFonts w:eastAsiaTheme="minorHAnsi"/>
                 <w:sz w:val="16"/>
                 <w:szCs w:val="16"/>
+                <w:highlight w:val="red"/>
               </w:rPr>
               <w:t>Update(</w:t>
             </w:r>
@@ -39562,74 +40050,122 @@
                 <w:rFonts w:eastAsiaTheme="minorHAnsi"/>
                 <w:sz w:val="16"/>
                 <w:szCs w:val="16"/>
+                <w:highlight w:val="red"/>
+              </w:rPr>
+              <w:t>),</w:t>
+            </w:r>
+            <w:r>
+              <w:rPr>
+                <w:rFonts w:eastAsiaTheme="minorHAnsi"/>
+                <w:sz w:val="16"/>
+                <w:szCs w:val="16"/>
+              </w:rPr>
+              <w:t xml:space="preserve"> </w:t>
+            </w:r>
+            <w:proofErr w:type="spellStart"/>
+            <w:proofErr w:type="gramStart"/>
+            <w:r>
+              <w:rPr>
+                <w:rFonts w:eastAsiaTheme="minorHAnsi"/>
+                <w:strike/>
+                <w:sz w:val="16"/>
+                <w:szCs w:val="16"/>
+              </w:rPr>
+              <w:t>ProcessRecv</w:t>
+            </w:r>
+            <w:proofErr w:type="spellEnd"/>
+            <w:r>
+              <w:rPr>
+                <w:rFonts w:eastAsiaTheme="minorHAnsi"/>
+                <w:strike/>
+                <w:sz w:val="16"/>
+                <w:szCs w:val="16"/>
+              </w:rPr>
+              <w:t>(</w:t>
+            </w:r>
+            <w:proofErr w:type="gramEnd"/>
+            <w:r>
+              <w:rPr>
+                <w:rFonts w:eastAsiaTheme="minorHAnsi"/>
+                <w:strike/>
+                <w:sz w:val="16"/>
+                <w:szCs w:val="16"/>
+              </w:rPr>
+              <w:t>),</w:t>
+            </w:r>
+            <w:r>
+              <w:rPr>
+                <w:rFonts w:eastAsiaTheme="minorHAnsi"/>
+                <w:sz w:val="16"/>
+                <w:szCs w:val="16"/>
+              </w:rPr>
+              <w:t xml:space="preserve"> </w:t>
+            </w:r>
+            <w:proofErr w:type="spellStart"/>
+            <w:proofErr w:type="gramStart"/>
+            <w:r>
+              <w:rPr>
+                <w:rFonts w:eastAsiaTheme="minorHAnsi"/>
+                <w:sz w:val="16"/>
+                <w:szCs w:val="16"/>
+                <w:highlight w:val="red"/>
+              </w:rPr>
+              <w:lastRenderedPageBreak/>
+              <w:t>ProcessSend</w:t>
+            </w:r>
+            <w:proofErr w:type="spellEnd"/>
+            <w:r>
+              <w:rPr>
+                <w:rFonts w:eastAsiaTheme="minorHAnsi"/>
+                <w:sz w:val="16"/>
+                <w:szCs w:val="16"/>
+                <w:highlight w:val="red"/>
+              </w:rPr>
+              <w:t>(</w:t>
+            </w:r>
+            <w:proofErr w:type="gramEnd"/>
+            <w:r>
+              <w:rPr>
+                <w:rFonts w:eastAsiaTheme="minorHAnsi"/>
+                <w:sz w:val="16"/>
+                <w:szCs w:val="16"/>
+                <w:highlight w:val="red"/>
               </w:rPr>
               <w:t xml:space="preserve">), </w:t>
             </w:r>
             <w:proofErr w:type="spellStart"/>
-            <w:r>
-              <w:rPr>
-                <w:rFonts w:eastAsiaTheme="minorHAnsi"/>
-                <w:strike/>
-                <w:sz w:val="16"/>
-                <w:szCs w:val="16"/>
-              </w:rPr>
-              <w:t>ProcessRecv</w:t>
+            <w:proofErr w:type="gramStart"/>
+            <w:r>
+              <w:rPr>
+                <w:rFonts w:eastAsiaTheme="minorHAnsi"/>
+                <w:color w:val="0070C0"/>
+                <w:sz w:val="16"/>
+                <w:szCs w:val="16"/>
+                <w:highlight w:val="red"/>
+              </w:rPr>
+              <w:t>CreatePacket</w:t>
             </w:r>
             <w:proofErr w:type="spellEnd"/>
             <w:r>
               <w:rPr>
                 <w:rFonts w:eastAsiaTheme="minorHAnsi"/>
-                <w:strike/>
-                <w:sz w:val="16"/>
-                <w:szCs w:val="16"/>
-              </w:rPr>
-              <w:t>(),</w:t>
-            </w:r>
-            <w:r>
-              <w:rPr>
-                <w:rFonts w:eastAsiaTheme="minorHAnsi"/>
-                <w:sz w:val="16"/>
-                <w:szCs w:val="16"/>
-              </w:rPr>
-              <w:t xml:space="preserve"> </w:t>
-            </w:r>
-            <w:proofErr w:type="spellStart"/>
-            <w:r>
-              <w:rPr>
-                <w:rFonts w:eastAsiaTheme="minorHAnsi"/>
-                <w:sz w:val="16"/>
-                <w:szCs w:val="16"/>
-              </w:rPr>
-              <w:t>ProcessSend</w:t>
-            </w:r>
-            <w:proofErr w:type="spellEnd"/>
-            <w:r>
-              <w:rPr>
-                <w:rFonts w:eastAsiaTheme="minorHAnsi"/>
-                <w:sz w:val="16"/>
-                <w:szCs w:val="16"/>
-              </w:rPr>
-              <w:t xml:space="preserve">(), </w:t>
-            </w:r>
-            <w:proofErr w:type="spellStart"/>
-            <w:r>
-              <w:rPr>
-                <w:rFonts w:eastAsiaTheme="minorHAnsi"/>
                 <w:color w:val="0070C0"/>
                 <w:sz w:val="16"/>
                 <w:szCs w:val="16"/>
-              </w:rPr>
-              <w:t>CreatePacket</w:t>
-            </w:r>
-            <w:proofErr w:type="spellEnd"/>
+                <w:highlight w:val="red"/>
+              </w:rPr>
+              <w:t>(</w:t>
+            </w:r>
+            <w:proofErr w:type="gramEnd"/>
             <w:r>
               <w:rPr>
                 <w:rFonts w:eastAsiaTheme="minorHAnsi"/>
                 <w:color w:val="0070C0"/>
                 <w:sz w:val="16"/>
                 <w:szCs w:val="16"/>
-              </w:rPr>
-              <w:t>()</w:t>
+                <w:highlight w:val="red"/>
+              </w:rPr>
+              <w:t>)</w:t>
             </w:r>
           </w:p>
         </w:tc>
@@ -40025,6 +40561,7 @@
               <w:t xml:space="preserve">), </w:t>
             </w:r>
             <w:proofErr w:type="spellStart"/>
+            <w:proofErr w:type="gramStart"/>
             <w:r>
               <w:rPr>
                 <w:rFonts w:eastAsiaTheme="minorHAnsi"/>
@@ -40040,9 +40577,19 @@
                 <w:sz w:val="16"/>
                 <w:szCs w:val="16"/>
               </w:rPr>
-              <w:t xml:space="preserve">(), </w:t>
+              <w:t>(</w:t>
+            </w:r>
+            <w:proofErr w:type="gramEnd"/>
+            <w:r>
+              <w:rPr>
+                <w:rFonts w:eastAsiaTheme="minorHAnsi"/>
+                <w:sz w:val="16"/>
+                <w:szCs w:val="16"/>
+              </w:rPr>
+              <w:t xml:space="preserve">), </w:t>
             </w:r>
             <w:proofErr w:type="spellStart"/>
+            <w:proofErr w:type="gramStart"/>
             <w:r>
               <w:rPr>
                 <w:rFonts w:eastAsiaTheme="minorHAnsi"/>
@@ -40058,7 +40605,16 @@
                 <w:sz w:val="16"/>
                 <w:szCs w:val="16"/>
               </w:rPr>
-              <w:t>()</w:t>
+              <w:t>(</w:t>
+            </w:r>
+            <w:proofErr w:type="gramEnd"/>
+            <w:r>
+              <w:rPr>
+                <w:rFonts w:eastAsiaTheme="minorHAnsi"/>
+                <w:sz w:val="16"/>
+                <w:szCs w:val="16"/>
+              </w:rPr>
+              <w:t>)</w:t>
             </w:r>
           </w:p>
           <w:p>
@@ -40184,6 +40740,7 @@
               <w:t xml:space="preserve">), </w:t>
             </w:r>
             <w:proofErr w:type="spellStart"/>
+            <w:proofErr w:type="gramStart"/>
             <w:r>
               <w:rPr>
                 <w:rFonts w:eastAsiaTheme="minorHAnsi"/>
@@ -40199,7 +40756,16 @@
                 <w:sz w:val="16"/>
                 <w:szCs w:val="16"/>
               </w:rPr>
-              <w:t>()</w:t>
+              <w:t>(</w:t>
+            </w:r>
+            <w:proofErr w:type="gramEnd"/>
+            <w:r>
+              <w:rPr>
+                <w:rFonts w:eastAsiaTheme="minorHAnsi"/>
+                <w:sz w:val="16"/>
+                <w:szCs w:val="16"/>
+              </w:rPr>
+              <w:t>)</w:t>
             </w:r>
           </w:p>
           <w:p>
@@ -40283,13 +40849,13 @@
               <w:t xml:space="preserve">), </w:t>
             </w:r>
             <w:proofErr w:type="spellStart"/>
-            <w:r>
-              <w:rPr>
-                <w:rFonts w:eastAsiaTheme="minorHAnsi"/>
-                <w:sz w:val="16"/>
-                <w:szCs w:val="16"/>
-              </w:rPr>
-              <w:lastRenderedPageBreak/>
+            <w:proofErr w:type="gramStart"/>
+            <w:r>
+              <w:rPr>
+                <w:rFonts w:eastAsiaTheme="minorHAnsi"/>
+                <w:sz w:val="16"/>
+                <w:szCs w:val="16"/>
+              </w:rPr>
               <w:t>ProcessSend</w:t>
             </w:r>
             <w:proofErr w:type="spellEnd"/>
@@ -40299,7 +40865,16 @@
                 <w:sz w:val="16"/>
                 <w:szCs w:val="16"/>
               </w:rPr>
-              <w:t xml:space="preserve">() </w:t>
+              <w:t>(</w:t>
+            </w:r>
+            <w:proofErr w:type="gramEnd"/>
+            <w:r>
+              <w:rPr>
+                <w:rFonts w:eastAsiaTheme="minorHAnsi"/>
+                <w:sz w:val="16"/>
+                <w:szCs w:val="16"/>
+              </w:rPr>
+              <w:t xml:space="preserve">) </w:t>
             </w:r>
           </w:p>
         </w:tc>
@@ -40325,7 +40900,6 @@
                 <w:sz w:val="16"/>
                 <w:szCs w:val="16"/>
               </w:rPr>
-              <w:lastRenderedPageBreak/>
               <w:t>24</w:t>
             </w:r>
           </w:p>
@@ -40634,6 +41208,7 @@
               <w:t xml:space="preserve">), </w:t>
             </w:r>
             <w:proofErr w:type="spellStart"/>
+            <w:proofErr w:type="gramStart"/>
             <w:r>
               <w:rPr>
                 <w:rFonts w:eastAsiaTheme="minorHAnsi"/>
@@ -40649,7 +41224,16 @@
                 <w:sz w:val="16"/>
                 <w:szCs w:val="16"/>
               </w:rPr>
-              <w:t>()</w:t>
+              <w:t>(</w:t>
+            </w:r>
+            <w:proofErr w:type="gramEnd"/>
+            <w:r>
+              <w:rPr>
+                <w:rFonts w:eastAsiaTheme="minorHAnsi"/>
+                <w:sz w:val="16"/>
+                <w:szCs w:val="16"/>
+              </w:rPr>
+              <w:t>)</w:t>
             </w:r>
           </w:p>
         </w:tc>
@@ -40775,6 +41359,7 @@
               <w:t xml:space="preserve">), </w:t>
             </w:r>
             <w:proofErr w:type="spellStart"/>
+            <w:proofErr w:type="gramStart"/>
             <w:r>
               <w:rPr>
                 <w:rFonts w:eastAsiaTheme="minorHAnsi"/>
@@ -40790,7 +41375,16 @@
                 <w:sz w:val="16"/>
                 <w:szCs w:val="16"/>
               </w:rPr>
-              <w:t>()</w:t>
+              <w:t>(</w:t>
+            </w:r>
+            <w:proofErr w:type="gramEnd"/>
+            <w:r>
+              <w:rPr>
+                <w:rFonts w:eastAsiaTheme="minorHAnsi"/>
+                <w:sz w:val="16"/>
+                <w:szCs w:val="16"/>
+              </w:rPr>
+              <w:t>)</w:t>
             </w:r>
           </w:p>
         </w:tc>
@@ -40871,6 +41465,7 @@
               <w:t xml:space="preserve">), </w:t>
             </w:r>
             <w:proofErr w:type="spellStart"/>
+            <w:proofErr w:type="gramStart"/>
             <w:r>
               <w:rPr>
                 <w:rFonts w:eastAsiaTheme="minorHAnsi"/>
@@ -40886,7 +41481,16 @@
                 <w:sz w:val="16"/>
                 <w:szCs w:val="16"/>
               </w:rPr>
-              <w:t>()</w:t>
+              <w:t>(</w:t>
+            </w:r>
+            <w:proofErr w:type="gramEnd"/>
+            <w:r>
+              <w:rPr>
+                <w:rFonts w:eastAsiaTheme="minorHAnsi"/>
+                <w:sz w:val="16"/>
+                <w:szCs w:val="16"/>
+              </w:rPr>
+              <w:t>)</w:t>
             </w:r>
           </w:p>
         </w:tc>
@@ -41933,9 +42537,28 @@
                 <w:sz w:val="16"/>
                 <w:szCs w:val="16"/>
               </w:rPr>
-              <w:t xml:space="preserve">), Move(), </w:t>
+              <w:t xml:space="preserve">), </w:t>
+            </w:r>
+            <w:proofErr w:type="gramStart"/>
+            <w:r>
+              <w:rPr>
+                <w:rFonts w:asciiTheme="majorHAnsi" w:eastAsiaTheme="majorHAnsi" w:hAnsiTheme="majorHAnsi"/>
+                <w:sz w:val="16"/>
+                <w:szCs w:val="16"/>
+              </w:rPr>
+              <w:t>Move(</w:t>
+            </w:r>
+            <w:proofErr w:type="gramEnd"/>
+            <w:r>
+              <w:rPr>
+                <w:rFonts w:asciiTheme="majorHAnsi" w:eastAsiaTheme="majorHAnsi" w:hAnsiTheme="majorHAnsi"/>
+                <w:sz w:val="16"/>
+                <w:szCs w:val="16"/>
+              </w:rPr>
+              <w:t xml:space="preserve">), </w:t>
             </w:r>
             <w:proofErr w:type="spellStart"/>
+            <w:proofErr w:type="gramStart"/>
             <w:r>
               <w:rPr>
                 <w:rFonts w:asciiTheme="majorHAnsi" w:eastAsiaTheme="majorHAnsi" w:hAnsiTheme="majorHAnsi"/>
@@ -41951,17 +42574,17 @@
                 <w:sz w:val="16"/>
                 <w:szCs w:val="16"/>
               </w:rPr>
-              <w:t>(),</w:t>
-            </w:r>
-          </w:p>
-          <w:p>
-            <w:pPr>
+              <w:t>(</w:t>
+            </w:r>
+            <w:proofErr w:type="gramEnd"/>
+            <w:r>
               <w:rPr>
                 <w:rFonts w:asciiTheme="majorHAnsi" w:eastAsiaTheme="majorHAnsi" w:hAnsiTheme="majorHAnsi"/>
                 <w:sz w:val="16"/>
                 <w:szCs w:val="16"/>
               </w:rPr>
-            </w:pPr>
+              <w:t>),</w:t>
+            </w:r>
           </w:p>
           <w:p>
             <w:pPr>
@@ -41971,12 +42594,21 @@
                 <w:szCs w:val="16"/>
               </w:rPr>
             </w:pPr>
-            <w:r>
+          </w:p>
+          <w:p>
+            <w:pPr>
               <w:rPr>
                 <w:rFonts w:asciiTheme="majorHAnsi" w:eastAsiaTheme="majorHAnsi" w:hAnsiTheme="majorHAnsi"/>
                 <w:sz w:val="16"/>
                 <w:szCs w:val="16"/>
               </w:rPr>
+            </w:pPr>
+            <w:r>
+              <w:rPr>
+                <w:rFonts w:asciiTheme="majorHAnsi" w:eastAsiaTheme="majorHAnsi" w:hAnsiTheme="majorHAnsi"/>
+                <w:sz w:val="16"/>
+                <w:szCs w:val="16"/>
+              </w:rPr>
               <w:t>[Projectile]</w:t>
             </w:r>
           </w:p>
@@ -42004,7 +42636,25 @@
                 <w:sz w:val="16"/>
                 <w:szCs w:val="16"/>
               </w:rPr>
-              <w:t>), Move()</w:t>
+              <w:t xml:space="preserve">), </w:t>
+            </w:r>
+            <w:proofErr w:type="gramStart"/>
+            <w:r>
+              <w:rPr>
+                <w:rFonts w:asciiTheme="majorHAnsi" w:eastAsiaTheme="majorHAnsi" w:hAnsiTheme="majorHAnsi"/>
+                <w:sz w:val="16"/>
+                <w:szCs w:val="16"/>
+              </w:rPr>
+              <w:t>Move(</w:t>
+            </w:r>
+            <w:proofErr w:type="gramEnd"/>
+            <w:r>
+              <w:rPr>
+                <w:rFonts w:asciiTheme="majorHAnsi" w:eastAsiaTheme="majorHAnsi" w:hAnsiTheme="majorHAnsi"/>
+                <w:sz w:val="16"/>
+                <w:szCs w:val="16"/>
+              </w:rPr>
+              <w:t>)</w:t>
             </w:r>
           </w:p>
         </w:tc>
@@ -42393,6 +43043,7 @@
                 <w:szCs w:val="16"/>
                 <w:u w:val="single"/>
               </w:rPr>
+              <w:lastRenderedPageBreak/>
               <w:t>UseSkill</w:t>
             </w:r>
             <w:proofErr w:type="spellEnd"/>
@@ -42484,7 +43135,27 @@
                 <w:sz w:val="16"/>
                 <w:szCs w:val="16"/>
               </w:rPr>
-              <w:t xml:space="preserve">), Update() </w:t>
+              <w:t xml:space="preserve">), </w:t>
+            </w:r>
+            <w:proofErr w:type="gramStart"/>
+            <w:r>
+              <w:rPr>
+                <w:rFonts w:eastAsiaTheme="minorHAnsi"/>
+                <w:strike/>
+                <w:sz w:val="16"/>
+                <w:szCs w:val="16"/>
+              </w:rPr>
+              <w:t>Update(</w:t>
+            </w:r>
+            <w:proofErr w:type="gramEnd"/>
+            <w:r>
+              <w:rPr>
+                <w:rFonts w:eastAsiaTheme="minorHAnsi"/>
+                <w:strike/>
+                <w:sz w:val="16"/>
+                <w:szCs w:val="16"/>
+              </w:rPr>
+              <w:t xml:space="preserve">) </w:t>
             </w:r>
           </w:p>
           <w:p>
@@ -42959,6 +43630,7 @@
               <w:t>* object), ~</w:t>
             </w:r>
             <w:proofErr w:type="spellStart"/>
+            <w:proofErr w:type="gramStart"/>
             <w:r>
               <w:rPr>
                 <w:rFonts w:eastAsiaTheme="minorHAnsi"/>
@@ -42974,7 +43646,16 @@
                 <w:sz w:val="16"/>
                 <w:szCs w:val="16"/>
               </w:rPr>
-              <w:t>(),</w:t>
+              <w:t>(</w:t>
+            </w:r>
+            <w:proofErr w:type="gramEnd"/>
+            <w:r>
+              <w:rPr>
+                <w:rFonts w:eastAsiaTheme="minorHAnsi"/>
+                <w:sz w:val="16"/>
+                <w:szCs w:val="16"/>
+              </w:rPr>
+              <w:t>),</w:t>
             </w:r>
           </w:p>
           <w:p>
@@ -43100,6 +43781,7 @@
               </w:rPr>
               <w:t xml:space="preserve">ItemType), </w:t>
             </w:r>
+            <w:proofErr w:type="gramStart"/>
             <w:r>
               <w:rPr>
                 <w:rFonts w:eastAsiaTheme="minorHAnsi"/>
@@ -43107,7 +43789,17 @@
                 <w:sz w:val="16"/>
                 <w:szCs w:val="16"/>
               </w:rPr>
-              <w:t>Update()</w:t>
+              <w:t>Update(</w:t>
+            </w:r>
+            <w:proofErr w:type="gramEnd"/>
+            <w:r>
+              <w:rPr>
+                <w:rFonts w:eastAsiaTheme="minorHAnsi"/>
+                <w:strike/>
+                <w:sz w:val="16"/>
+                <w:szCs w:val="16"/>
+              </w:rPr>
+              <w:t>)</w:t>
             </w:r>
           </w:p>
           <w:p>
@@ -45424,7 +46116,25 @@
                 <w:sz w:val="16"/>
                 <w:szCs w:val="16"/>
               </w:rPr>
-              <w:t>), Update()</w:t>
+              <w:t xml:space="preserve">), </w:t>
+            </w:r>
+            <w:proofErr w:type="gramStart"/>
+            <w:r>
+              <w:rPr>
+                <w:rFonts w:eastAsiaTheme="minorHAnsi"/>
+                <w:sz w:val="16"/>
+                <w:szCs w:val="16"/>
+              </w:rPr>
+              <w:t>Update(</w:t>
+            </w:r>
+            <w:proofErr w:type="gramEnd"/>
+            <w:r>
+              <w:rPr>
+                <w:rFonts w:eastAsiaTheme="minorHAnsi"/>
+                <w:sz w:val="16"/>
+                <w:szCs w:val="16"/>
+              </w:rPr>
+              <w:t>)</w:t>
             </w:r>
           </w:p>
         </w:tc>
@@ -45553,7 +46263,27 @@
                 <w:sz w:val="16"/>
                 <w:szCs w:val="16"/>
               </w:rPr>
-              <w:t>), Update()</w:t>
+              <w:t xml:space="preserve">), </w:t>
+            </w:r>
+            <w:proofErr w:type="gramStart"/>
+            <w:r>
+              <w:rPr>
+                <w:rFonts w:eastAsiaTheme="minorHAnsi"/>
+                <w:strike/>
+                <w:sz w:val="16"/>
+                <w:szCs w:val="16"/>
+              </w:rPr>
+              <w:t>Update(</w:t>
+            </w:r>
+            <w:proofErr w:type="gramEnd"/>
+            <w:r>
+              <w:rPr>
+                <w:rFonts w:eastAsiaTheme="minorHAnsi"/>
+                <w:strike/>
+                <w:sz w:val="16"/>
+                <w:szCs w:val="16"/>
+              </w:rPr>
+              <w:t>)</w:t>
             </w:r>
           </w:p>
         </w:tc>
@@ -45604,7 +46334,7 @@
           <w:p>
             <w:pPr>
               <w:rPr>
-                <w:rFonts w:eastAsiaTheme="minorHAnsi" w:hint="eastAsia"/>
+                <w:rFonts w:eastAsiaTheme="minorHAnsi"/>
                 <w:sz w:val="16"/>
                 <w:szCs w:val="16"/>
               </w:rPr>
@@ -45926,7 +46656,27 @@
                 <w:sz w:val="16"/>
                 <w:szCs w:val="16"/>
               </w:rPr>
-              <w:t>), Update()</w:t>
+              <w:t xml:space="preserve">), </w:t>
+            </w:r>
+            <w:proofErr w:type="gramStart"/>
+            <w:r>
+              <w:rPr>
+                <w:rFonts w:eastAsiaTheme="minorHAnsi"/>
+                <w:strike/>
+                <w:sz w:val="16"/>
+                <w:szCs w:val="16"/>
+              </w:rPr>
+              <w:t>Update(</w:t>
+            </w:r>
+            <w:proofErr w:type="gramEnd"/>
+            <w:r>
+              <w:rPr>
+                <w:rFonts w:eastAsiaTheme="minorHAnsi"/>
+                <w:strike/>
+                <w:sz w:val="16"/>
+                <w:szCs w:val="16"/>
+              </w:rPr>
+              <w:t>)</w:t>
             </w:r>
           </w:p>
         </w:tc>
@@ -45973,7 +46723,7 @@
           <w:p>
             <w:pPr>
               <w:rPr>
-                <w:rFonts w:eastAsiaTheme="minorHAnsi" w:hint="eastAsia"/>
+                <w:rFonts w:eastAsiaTheme="minorHAnsi"/>
                 <w:sz w:val="16"/>
                 <w:szCs w:val="16"/>
               </w:rPr>
@@ -46079,7 +46829,7 @@
           <w:p>
             <w:pPr>
               <w:rPr>
-                <w:rFonts w:eastAsiaTheme="minorHAnsi" w:hint="eastAsia"/>
+                <w:rFonts w:eastAsiaTheme="minorHAnsi"/>
                 <w:sz w:val="16"/>
                 <w:szCs w:val="16"/>
               </w:rPr>
@@ -46116,6 +46866,7 @@
               <w:t xml:space="preserve">), </w:t>
             </w:r>
             <w:proofErr w:type="spellStart"/>
+            <w:proofErr w:type="gramStart"/>
             <w:r>
               <w:rPr>
                 <w:rFonts w:eastAsiaTheme="minorHAnsi" w:hint="eastAsia"/>
@@ -46133,7 +46884,17 @@
                 <w:sz w:val="16"/>
                 <w:szCs w:val="16"/>
               </w:rPr>
-              <w:t>()</w:t>
+              <w:t>(</w:t>
+            </w:r>
+            <w:proofErr w:type="gramEnd"/>
+            <w:r>
+              <w:rPr>
+                <w:rFonts w:eastAsiaTheme="minorHAnsi" w:hint="eastAsia"/>
+                <w:color w:val="D86DCB" w:themeColor="accent5" w:themeTint="99"/>
+                <w:sz w:val="16"/>
+                <w:szCs w:val="16"/>
+              </w:rPr>
+              <w:t>)</w:t>
             </w:r>
           </w:p>
         </w:tc>
@@ -46211,7 +46972,25 @@
                 <w:sz w:val="16"/>
                 <w:szCs w:val="16"/>
               </w:rPr>
-              <w:t>), Update()</w:t>
+              <w:t xml:space="preserve">), </w:t>
+            </w:r>
+            <w:proofErr w:type="gramStart"/>
+            <w:r>
+              <w:rPr>
+                <w:rFonts w:eastAsiaTheme="minorHAnsi"/>
+                <w:sz w:val="16"/>
+                <w:szCs w:val="16"/>
+              </w:rPr>
+              <w:t>Update(</w:t>
+            </w:r>
+            <w:proofErr w:type="gramEnd"/>
+            <w:r>
+              <w:rPr>
+                <w:rFonts w:eastAsiaTheme="minorHAnsi"/>
+                <w:sz w:val="16"/>
+                <w:szCs w:val="16"/>
+              </w:rPr>
+              <w:t>)</w:t>
             </w:r>
           </w:p>
           <w:p>
@@ -46265,7 +47044,7 @@
           <w:p>
             <w:pPr>
               <w:rPr>
-                <w:rFonts w:eastAsiaTheme="minorHAnsi" w:hint="eastAsia"/>
+                <w:rFonts w:eastAsiaTheme="minorHAnsi"/>
                 <w:sz w:val="16"/>
                 <w:szCs w:val="16"/>
               </w:rPr>
@@ -46542,6 +47321,25 @@
               <w:t>::</w:t>
             </w:r>
             <w:proofErr w:type="spellStart"/>
+            <w:r>
+              <w:rPr>
+                <w:rFonts w:eastAsiaTheme="minorHAnsi"/>
+                <w:strike/>
+                <w:sz w:val="16"/>
+                <w:szCs w:val="16"/>
+              </w:rPr>
+              <w:t>SyncData</w:t>
+            </w:r>
+            <w:proofErr w:type="spellEnd"/>
+            <w:r>
+              <w:rPr>
+                <w:rFonts w:eastAsiaTheme="minorHAnsi"/>
+                <w:strike/>
+                <w:sz w:val="16"/>
+                <w:szCs w:val="16"/>
+              </w:rPr>
+              <w:t>(</w:t>
+            </w:r>
             <w:proofErr w:type="gramEnd"/>
             <w:r>
               <w:rPr>
@@ -46550,17 +47348,7 @@
                 <w:sz w:val="16"/>
                 <w:szCs w:val="16"/>
               </w:rPr>
-              <w:t>SyncData</w:t>
-            </w:r>
-            <w:proofErr w:type="spellEnd"/>
-            <w:r>
-              <w:rPr>
-                <w:rFonts w:eastAsiaTheme="minorHAnsi"/>
-                <w:strike/>
-                <w:sz w:val="16"/>
-                <w:szCs w:val="16"/>
-              </w:rPr>
-              <w:t>()</w:t>
+              <w:t>)</w:t>
             </w:r>
           </w:p>
           <w:p>
@@ -46641,7 +47429,25 @@
                 <w:sz w:val="16"/>
                 <w:szCs w:val="16"/>
               </w:rPr>
-              <w:t>), Send()</w:t>
+              <w:t xml:space="preserve">), </w:t>
+            </w:r>
+            <w:proofErr w:type="gramStart"/>
+            <w:r>
+              <w:rPr>
+                <w:rFonts w:eastAsiaTheme="minorHAnsi"/>
+                <w:sz w:val="16"/>
+                <w:szCs w:val="16"/>
+              </w:rPr>
+              <w:t>Send(</w:t>
+            </w:r>
+            <w:proofErr w:type="gramEnd"/>
+            <w:r>
+              <w:rPr>
+                <w:rFonts w:eastAsiaTheme="minorHAnsi"/>
+                <w:sz w:val="16"/>
+                <w:szCs w:val="16"/>
+              </w:rPr>
+              <w:t>)</w:t>
             </w:r>
             <w:r>
               <w:rPr>
@@ -46655,7 +47461,7 @@
           <w:p>
             <w:pPr>
               <w:rPr>
-                <w:rFonts w:eastAsiaTheme="minorHAnsi" w:hint="eastAsia"/>
+                <w:rFonts w:eastAsiaTheme="minorHAnsi"/>
                 <w:sz w:val="16"/>
                 <w:szCs w:val="16"/>
               </w:rPr>
@@ -46692,6 +47498,7 @@
               <w:t xml:space="preserve">), </w:t>
             </w:r>
             <w:proofErr w:type="spellStart"/>
+            <w:proofErr w:type="gramStart"/>
             <w:r>
               <w:rPr>
                 <w:rFonts w:eastAsiaTheme="minorHAnsi" w:hint="eastAsia"/>
@@ -46709,9 +47516,9 @@
                 <w:sz w:val="16"/>
                 <w:szCs w:val="16"/>
               </w:rPr>
-              <w:t xml:space="preserve">(), </w:t>
-            </w:r>
-            <w:proofErr w:type="spellStart"/>
+              <w:t>(</w:t>
+            </w:r>
+            <w:proofErr w:type="gramEnd"/>
             <w:r>
               <w:rPr>
                 <w:rFonts w:eastAsiaTheme="minorHAnsi" w:hint="eastAsia"/>
@@ -46719,9 +47526,10 @@
                 <w:sz w:val="16"/>
                 <w:szCs w:val="16"/>
               </w:rPr>
-              <w:t>SendMovePacket</w:t>
-            </w:r>
-            <w:proofErr w:type="spellEnd"/>
+              <w:t xml:space="preserve">), </w:t>
+            </w:r>
+            <w:proofErr w:type="spellStart"/>
+            <w:proofErr w:type="gramStart"/>
             <w:r>
               <w:rPr>
                 <w:rFonts w:eastAsiaTheme="minorHAnsi" w:hint="eastAsia"/>
@@ -46729,9 +47537,9 @@
                 <w:sz w:val="16"/>
                 <w:szCs w:val="16"/>
               </w:rPr>
-              <w:t xml:space="preserve">(), </w:t>
-            </w:r>
-            <w:proofErr w:type="spellStart"/>
+              <w:t>SendMovePacket</w:t>
+            </w:r>
+            <w:proofErr w:type="spellEnd"/>
             <w:r>
               <w:rPr>
                 <w:rFonts w:eastAsiaTheme="minorHAnsi" w:hint="eastAsia"/>
@@ -46739,9 +47547,9 @@
                 <w:sz w:val="16"/>
                 <w:szCs w:val="16"/>
               </w:rPr>
-              <w:t>SendCollisionPacket</w:t>
-            </w:r>
-            <w:proofErr w:type="spellEnd"/>
+              <w:t>(</w:t>
+            </w:r>
+            <w:proofErr w:type="gramEnd"/>
             <w:r>
               <w:rPr>
                 <w:rFonts w:eastAsiaTheme="minorHAnsi" w:hint="eastAsia"/>
@@ -46749,9 +47557,10 @@
                 <w:sz w:val="16"/>
                 <w:szCs w:val="16"/>
               </w:rPr>
-              <w:t xml:space="preserve">(), </w:t>
+              <w:t xml:space="preserve">), </w:t>
             </w:r>
             <w:proofErr w:type="spellStart"/>
+            <w:proofErr w:type="gramStart"/>
             <w:r>
               <w:rPr>
                 <w:rFonts w:eastAsiaTheme="minorHAnsi" w:hint="eastAsia"/>
@@ -46759,7 +47568,7 @@
                 <w:sz w:val="16"/>
                 <w:szCs w:val="16"/>
               </w:rPr>
-              <w:t>SendUseItemPacket</w:t>
+              <w:t>SendCollisionPacket</w:t>
             </w:r>
             <w:proofErr w:type="spellEnd"/>
             <w:r>
@@ -46769,9 +47578,9 @@
                 <w:sz w:val="16"/>
                 <w:szCs w:val="16"/>
               </w:rPr>
-              <w:t xml:space="preserve">(), </w:t>
-            </w:r>
-            <w:proofErr w:type="spellStart"/>
+              <w:t>(</w:t>
+            </w:r>
+            <w:proofErr w:type="gramEnd"/>
             <w:r>
               <w:rPr>
                 <w:rFonts w:eastAsiaTheme="minorHAnsi" w:hint="eastAsia"/>
@@ -46779,9 +47588,10 @@
                 <w:sz w:val="16"/>
                 <w:szCs w:val="16"/>
               </w:rPr>
-              <w:t>SendStayGamePacket</w:t>
-            </w:r>
-            <w:proofErr w:type="spellEnd"/>
+              <w:t xml:space="preserve">), </w:t>
+            </w:r>
+            <w:proofErr w:type="spellStart"/>
+            <w:proofErr w:type="gramStart"/>
             <w:r>
               <w:rPr>
                 <w:rFonts w:eastAsiaTheme="minorHAnsi" w:hint="eastAsia"/>
@@ -46789,9 +47599,9 @@
                 <w:sz w:val="16"/>
                 <w:szCs w:val="16"/>
               </w:rPr>
-              <w:t xml:space="preserve">(), </w:t>
-            </w:r>
-            <w:proofErr w:type="spellStart"/>
+              <w:t>SendUseItemPacket</w:t>
+            </w:r>
+            <w:proofErr w:type="spellEnd"/>
             <w:r>
               <w:rPr>
                 <w:rFonts w:eastAsiaTheme="minorHAnsi" w:hint="eastAsia"/>
@@ -46799,9 +47609,9 @@
                 <w:sz w:val="16"/>
                 <w:szCs w:val="16"/>
               </w:rPr>
-              <w:t>SendEndGamePacket</w:t>
-            </w:r>
-            <w:proofErr w:type="spellEnd"/>
+              <w:t>(</w:t>
+            </w:r>
+            <w:proofErr w:type="gramEnd"/>
             <w:r>
               <w:rPr>
                 <w:rFonts w:eastAsiaTheme="minorHAnsi" w:hint="eastAsia"/>
@@ -46809,7 +47619,69 @@
                 <w:sz w:val="16"/>
                 <w:szCs w:val="16"/>
               </w:rPr>
-              <w:t>()</w:t>
+              <w:t xml:space="preserve">), </w:t>
+            </w:r>
+            <w:proofErr w:type="spellStart"/>
+            <w:proofErr w:type="gramStart"/>
+            <w:r>
+              <w:rPr>
+                <w:rFonts w:eastAsiaTheme="minorHAnsi" w:hint="eastAsia"/>
+                <w:color w:val="D86DCB" w:themeColor="accent5" w:themeTint="99"/>
+                <w:sz w:val="16"/>
+                <w:szCs w:val="16"/>
+              </w:rPr>
+              <w:t>SendStayGamePacket</w:t>
+            </w:r>
+            <w:proofErr w:type="spellEnd"/>
+            <w:r>
+              <w:rPr>
+                <w:rFonts w:eastAsiaTheme="minorHAnsi" w:hint="eastAsia"/>
+                <w:color w:val="D86DCB" w:themeColor="accent5" w:themeTint="99"/>
+                <w:sz w:val="16"/>
+                <w:szCs w:val="16"/>
+              </w:rPr>
+              <w:t>(</w:t>
+            </w:r>
+            <w:proofErr w:type="gramEnd"/>
+            <w:r>
+              <w:rPr>
+                <w:rFonts w:eastAsiaTheme="minorHAnsi" w:hint="eastAsia"/>
+                <w:color w:val="D86DCB" w:themeColor="accent5" w:themeTint="99"/>
+                <w:sz w:val="16"/>
+                <w:szCs w:val="16"/>
+              </w:rPr>
+              <w:t xml:space="preserve">), </w:t>
+            </w:r>
+            <w:proofErr w:type="spellStart"/>
+            <w:proofErr w:type="gramStart"/>
+            <w:r>
+              <w:rPr>
+                <w:rFonts w:eastAsiaTheme="minorHAnsi" w:hint="eastAsia"/>
+                <w:color w:val="D86DCB" w:themeColor="accent5" w:themeTint="99"/>
+                <w:sz w:val="16"/>
+                <w:szCs w:val="16"/>
+              </w:rPr>
+              <w:t>SendEndGamePacket</w:t>
+            </w:r>
+            <w:proofErr w:type="spellEnd"/>
+            <w:r>
+              <w:rPr>
+                <w:rFonts w:eastAsiaTheme="minorHAnsi" w:hint="eastAsia"/>
+                <w:color w:val="D86DCB" w:themeColor="accent5" w:themeTint="99"/>
+                <w:sz w:val="16"/>
+                <w:szCs w:val="16"/>
+              </w:rPr>
+              <w:t>(</w:t>
+            </w:r>
+            <w:proofErr w:type="gramEnd"/>
+            <w:r>
+              <w:rPr>
+                <w:rFonts w:eastAsiaTheme="minorHAnsi" w:hint="eastAsia"/>
+                <w:color w:val="D86DCB" w:themeColor="accent5" w:themeTint="99"/>
+                <w:sz w:val="16"/>
+                <w:szCs w:val="16"/>
+              </w:rPr>
+              <w:t>)</w:t>
             </w:r>
           </w:p>
         </w:tc>
@@ -46891,6 +47763,23 @@
               <w:t>::</w:t>
             </w:r>
             <w:proofErr w:type="spellStart"/>
+            <w:r>
+              <w:rPr>
+                <w:rFonts w:eastAsiaTheme="minorHAnsi"/>
+                <w:sz w:val="16"/>
+                <w:szCs w:val="16"/>
+              </w:rPr>
+              <w:t>SyncData</w:t>
+            </w:r>
+            <w:proofErr w:type="spellEnd"/>
+            <w:r>
+              <w:rPr>
+                <w:rFonts w:eastAsiaTheme="minorHAnsi"/>
+                <w:sz w:val="16"/>
+                <w:szCs w:val="16"/>
+              </w:rPr>
+              <w:t>(</w:t>
+            </w:r>
             <w:proofErr w:type="gramEnd"/>
             <w:r>
               <w:rPr>
@@ -46898,16 +47787,7 @@
                 <w:sz w:val="16"/>
                 <w:szCs w:val="16"/>
               </w:rPr>
-              <w:t>SyncData</w:t>
-            </w:r>
-            <w:proofErr w:type="spellEnd"/>
-            <w:r>
-              <w:rPr>
-                <w:rFonts w:eastAsiaTheme="minorHAnsi"/>
-                <w:sz w:val="16"/>
-                <w:szCs w:val="16"/>
-              </w:rPr>
-              <w:t>()</w:t>
+              <w:t>)</w:t>
             </w:r>
           </w:p>
           <w:p>
@@ -46988,7 +47868,25 @@
                 <w:sz w:val="16"/>
                 <w:szCs w:val="16"/>
               </w:rPr>
-              <w:t>), Send()</w:t>
+              <w:t xml:space="preserve">), </w:t>
+            </w:r>
+            <w:proofErr w:type="gramStart"/>
+            <w:r>
+              <w:rPr>
+                <w:rFonts w:eastAsiaTheme="minorHAnsi"/>
+                <w:sz w:val="16"/>
+                <w:szCs w:val="16"/>
+              </w:rPr>
+              <w:t>Send(</w:t>
+            </w:r>
+            <w:proofErr w:type="gramEnd"/>
+            <w:r>
+              <w:rPr>
+                <w:rFonts w:eastAsiaTheme="minorHAnsi"/>
+                <w:sz w:val="16"/>
+                <w:szCs w:val="16"/>
+              </w:rPr>
+              <w:t>)</w:t>
             </w:r>
           </w:p>
         </w:tc>
@@ -47230,6 +48128,23 @@
               <w:t>::</w:t>
             </w:r>
             <w:proofErr w:type="spellStart"/>
+            <w:r>
+              <w:rPr>
+                <w:rFonts w:eastAsiaTheme="minorHAnsi"/>
+                <w:sz w:val="16"/>
+                <w:szCs w:val="16"/>
+              </w:rPr>
+              <w:t>SyncData</w:t>
+            </w:r>
+            <w:proofErr w:type="spellEnd"/>
+            <w:r>
+              <w:rPr>
+                <w:rFonts w:eastAsiaTheme="minorHAnsi"/>
+                <w:sz w:val="16"/>
+                <w:szCs w:val="16"/>
+              </w:rPr>
+              <w:t>(</w:t>
+            </w:r>
             <w:proofErr w:type="gramEnd"/>
             <w:r>
               <w:rPr>
@@ -47237,16 +48152,7 @@
                 <w:sz w:val="16"/>
                 <w:szCs w:val="16"/>
               </w:rPr>
-              <w:t>SyncData</w:t>
-            </w:r>
-            <w:proofErr w:type="spellEnd"/>
-            <w:r>
-              <w:rPr>
-                <w:rFonts w:eastAsiaTheme="minorHAnsi"/>
-                <w:sz w:val="16"/>
-                <w:szCs w:val="16"/>
-              </w:rPr>
-              <w:t>()</w:t>
+              <w:t>)</w:t>
             </w:r>
           </w:p>
           <w:p>
@@ -47327,7 +48233,25 @@
                 <w:sz w:val="16"/>
                 <w:szCs w:val="16"/>
               </w:rPr>
-              <w:t>), Send()</w:t>
+              <w:t xml:space="preserve">), </w:t>
+            </w:r>
+            <w:proofErr w:type="gramStart"/>
+            <w:r>
+              <w:rPr>
+                <w:rFonts w:eastAsiaTheme="minorHAnsi"/>
+                <w:sz w:val="16"/>
+                <w:szCs w:val="16"/>
+              </w:rPr>
+              <w:t>Send(</w:t>
+            </w:r>
+            <w:proofErr w:type="gramEnd"/>
+            <w:r>
+              <w:rPr>
+                <w:rFonts w:eastAsiaTheme="minorHAnsi"/>
+                <w:sz w:val="16"/>
+                <w:szCs w:val="16"/>
+              </w:rPr>
+              <w:t>)</w:t>
             </w:r>
           </w:p>
         </w:tc>
@@ -47409,6 +48333,23 @@
               <w:t>::</w:t>
             </w:r>
             <w:proofErr w:type="spellStart"/>
+            <w:r>
+              <w:rPr>
+                <w:rFonts w:eastAsiaTheme="minorHAnsi"/>
+                <w:sz w:val="16"/>
+                <w:szCs w:val="16"/>
+              </w:rPr>
+              <w:t>SyncData</w:t>
+            </w:r>
+            <w:proofErr w:type="spellEnd"/>
+            <w:r>
+              <w:rPr>
+                <w:rFonts w:eastAsiaTheme="minorHAnsi"/>
+                <w:sz w:val="16"/>
+                <w:szCs w:val="16"/>
+              </w:rPr>
+              <w:t>(</w:t>
+            </w:r>
             <w:proofErr w:type="gramEnd"/>
             <w:r>
               <w:rPr>
@@ -47416,16 +48357,7 @@
                 <w:sz w:val="16"/>
                 <w:szCs w:val="16"/>
               </w:rPr>
-              <w:t>SyncData</w:t>
-            </w:r>
-            <w:proofErr w:type="spellEnd"/>
-            <w:r>
-              <w:rPr>
-                <w:rFonts w:eastAsiaTheme="minorHAnsi"/>
-                <w:sz w:val="16"/>
-                <w:szCs w:val="16"/>
-              </w:rPr>
-              <w:t>()</w:t>
+              <w:t>)</w:t>
             </w:r>
           </w:p>
           <w:p>
@@ -47506,7 +48438,25 @@
                 <w:sz w:val="16"/>
                 <w:szCs w:val="16"/>
               </w:rPr>
-              <w:t>), Send()</w:t>
+              <w:t xml:space="preserve">), </w:t>
+            </w:r>
+            <w:proofErr w:type="gramStart"/>
+            <w:r>
+              <w:rPr>
+                <w:rFonts w:eastAsiaTheme="minorHAnsi"/>
+                <w:sz w:val="16"/>
+                <w:szCs w:val="16"/>
+              </w:rPr>
+              <w:t>Send(</w:t>
+            </w:r>
+            <w:proofErr w:type="gramEnd"/>
+            <w:r>
+              <w:rPr>
+                <w:rFonts w:eastAsiaTheme="minorHAnsi"/>
+                <w:sz w:val="16"/>
+                <w:szCs w:val="16"/>
+              </w:rPr>
+              <w:t>)</w:t>
             </w:r>
           </w:p>
         </w:tc>
@@ -48656,6 +49606,7 @@
   <w:style w:type="character" w:default="1" w:styleId="a0">
     <w:name w:val="Default Paragraph Font"/>
     <w:uiPriority w:val="1"/>
+    <w:semiHidden/>
     <w:unhideWhenUsed/>
   </w:style>
   <w:style w:type="table" w:default="1" w:styleId="a1">

--- a/문서/5팀_ProjectProgressReport.docx
+++ b/문서/5팀_ProjectProgressReport.docx
@@ -37167,7 +37167,7 @@
                 <w:tab w:val="left" w:pos="3600"/>
               </w:tabs>
               <w:rPr>
-                <w:rFonts w:ascii="HY헤드라인M" w:eastAsia="HY헤드라인M" w:hint="eastAsia"/>
+                <w:rFonts w:ascii="HY헤드라인M" w:eastAsia="HY헤드라인M"/>
                 <w:color w:val="0070C0"/>
               </w:rPr>
             </w:pPr>
@@ -37219,7 +37219,7 @@
                 <w:tab w:val="left" w:pos="2492"/>
               </w:tabs>
               <w:rPr>
-                <w:rFonts w:ascii="HY헤드라인M" w:eastAsia="HY헤드라인M" w:hint="eastAsia"/>
+                <w:rFonts w:ascii="HY헤드라인M" w:eastAsia="HY헤드라인M"/>
                 <w:color w:val="0070C0"/>
               </w:rPr>
             </w:pPr>
@@ -39124,14 +39124,25 @@
           <w:p>
             <w:pPr>
               <w:rPr>
+                <w:rFonts w:eastAsiaTheme="minorHAnsi"/>
+                <w:color w:val="0070C0"/>
+                <w:sz w:val="16"/>
+                <w:szCs w:val="16"/>
+              </w:rPr>
+            </w:pPr>
+            <w:proofErr w:type="spellStart"/>
+            <w:proofErr w:type="gramStart"/>
+            <w:r>
+              <w:rPr>
                 <w:rFonts w:eastAsiaTheme="minorHAnsi" w:hint="eastAsia"/>
                 <w:color w:val="0070C0"/>
                 <w:sz w:val="16"/>
                 <w:szCs w:val="16"/>
-              </w:rPr>
-            </w:pPr>
-            <w:proofErr w:type="spellStart"/>
-            <w:proofErr w:type="gramStart"/>
+                <w:highlight w:val="yellow"/>
+              </w:rPr>
+              <w:t>AddObject</w:t>
+            </w:r>
+            <w:proofErr w:type="spellEnd"/>
             <w:r>
               <w:rPr>
                 <w:rFonts w:eastAsiaTheme="minorHAnsi" w:hint="eastAsia"/>
@@ -39140,9 +39151,9 @@
                 <w:szCs w:val="16"/>
                 <w:highlight w:val="yellow"/>
               </w:rPr>
-              <w:t>AddObject</w:t>
-            </w:r>
-            <w:proofErr w:type="spellEnd"/>
+              <w:t>(</w:t>
+            </w:r>
+            <w:proofErr w:type="gramEnd"/>
             <w:r>
               <w:rPr>
                 <w:rFonts w:eastAsiaTheme="minorHAnsi" w:hint="eastAsia"/>
@@ -39151,40 +39162,29 @@
                 <w:szCs w:val="16"/>
                 <w:highlight w:val="yellow"/>
               </w:rPr>
-              <w:t>(</w:t>
-            </w:r>
-            <w:proofErr w:type="gramEnd"/>
+              <w:t>)</w:t>
+            </w:r>
+          </w:p>
+          <w:p>
+            <w:pPr>
+              <w:rPr>
+                <w:rFonts w:eastAsiaTheme="minorHAnsi"/>
+                <w:sz w:val="16"/>
+                <w:szCs w:val="16"/>
+              </w:rPr>
+            </w:pPr>
+          </w:p>
+          <w:p>
+            <w:pPr>
+              <w:rPr>
+                <w:rFonts w:eastAsiaTheme="minorHAnsi"/>
+                <w:sz w:val="16"/>
+                <w:szCs w:val="16"/>
+              </w:rPr>
+            </w:pPr>
             <w:r>
               <w:rPr>
                 <w:rFonts w:eastAsiaTheme="minorHAnsi" w:hint="eastAsia"/>
-                <w:color w:val="0070C0"/>
-                <w:sz w:val="16"/>
-                <w:szCs w:val="16"/>
-                <w:highlight w:val="yellow"/>
-              </w:rPr>
-              <w:t>)</w:t>
-            </w:r>
-          </w:p>
-          <w:p>
-            <w:pPr>
-              <w:rPr>
-                <w:rFonts w:eastAsiaTheme="minorHAnsi" w:hint="eastAsia"/>
-                <w:sz w:val="16"/>
-                <w:szCs w:val="16"/>
-              </w:rPr>
-            </w:pPr>
-          </w:p>
-          <w:p>
-            <w:pPr>
-              <w:rPr>
-                <w:rFonts w:eastAsiaTheme="minorHAnsi"/>
-                <w:sz w:val="16"/>
-                <w:szCs w:val="16"/>
-              </w:rPr>
-            </w:pPr>
-            <w:r>
-              <w:rPr>
-                <w:rFonts w:eastAsiaTheme="minorHAnsi" w:hint="eastAsia"/>
                 <w:sz w:val="16"/>
                 <w:szCs w:val="16"/>
               </w:rPr>
@@ -39194,7 +39194,7 @@
           <w:p>
             <w:pPr>
               <w:rPr>
-                <w:rFonts w:eastAsiaTheme="minorHAnsi" w:hint="eastAsia"/>
+                <w:rFonts w:eastAsiaTheme="minorHAnsi"/>
                 <w:sz w:val="16"/>
                 <w:szCs w:val="16"/>
               </w:rPr>
@@ -39288,7 +39288,7 @@
           <w:p>
             <w:pPr>
               <w:rPr>
-                <w:rFonts w:eastAsiaTheme="minorHAnsi" w:hint="eastAsia"/>
+                <w:rFonts w:eastAsiaTheme="minorHAnsi"/>
                 <w:color w:val="0070C0"/>
                 <w:sz w:val="16"/>
                 <w:szCs w:val="16"/>

--- a/문서/5팀_ProjectProgressReport.docx
+++ b/문서/5팀_ProjectProgressReport.docx
@@ -37149,7 +37149,23 @@
                 <w:rFonts w:ascii="HY헤드라인M" w:eastAsia="HY헤드라인M" w:hint="eastAsia"/>
                 <w:color w:val="0070C0"/>
               </w:rPr>
-              <w:t>::Broadcast(</w:t>
+              <w:t>::</w:t>
+            </w:r>
+            <w:proofErr w:type="spellStart"/>
+            <w:r>
+              <w:rPr>
+                <w:rFonts w:ascii="HY헤드라인M" w:eastAsia="HY헤드라인M" w:hint="eastAsia"/>
+                <w:color w:val="0070C0"/>
+              </w:rPr>
+              <w:t>RemoveObject</w:t>
+            </w:r>
+            <w:proofErr w:type="spellEnd"/>
+            <w:r>
+              <w:rPr>
+                <w:rFonts w:ascii="HY헤드라인M" w:eastAsia="HY헤드라인M" w:hint="eastAsia"/>
+                <w:color w:val="0070C0"/>
+              </w:rPr>
+              <w:t>(</w:t>
             </w:r>
             <w:proofErr w:type="gramEnd"/>
             <w:r>
@@ -37186,15 +37202,105 @@
                 <w:rFonts w:ascii="HY헤드라인M" w:eastAsia="HY헤드라인M" w:hint="eastAsia"/>
                 <w:color w:val="0070C0"/>
               </w:rPr>
-              <w:t>::</w:t>
-            </w:r>
-            <w:proofErr w:type="spellStart"/>
+              <w:t>::Broadcast(</w:t>
+            </w:r>
+            <w:proofErr w:type="gramEnd"/>
             <w:r>
               <w:rPr>
                 <w:rFonts w:ascii="HY헤드라인M" w:eastAsia="HY헤드라인M" w:hint="eastAsia"/>
                 <w:color w:val="0070C0"/>
               </w:rPr>
+              <w:t>)</w:t>
+            </w:r>
+          </w:p>
+          <w:p>
+            <w:pPr>
+              <w:tabs>
+                <w:tab w:val="left" w:pos="2492"/>
+                <w:tab w:val="left" w:pos="3600"/>
+              </w:tabs>
+              <w:rPr>
+                <w:rFonts w:ascii="HY헤드라인M" w:eastAsia="HY헤드라인M"/>
+                <w:color w:val="0070C0"/>
+              </w:rPr>
+            </w:pPr>
+            <w:proofErr w:type="spellStart"/>
+            <w:proofErr w:type="gramStart"/>
+            <w:r>
+              <w:rPr>
+                <w:rFonts w:ascii="HY헤드라인M" w:eastAsia="HY헤드라인M" w:hint="eastAsia"/>
+                <w:color w:val="0070C0"/>
+              </w:rPr>
+              <w:t>ServerFramework</w:t>
+            </w:r>
+            <w:proofErr w:type="spellEnd"/>
+            <w:r>
+              <w:rPr>
+                <w:rFonts w:ascii="HY헤드라인M" w:eastAsia="HY헤드라인M" w:hint="eastAsia"/>
+                <w:color w:val="0070C0"/>
+              </w:rPr>
+              <w:t>::</w:t>
+            </w:r>
+            <w:proofErr w:type="spellStart"/>
+            <w:r>
+              <w:rPr>
+                <w:rFonts w:ascii="HY헤드라인M" w:eastAsia="HY헤드라인M" w:hint="eastAsia"/>
+                <w:color w:val="0070C0"/>
+              </w:rPr>
               <w:t>ProcessAccept</w:t>
+            </w:r>
+            <w:proofErr w:type="spellEnd"/>
+            <w:r>
+              <w:rPr>
+                <w:rFonts w:ascii="HY헤드라인M" w:eastAsia="HY헤드라인M" w:hint="eastAsia"/>
+                <w:color w:val="0070C0"/>
+              </w:rPr>
+              <w:t>(</w:t>
+            </w:r>
+            <w:proofErr w:type="gramEnd"/>
+            <w:r>
+              <w:rPr>
+                <w:rFonts w:ascii="HY헤드라인M" w:eastAsia="HY헤드라인M" w:hint="eastAsia"/>
+                <w:color w:val="0070C0"/>
+              </w:rPr>
+              <w:t>)</w:t>
+            </w:r>
+          </w:p>
+          <w:p>
+            <w:pPr>
+              <w:tabs>
+                <w:tab w:val="left" w:pos="2492"/>
+                <w:tab w:val="left" w:pos="3600"/>
+              </w:tabs>
+              <w:rPr>
+                <w:rFonts w:ascii="HY헤드라인M" w:eastAsia="HY헤드라인M"/>
+                <w:color w:val="0070C0"/>
+              </w:rPr>
+            </w:pPr>
+            <w:proofErr w:type="spellStart"/>
+            <w:proofErr w:type="gramStart"/>
+            <w:r>
+              <w:rPr>
+                <w:rFonts w:ascii="HY헤드라인M" w:eastAsia="HY헤드라인M" w:hint="eastAsia"/>
+                <w:color w:val="0070C0"/>
+              </w:rPr>
+              <w:t>ServerFramework</w:t>
+            </w:r>
+            <w:proofErr w:type="spellEnd"/>
+            <w:r>
+              <w:rPr>
+                <w:rFonts w:ascii="HY헤드라인M" w:eastAsia="HY헤드라인M" w:hint="eastAsia"/>
+                <w:color w:val="0070C0"/>
+              </w:rPr>
+              <w:t>::</w:t>
+            </w:r>
+            <w:proofErr w:type="spellStart"/>
+            <w:r>
+              <w:rPr>
+                <w:rFonts w:ascii="HY헤드라인M" w:eastAsia="HY헤드라인M" w:hint="eastAsia"/>
+                <w:color w:val="0070C0"/>
+              </w:rPr>
+              <w:t>ProcessDisconnect</w:t>
             </w:r>
             <w:proofErr w:type="spellEnd"/>
             <w:r>
@@ -37472,12 +37578,14 @@
               </w:tabs>
               <w:rPr>
                 <w:rFonts w:ascii="HY헤드라인M" w:eastAsia="HY헤드라인M"/>
+                <w:strike/>
               </w:rPr>
             </w:pPr>
             <w:proofErr w:type="gramStart"/>
             <w:r>
               <w:rPr>
                 <w:rFonts w:ascii="HY헤드라인M" w:eastAsia="HY헤드라인M" w:hint="eastAsia"/>
+                <w:strike/>
               </w:rPr>
               <w:t>Room::</w:t>
             </w:r>
@@ -37485,6 +37593,7 @@
             <w:r>
               <w:rPr>
                 <w:rFonts w:ascii="HY헤드라인M" w:eastAsia="HY헤드라인M" w:hint="eastAsia"/>
+                <w:strike/>
               </w:rPr>
               <w:t>RemoveObject</w:t>
             </w:r>
@@ -37492,6 +37601,7 @@
             <w:r>
               <w:rPr>
                 <w:rFonts w:ascii="HY헤드라인M" w:eastAsia="HY헤드라인M" w:hint="eastAsia"/>
+                <w:strike/>
               </w:rPr>
               <w:t>(</w:t>
             </w:r>
@@ -37499,6 +37609,7 @@
             <w:r>
               <w:rPr>
                 <w:rFonts w:ascii="HY헤드라인M" w:eastAsia="HY헤드라인M" w:hint="eastAsia"/>
+                <w:strike/>
               </w:rPr>
               <w:t xml:space="preserve">) </w:t>
             </w:r>
@@ -38244,18 +38355,18 @@
         <w:tblLook w:val="04A0" w:firstRow="1" w:lastRow="0" w:firstColumn="1" w:lastColumn="0" w:noHBand="0" w:noVBand="1"/>
       </w:tblPr>
       <w:tblGrid>
-        <w:gridCol w:w="413"/>
-        <w:gridCol w:w="1696"/>
-        <w:gridCol w:w="414"/>
-        <w:gridCol w:w="1551"/>
-        <w:gridCol w:w="1740"/>
-        <w:gridCol w:w="1551"/>
-        <w:gridCol w:w="1651"/>
+        <w:gridCol w:w="408"/>
+        <w:gridCol w:w="1650"/>
+        <w:gridCol w:w="407"/>
+        <w:gridCol w:w="1508"/>
+        <w:gridCol w:w="1692"/>
+        <w:gridCol w:w="1659"/>
+        <w:gridCol w:w="1692"/>
       </w:tblGrid>
       <w:tr>
         <w:tc>
           <w:tcPr>
-            <w:tcW w:w="419" w:type="dxa"/>
+            <w:tcW w:w="418" w:type="dxa"/>
             <w:shd w:val="clear" w:color="auto" w:fill="D9D9D9" w:themeFill="background1" w:themeFillShade="D9"/>
           </w:tcPr>
           <w:p>
@@ -38279,7 +38390,7 @@
         </w:tc>
         <w:tc>
           <w:tcPr>
-            <w:tcW w:w="2332" w:type="dxa"/>
+            <w:tcW w:w="2005" w:type="dxa"/>
             <w:shd w:val="clear" w:color="auto" w:fill="D9D9D9" w:themeFill="background1" w:themeFillShade="D9"/>
           </w:tcPr>
           <w:p>
@@ -38327,7 +38438,7 @@
         </w:tc>
         <w:tc>
           <w:tcPr>
-            <w:tcW w:w="514" w:type="dxa"/>
+            <w:tcW w:w="462" w:type="dxa"/>
             <w:shd w:val="clear" w:color="auto" w:fill="D9D9D9" w:themeFill="background1" w:themeFillShade="D9"/>
           </w:tcPr>
           <w:p>
@@ -38351,7 +38462,7 @@
         </w:tc>
         <w:tc>
           <w:tcPr>
-            <w:tcW w:w="567" w:type="dxa"/>
+            <w:tcW w:w="1758" w:type="dxa"/>
             <w:shd w:val="clear" w:color="auto" w:fill="D9D9D9" w:themeFill="background1" w:themeFillShade="D9"/>
           </w:tcPr>
           <w:p>
@@ -38375,7 +38486,7 @@
         </w:tc>
         <w:tc>
           <w:tcPr>
-            <w:tcW w:w="2853" w:type="dxa"/>
+            <w:tcW w:w="2173" w:type="dxa"/>
             <w:shd w:val="clear" w:color="auto" w:fill="D9D9D9" w:themeFill="background1" w:themeFillShade="D9"/>
           </w:tcPr>
           <w:p>
@@ -38399,7 +38510,7 @@
         </w:tc>
         <w:tc>
           <w:tcPr>
-            <w:tcW w:w="1915" w:type="dxa"/>
+            <w:tcW w:w="1784" w:type="dxa"/>
             <w:shd w:val="clear" w:color="auto" w:fill="D9D9D9" w:themeFill="background1" w:themeFillShade="D9"/>
           </w:tcPr>
           <w:p>
@@ -38425,7 +38536,7 @@
       <w:tr>
         <w:tc>
           <w:tcPr>
-            <w:tcW w:w="419" w:type="dxa"/>
+            <w:tcW w:w="418" w:type="dxa"/>
             <w:shd w:val="clear" w:color="auto" w:fill="DAE9F7" w:themeFill="text2" w:themeFillTint="1A"/>
           </w:tcPr>
           <w:p>
@@ -38441,7 +38552,7 @@
         </w:tc>
         <w:tc>
           <w:tcPr>
-            <w:tcW w:w="2332" w:type="dxa"/>
+            <w:tcW w:w="2005" w:type="dxa"/>
             <w:shd w:val="clear" w:color="auto" w:fill="DAE9F7" w:themeFill="text2" w:themeFillTint="1A"/>
           </w:tcPr>
           <w:p>
@@ -38473,7 +38584,7 @@
         </w:tc>
         <w:tc>
           <w:tcPr>
-            <w:tcW w:w="514" w:type="dxa"/>
+            <w:tcW w:w="462" w:type="dxa"/>
             <w:shd w:val="clear" w:color="auto" w:fill="DAE9F7" w:themeFill="text2" w:themeFillTint="1A"/>
           </w:tcPr>
           <w:p>
@@ -38489,7 +38600,7 @@
         </w:tc>
         <w:tc>
           <w:tcPr>
-            <w:tcW w:w="567" w:type="dxa"/>
+            <w:tcW w:w="1758" w:type="dxa"/>
             <w:shd w:val="clear" w:color="auto" w:fill="DAE9F7" w:themeFill="text2" w:themeFillTint="1A"/>
           </w:tcPr>
           <w:p>
@@ -38505,7 +38616,7 @@
         </w:tc>
         <w:tc>
           <w:tcPr>
-            <w:tcW w:w="2853" w:type="dxa"/>
+            <w:tcW w:w="2173" w:type="dxa"/>
             <w:shd w:val="clear" w:color="auto" w:fill="DAE9F7" w:themeFill="text2" w:themeFillTint="1A"/>
           </w:tcPr>
           <w:p>
@@ -38529,7 +38640,7 @@
         </w:tc>
         <w:tc>
           <w:tcPr>
-            <w:tcW w:w="1915" w:type="dxa"/>
+            <w:tcW w:w="1784" w:type="dxa"/>
             <w:shd w:val="clear" w:color="auto" w:fill="DAE9F7" w:themeFill="text2" w:themeFillTint="1A"/>
           </w:tcPr>
           <w:p>
@@ -38558,7 +38669,7 @@
         </w:trPr>
         <w:tc>
           <w:tcPr>
-            <w:tcW w:w="419" w:type="dxa"/>
+            <w:tcW w:w="418" w:type="dxa"/>
             <w:shd w:val="clear" w:color="auto" w:fill="F2CEED" w:themeFill="accent5" w:themeFillTint="33"/>
           </w:tcPr>
           <w:p>
@@ -38573,7 +38684,7 @@
         </w:tc>
         <w:tc>
           <w:tcPr>
-            <w:tcW w:w="2332" w:type="dxa"/>
+            <w:tcW w:w="2005" w:type="dxa"/>
             <w:shd w:val="clear" w:color="auto" w:fill="F2CEED" w:themeFill="accent5" w:themeFillTint="33"/>
           </w:tcPr>
           <w:p>
@@ -38603,7 +38714,7 @@
         </w:tc>
         <w:tc>
           <w:tcPr>
-            <w:tcW w:w="514" w:type="dxa"/>
+            <w:tcW w:w="462" w:type="dxa"/>
             <w:shd w:val="clear" w:color="auto" w:fill="F2CEED" w:themeFill="accent5" w:themeFillTint="33"/>
           </w:tcPr>
           <w:p>
@@ -38618,7 +38729,7 @@
         </w:tc>
         <w:tc>
           <w:tcPr>
-            <w:tcW w:w="567" w:type="dxa"/>
+            <w:tcW w:w="1758" w:type="dxa"/>
             <w:shd w:val="clear" w:color="auto" w:fill="F2CEED" w:themeFill="accent5" w:themeFillTint="33"/>
           </w:tcPr>
           <w:p>
@@ -38633,7 +38744,7 @@
         </w:tc>
         <w:tc>
           <w:tcPr>
-            <w:tcW w:w="2853" w:type="dxa"/>
+            <w:tcW w:w="2173" w:type="dxa"/>
             <w:shd w:val="clear" w:color="auto" w:fill="F2CEED" w:themeFill="accent5" w:themeFillTint="33"/>
           </w:tcPr>
           <w:p>
@@ -38648,7 +38759,7 @@
         </w:tc>
         <w:tc>
           <w:tcPr>
-            <w:tcW w:w="1915" w:type="dxa"/>
+            <w:tcW w:w="1784" w:type="dxa"/>
             <w:shd w:val="clear" w:color="auto" w:fill="F2CEED" w:themeFill="accent5" w:themeFillTint="33"/>
           </w:tcPr>
           <w:p>
@@ -38674,7 +38785,7 @@
       <w:tr>
         <w:tc>
           <w:tcPr>
-            <w:tcW w:w="419" w:type="dxa"/>
+            <w:tcW w:w="418" w:type="dxa"/>
             <w:shd w:val="clear" w:color="auto" w:fill="DAE9F7" w:themeFill="text2" w:themeFillTint="1A"/>
           </w:tcPr>
           <w:p>
@@ -38698,7 +38809,7 @@
         </w:tc>
         <w:tc>
           <w:tcPr>
-            <w:tcW w:w="2332" w:type="dxa"/>
+            <w:tcW w:w="2005" w:type="dxa"/>
             <w:shd w:val="clear" w:color="auto" w:fill="DAE9F7" w:themeFill="text2" w:themeFillTint="1A"/>
           </w:tcPr>
           <w:p>
@@ -38746,7 +38857,7 @@
         </w:tc>
         <w:tc>
           <w:tcPr>
-            <w:tcW w:w="514" w:type="dxa"/>
+            <w:tcW w:w="462" w:type="dxa"/>
             <w:shd w:val="clear" w:color="auto" w:fill="DAE9F7" w:themeFill="text2" w:themeFillTint="1A"/>
           </w:tcPr>
           <w:p>
@@ -38770,7 +38881,7 @@
         </w:tc>
         <w:tc>
           <w:tcPr>
-            <w:tcW w:w="567" w:type="dxa"/>
+            <w:tcW w:w="1758" w:type="dxa"/>
             <w:shd w:val="clear" w:color="auto" w:fill="DAE9F7" w:themeFill="text2" w:themeFillTint="1A"/>
           </w:tcPr>
           <w:p>
@@ -38794,7 +38905,7 @@
         </w:tc>
         <w:tc>
           <w:tcPr>
-            <w:tcW w:w="2853" w:type="dxa"/>
+            <w:tcW w:w="2173" w:type="dxa"/>
             <w:shd w:val="clear" w:color="auto" w:fill="DAE9F7" w:themeFill="text2" w:themeFillTint="1A"/>
           </w:tcPr>
           <w:p>
@@ -38818,7 +38929,7 @@
         </w:tc>
         <w:tc>
           <w:tcPr>
-            <w:tcW w:w="1915" w:type="dxa"/>
+            <w:tcW w:w="1784" w:type="dxa"/>
             <w:shd w:val="clear" w:color="auto" w:fill="DAE9F7" w:themeFill="text2" w:themeFillTint="1A"/>
           </w:tcPr>
           <w:p>
@@ -38847,7 +38958,7 @@
         </w:trPr>
         <w:tc>
           <w:tcPr>
-            <w:tcW w:w="419" w:type="dxa"/>
+            <w:tcW w:w="418" w:type="dxa"/>
             <w:shd w:val="clear" w:color="auto" w:fill="F2CEED" w:themeFill="accent5" w:themeFillTint="33"/>
           </w:tcPr>
           <w:p>
@@ -38862,7 +38973,7 @@
         </w:tc>
         <w:tc>
           <w:tcPr>
-            <w:tcW w:w="2332" w:type="dxa"/>
+            <w:tcW w:w="2005" w:type="dxa"/>
             <w:shd w:val="clear" w:color="auto" w:fill="F2CEED" w:themeFill="accent5" w:themeFillTint="33"/>
           </w:tcPr>
           <w:p>
@@ -39083,7 +39194,7 @@
         </w:tc>
         <w:tc>
           <w:tcPr>
-            <w:tcW w:w="514" w:type="dxa"/>
+            <w:tcW w:w="462" w:type="dxa"/>
             <w:shd w:val="clear" w:color="auto" w:fill="F2CEED" w:themeFill="accent5" w:themeFillTint="33"/>
           </w:tcPr>
           <w:p>
@@ -39094,313 +39205,27 @@
                 <w:szCs w:val="16"/>
               </w:rPr>
             </w:pPr>
-            <w:r>
-              <w:rPr>
-                <w:rFonts w:eastAsiaTheme="minorHAnsi" w:hint="eastAsia"/>
-                <w:sz w:val="16"/>
-                <w:szCs w:val="16"/>
-              </w:rPr>
-              <w:t>[</w:t>
-            </w:r>
-            <w:proofErr w:type="spellStart"/>
-            <w:r>
-              <w:rPr>
-                <w:rFonts w:eastAsiaTheme="minorHAnsi" w:hint="eastAsia"/>
-                <w:sz w:val="16"/>
-                <w:szCs w:val="16"/>
-              </w:rPr>
-              <w:t>ServerFramework</w:t>
-            </w:r>
-            <w:proofErr w:type="spellEnd"/>
-            <w:r>
-              <w:rPr>
-                <w:rFonts w:eastAsiaTheme="minorHAnsi" w:hint="eastAsia"/>
-                <w:sz w:val="16"/>
-                <w:szCs w:val="16"/>
-              </w:rPr>
-              <w:t>]</w:t>
-            </w:r>
-          </w:p>
-          <w:p>
-            <w:pPr>
-              <w:rPr>
-                <w:rFonts w:eastAsiaTheme="minorHAnsi"/>
-                <w:color w:val="0070C0"/>
-                <w:sz w:val="16"/>
-                <w:szCs w:val="16"/>
-              </w:rPr>
-            </w:pPr>
-            <w:proofErr w:type="spellStart"/>
-            <w:proofErr w:type="gramStart"/>
-            <w:r>
-              <w:rPr>
-                <w:rFonts w:eastAsiaTheme="minorHAnsi" w:hint="eastAsia"/>
-                <w:color w:val="0070C0"/>
-                <w:sz w:val="16"/>
-                <w:szCs w:val="16"/>
-                <w:highlight w:val="yellow"/>
-              </w:rPr>
-              <w:t>AddObject</w:t>
-            </w:r>
-            <w:proofErr w:type="spellEnd"/>
-            <w:r>
-              <w:rPr>
-                <w:rFonts w:eastAsiaTheme="minorHAnsi" w:hint="eastAsia"/>
-                <w:color w:val="0070C0"/>
-                <w:sz w:val="16"/>
-                <w:szCs w:val="16"/>
-                <w:highlight w:val="yellow"/>
-              </w:rPr>
-              <w:t>(</w:t>
-            </w:r>
-            <w:proofErr w:type="gramEnd"/>
-            <w:r>
-              <w:rPr>
-                <w:rFonts w:eastAsiaTheme="minorHAnsi" w:hint="eastAsia"/>
-                <w:color w:val="0070C0"/>
-                <w:sz w:val="16"/>
-                <w:szCs w:val="16"/>
-                <w:highlight w:val="yellow"/>
-              </w:rPr>
-              <w:t>)</w:t>
-            </w:r>
-          </w:p>
-          <w:p>
-            <w:pPr>
-              <w:rPr>
-                <w:rFonts w:eastAsiaTheme="minorHAnsi"/>
-                <w:sz w:val="16"/>
-                <w:szCs w:val="16"/>
-              </w:rPr>
-            </w:pPr>
-          </w:p>
-          <w:p>
-            <w:pPr>
-              <w:rPr>
-                <w:rFonts w:eastAsiaTheme="minorHAnsi"/>
-                <w:sz w:val="16"/>
-                <w:szCs w:val="16"/>
-              </w:rPr>
-            </w:pPr>
-            <w:r>
-              <w:rPr>
-                <w:rFonts w:eastAsiaTheme="minorHAnsi" w:hint="eastAsia"/>
-                <w:sz w:val="16"/>
-                <w:szCs w:val="16"/>
-              </w:rPr>
-              <w:t>[Room]</w:t>
-            </w:r>
-          </w:p>
-          <w:p>
-            <w:pPr>
-              <w:rPr>
-                <w:rFonts w:eastAsiaTheme="minorHAnsi"/>
-                <w:sz w:val="16"/>
-                <w:szCs w:val="16"/>
-              </w:rPr>
-            </w:pPr>
-            <w:proofErr w:type="spellStart"/>
-            <w:r>
-              <w:rPr>
-                <w:rFonts w:eastAsiaTheme="minorHAnsi" w:hint="eastAsia"/>
-                <w:color w:val="0070C0"/>
-                <w:sz w:val="16"/>
-                <w:szCs w:val="16"/>
-                <w:highlight w:val="yellow"/>
-              </w:rPr>
-              <w:t>GetObjects</w:t>
-            </w:r>
-            <w:proofErr w:type="spellEnd"/>
-            <w:r>
-              <w:rPr>
-                <w:rFonts w:eastAsiaTheme="minorHAnsi" w:hint="eastAsia"/>
-                <w:color w:val="0070C0"/>
-                <w:sz w:val="16"/>
-                <w:szCs w:val="16"/>
-                <w:highlight w:val="yellow"/>
-              </w:rPr>
-              <w:t>(), 멀티쓰레드 동기화</w:t>
-            </w:r>
           </w:p>
         </w:tc>
         <w:tc>
           <w:tcPr>
-            <w:tcW w:w="567" w:type="dxa"/>
+            <w:tcW w:w="1758" w:type="dxa"/>
             <w:shd w:val="clear" w:color="auto" w:fill="F2CEED" w:themeFill="accent5" w:themeFillTint="33"/>
           </w:tcPr>
           <w:p>
             <w:pPr>
               <w:rPr>
                 <w:rFonts w:eastAsiaTheme="minorHAnsi"/>
-                <w:sz w:val="16"/>
-                <w:szCs w:val="16"/>
-              </w:rPr>
-            </w:pPr>
-            <w:r>
-              <w:rPr>
-                <w:rFonts w:eastAsiaTheme="minorHAnsi" w:hint="eastAsia"/>
-                <w:sz w:val="16"/>
-                <w:szCs w:val="16"/>
-              </w:rPr>
-              <w:t>[</w:t>
-            </w:r>
-            <w:proofErr w:type="spellStart"/>
-            <w:r>
-              <w:rPr>
-                <w:rFonts w:eastAsiaTheme="minorHAnsi" w:hint="eastAsia"/>
-                <w:sz w:val="16"/>
-                <w:szCs w:val="16"/>
-              </w:rPr>
-              <w:t>ServerFramework</w:t>
-            </w:r>
-            <w:proofErr w:type="spellEnd"/>
-            <w:r>
-              <w:rPr>
-                <w:rFonts w:eastAsiaTheme="minorHAnsi" w:hint="eastAsia"/>
-                <w:sz w:val="16"/>
-                <w:szCs w:val="16"/>
-              </w:rPr>
-              <w:t>]</w:t>
-            </w:r>
-          </w:p>
-          <w:p>
-            <w:pPr>
-              <w:rPr>
-                <w:rFonts w:eastAsiaTheme="minorHAnsi"/>
                 <w:color w:val="0070C0"/>
                 <w:sz w:val="16"/>
                 <w:szCs w:val="16"/>
               </w:rPr>
             </w:pPr>
-            <w:proofErr w:type="spellStart"/>
-            <w:proofErr w:type="gramStart"/>
-            <w:r>
-              <w:rPr>
-                <w:rFonts w:eastAsiaTheme="minorHAnsi" w:hint="eastAsia"/>
-                <w:color w:val="0070C0"/>
-                <w:sz w:val="16"/>
-                <w:szCs w:val="16"/>
-                <w:highlight w:val="yellow"/>
-              </w:rPr>
-              <w:t>ProcessMovePacket</w:t>
-            </w:r>
-            <w:proofErr w:type="spellEnd"/>
-            <w:r>
-              <w:rPr>
-                <w:rFonts w:eastAsiaTheme="minorHAnsi" w:hint="eastAsia"/>
-                <w:color w:val="0070C0"/>
-                <w:sz w:val="16"/>
-                <w:szCs w:val="16"/>
-                <w:highlight w:val="yellow"/>
-              </w:rPr>
-              <w:t>(</w:t>
-            </w:r>
-            <w:proofErr w:type="gramEnd"/>
-            <w:r>
-              <w:rPr>
-                <w:rFonts w:eastAsiaTheme="minorHAnsi" w:hint="eastAsia"/>
-                <w:color w:val="0070C0"/>
-                <w:sz w:val="16"/>
-                <w:szCs w:val="16"/>
-                <w:highlight w:val="yellow"/>
-              </w:rPr>
-              <w:t xml:space="preserve">), </w:t>
-            </w:r>
-            <w:proofErr w:type="spellStart"/>
-            <w:proofErr w:type="gramStart"/>
-            <w:r>
-              <w:rPr>
-                <w:rFonts w:eastAsiaTheme="minorHAnsi" w:hint="eastAsia"/>
-                <w:color w:val="0070C0"/>
-                <w:sz w:val="16"/>
-                <w:szCs w:val="16"/>
-                <w:highlight w:val="yellow"/>
-              </w:rPr>
-              <w:t>ProcessAccept</w:t>
-            </w:r>
-            <w:proofErr w:type="spellEnd"/>
-            <w:r>
-              <w:rPr>
-                <w:rFonts w:eastAsiaTheme="minorHAnsi" w:hint="eastAsia"/>
-                <w:color w:val="0070C0"/>
-                <w:sz w:val="16"/>
-                <w:szCs w:val="16"/>
-                <w:highlight w:val="yellow"/>
-              </w:rPr>
-              <w:t>(</w:t>
-            </w:r>
-            <w:proofErr w:type="gramEnd"/>
-            <w:r>
-              <w:rPr>
-                <w:rFonts w:eastAsiaTheme="minorHAnsi" w:hint="eastAsia"/>
-                <w:color w:val="0070C0"/>
-                <w:sz w:val="16"/>
-                <w:szCs w:val="16"/>
-                <w:highlight w:val="yellow"/>
-              </w:rPr>
-              <w:t xml:space="preserve">), </w:t>
-            </w:r>
-            <w:proofErr w:type="gramStart"/>
-            <w:r>
-              <w:rPr>
-                <w:rFonts w:eastAsiaTheme="minorHAnsi" w:hint="eastAsia"/>
-                <w:color w:val="0070C0"/>
-                <w:sz w:val="16"/>
-                <w:szCs w:val="16"/>
-                <w:highlight w:val="yellow"/>
-              </w:rPr>
-              <w:t>Broadcast(</w:t>
-            </w:r>
-            <w:proofErr w:type="gramEnd"/>
-            <w:r>
-              <w:rPr>
-                <w:rFonts w:eastAsiaTheme="minorHAnsi" w:hint="eastAsia"/>
-                <w:color w:val="0070C0"/>
-                <w:sz w:val="16"/>
-                <w:szCs w:val="16"/>
-                <w:highlight w:val="yellow"/>
-              </w:rPr>
-              <w:t xml:space="preserve">), </w:t>
-            </w:r>
-            <w:proofErr w:type="spellStart"/>
-            <w:proofErr w:type="gramStart"/>
-            <w:r>
-              <w:rPr>
-                <w:rFonts w:eastAsiaTheme="minorHAnsi" w:hint="eastAsia"/>
-                <w:color w:val="0070C0"/>
-                <w:sz w:val="16"/>
-                <w:szCs w:val="16"/>
-                <w:highlight w:val="yellow"/>
-              </w:rPr>
-              <w:t>AddObject</w:t>
-            </w:r>
-            <w:proofErr w:type="spellEnd"/>
-            <w:r>
-              <w:rPr>
-                <w:rFonts w:eastAsiaTheme="minorHAnsi" w:hint="eastAsia"/>
-                <w:color w:val="0070C0"/>
-                <w:sz w:val="16"/>
-                <w:szCs w:val="16"/>
-                <w:highlight w:val="yellow"/>
-              </w:rPr>
-              <w:t>(</w:t>
-            </w:r>
-            <w:proofErr w:type="gramEnd"/>
-            <w:r>
-              <w:rPr>
-                <w:rFonts w:eastAsiaTheme="minorHAnsi" w:hint="eastAsia"/>
-                <w:color w:val="0070C0"/>
-                <w:sz w:val="16"/>
-                <w:szCs w:val="16"/>
-                <w:highlight w:val="yellow"/>
-              </w:rPr>
-              <w:t>)</w:t>
-            </w:r>
           </w:p>
         </w:tc>
         <w:tc>
           <w:tcPr>
-            <w:tcW w:w="2853" w:type="dxa"/>
+            <w:tcW w:w="2173" w:type="dxa"/>
             <w:shd w:val="clear" w:color="auto" w:fill="F2CEED" w:themeFill="accent5" w:themeFillTint="33"/>
           </w:tcPr>
           <w:p>
@@ -39415,7 +39240,7 @@
         </w:tc>
         <w:tc>
           <w:tcPr>
-            <w:tcW w:w="1915" w:type="dxa"/>
+            <w:tcW w:w="1784" w:type="dxa"/>
             <w:shd w:val="clear" w:color="auto" w:fill="F2CEED" w:themeFill="accent5" w:themeFillTint="33"/>
           </w:tcPr>
           <w:p>
@@ -39712,7 +39537,7 @@
         </w:trPr>
         <w:tc>
           <w:tcPr>
-            <w:tcW w:w="419" w:type="dxa"/>
+            <w:tcW w:w="418" w:type="dxa"/>
             <w:shd w:val="clear" w:color="auto" w:fill="DAE9F7" w:themeFill="text2" w:themeFillTint="1A"/>
           </w:tcPr>
           <w:p>
@@ -39736,7 +39561,7 @@
         </w:tc>
         <w:tc>
           <w:tcPr>
-            <w:tcW w:w="2332" w:type="dxa"/>
+            <w:tcW w:w="2005" w:type="dxa"/>
             <w:shd w:val="clear" w:color="auto" w:fill="DAE9F7" w:themeFill="text2" w:themeFillTint="1A"/>
           </w:tcPr>
           <w:p>
@@ -39784,7 +39609,7 @@
         </w:tc>
         <w:tc>
           <w:tcPr>
-            <w:tcW w:w="514" w:type="dxa"/>
+            <w:tcW w:w="462" w:type="dxa"/>
             <w:shd w:val="clear" w:color="auto" w:fill="DAE9F7" w:themeFill="text2" w:themeFillTint="1A"/>
           </w:tcPr>
           <w:p>
@@ -39808,7 +39633,7 @@
         </w:tc>
         <w:tc>
           <w:tcPr>
-            <w:tcW w:w="567" w:type="dxa"/>
+            <w:tcW w:w="1758" w:type="dxa"/>
             <w:shd w:val="clear" w:color="auto" w:fill="DAE9F7" w:themeFill="text2" w:themeFillTint="1A"/>
           </w:tcPr>
           <w:p>
@@ -39832,7 +39657,7 @@
         </w:tc>
         <w:tc>
           <w:tcPr>
-            <w:tcW w:w="2853" w:type="dxa"/>
+            <w:tcW w:w="2173" w:type="dxa"/>
             <w:shd w:val="clear" w:color="auto" w:fill="DAE9F7" w:themeFill="text2" w:themeFillTint="1A"/>
           </w:tcPr>
           <w:p>
@@ -39856,7 +39681,7 @@
         </w:tc>
         <w:tc>
           <w:tcPr>
-            <w:tcW w:w="1915" w:type="dxa"/>
+            <w:tcW w:w="1784" w:type="dxa"/>
             <w:shd w:val="clear" w:color="auto" w:fill="DAE9F7" w:themeFill="text2" w:themeFillTint="1A"/>
           </w:tcPr>
           <w:p>
@@ -39885,7 +39710,7 @@
         </w:trPr>
         <w:tc>
           <w:tcPr>
-            <w:tcW w:w="419" w:type="dxa"/>
+            <w:tcW w:w="418" w:type="dxa"/>
             <w:shd w:val="clear" w:color="auto" w:fill="F2CEED" w:themeFill="accent5" w:themeFillTint="33"/>
           </w:tcPr>
           <w:p>
@@ -39900,7 +39725,7 @@
         </w:tc>
         <w:tc>
           <w:tcPr>
-            <w:tcW w:w="2332" w:type="dxa"/>
+            <w:tcW w:w="2005" w:type="dxa"/>
             <w:shd w:val="clear" w:color="auto" w:fill="F2CEED" w:themeFill="accent5" w:themeFillTint="33"/>
           </w:tcPr>
           <w:p>
@@ -40088,7 +39913,6 @@
                 <w:szCs w:val="16"/>
                 <w:highlight w:val="yellow"/>
               </w:rPr>
-              <w:lastRenderedPageBreak/>
               <w:t>ProcessSend</w:t>
             </w:r>
             <w:proofErr w:type="spellEnd"/>
@@ -40121,6 +39945,7 @@
                 <w:szCs w:val="16"/>
                 <w:highlight w:val="yellow"/>
               </w:rPr>
+              <w:lastRenderedPageBreak/>
               <w:t>CreatePacket</w:t>
             </w:r>
             <w:proofErr w:type="spellEnd"/>
@@ -40164,7 +39989,7 @@
         </w:tc>
         <w:tc>
           <w:tcPr>
-            <w:tcW w:w="514" w:type="dxa"/>
+            <w:tcW w:w="462" w:type="dxa"/>
             <w:shd w:val="clear" w:color="auto" w:fill="F2CEED" w:themeFill="accent5" w:themeFillTint="33"/>
           </w:tcPr>
           <w:p>
@@ -40179,7 +40004,7 @@
         </w:tc>
         <w:tc>
           <w:tcPr>
-            <w:tcW w:w="567" w:type="dxa"/>
+            <w:tcW w:w="1758" w:type="dxa"/>
             <w:shd w:val="clear" w:color="auto" w:fill="F2CEED" w:themeFill="accent5" w:themeFillTint="33"/>
           </w:tcPr>
           <w:p>
@@ -40194,7 +40019,7 @@
         </w:tc>
         <w:tc>
           <w:tcPr>
-            <w:tcW w:w="2853" w:type="dxa"/>
+            <w:tcW w:w="2173" w:type="dxa"/>
             <w:shd w:val="clear" w:color="auto" w:fill="F2CEED" w:themeFill="accent5" w:themeFillTint="33"/>
           </w:tcPr>
           <w:p>
@@ -40209,7 +40034,7 @@
         </w:tc>
         <w:tc>
           <w:tcPr>
-            <w:tcW w:w="1915" w:type="dxa"/>
+            <w:tcW w:w="1784" w:type="dxa"/>
             <w:shd w:val="clear" w:color="auto" w:fill="F2CEED" w:themeFill="accent5" w:themeFillTint="33"/>
           </w:tcPr>
           <w:p>
@@ -40226,7 +40051,7 @@
       <w:tr>
         <w:tc>
           <w:tcPr>
-            <w:tcW w:w="419" w:type="dxa"/>
+            <w:tcW w:w="418" w:type="dxa"/>
             <w:shd w:val="clear" w:color="auto" w:fill="DAE9F7" w:themeFill="text2" w:themeFillTint="1A"/>
           </w:tcPr>
           <w:p>
@@ -40250,7 +40075,7 @@
         </w:tc>
         <w:tc>
           <w:tcPr>
-            <w:tcW w:w="2332" w:type="dxa"/>
+            <w:tcW w:w="2005" w:type="dxa"/>
             <w:shd w:val="clear" w:color="auto" w:fill="DAE9F7" w:themeFill="text2" w:themeFillTint="1A"/>
           </w:tcPr>
           <w:p>
@@ -40298,7 +40123,7 @@
         </w:tc>
         <w:tc>
           <w:tcPr>
-            <w:tcW w:w="514" w:type="dxa"/>
+            <w:tcW w:w="462" w:type="dxa"/>
             <w:shd w:val="clear" w:color="auto" w:fill="DAE9F7" w:themeFill="text2" w:themeFillTint="1A"/>
           </w:tcPr>
           <w:p>
@@ -40322,7 +40147,7 @@
         </w:tc>
         <w:tc>
           <w:tcPr>
-            <w:tcW w:w="567" w:type="dxa"/>
+            <w:tcW w:w="1758" w:type="dxa"/>
             <w:shd w:val="clear" w:color="auto" w:fill="DAE9F7" w:themeFill="text2" w:themeFillTint="1A"/>
           </w:tcPr>
           <w:p>
@@ -40346,7 +40171,7 @@
         </w:tc>
         <w:tc>
           <w:tcPr>
-            <w:tcW w:w="2853" w:type="dxa"/>
+            <w:tcW w:w="2173" w:type="dxa"/>
             <w:shd w:val="clear" w:color="auto" w:fill="DAE9F7" w:themeFill="text2" w:themeFillTint="1A"/>
           </w:tcPr>
           <w:p>
@@ -40370,7 +40195,7 @@
         </w:tc>
         <w:tc>
           <w:tcPr>
-            <w:tcW w:w="1915" w:type="dxa"/>
+            <w:tcW w:w="1784" w:type="dxa"/>
             <w:shd w:val="clear" w:color="auto" w:fill="DAE9F7" w:themeFill="text2" w:themeFillTint="1A"/>
           </w:tcPr>
           <w:p>
@@ -40399,7 +40224,7 @@
         </w:trPr>
         <w:tc>
           <w:tcPr>
-            <w:tcW w:w="419" w:type="dxa"/>
+            <w:tcW w:w="418" w:type="dxa"/>
             <w:shd w:val="clear" w:color="auto" w:fill="F2CEED" w:themeFill="accent5" w:themeFillTint="33"/>
           </w:tcPr>
           <w:p>
@@ -40414,7 +40239,7 @@
         </w:tc>
         <w:tc>
           <w:tcPr>
-            <w:tcW w:w="2332" w:type="dxa"/>
+            <w:tcW w:w="2005" w:type="dxa"/>
             <w:shd w:val="clear" w:color="auto" w:fill="F2CEED" w:themeFill="accent5" w:themeFillTint="33"/>
           </w:tcPr>
           <w:p>
@@ -40444,7 +40269,7 @@
         </w:tc>
         <w:tc>
           <w:tcPr>
-            <w:tcW w:w="514" w:type="dxa"/>
+            <w:tcW w:w="462" w:type="dxa"/>
             <w:shd w:val="clear" w:color="auto" w:fill="F2CEED" w:themeFill="accent5" w:themeFillTint="33"/>
           </w:tcPr>
           <w:p>
@@ -40455,11 +40280,160 @@
                 <w:szCs w:val="16"/>
               </w:rPr>
             </w:pPr>
+            <w:r>
+              <w:rPr>
+                <w:rFonts w:eastAsiaTheme="minorHAnsi" w:hint="eastAsia"/>
+                <w:sz w:val="16"/>
+                <w:szCs w:val="16"/>
+              </w:rPr>
+              <w:t>[</w:t>
+            </w:r>
+            <w:proofErr w:type="spellStart"/>
+            <w:r>
+              <w:rPr>
+                <w:rFonts w:eastAsiaTheme="minorHAnsi" w:hint="eastAsia"/>
+                <w:sz w:val="16"/>
+                <w:szCs w:val="16"/>
+              </w:rPr>
+              <w:t>ServerFramework</w:t>
+            </w:r>
+            <w:proofErr w:type="spellEnd"/>
+            <w:r>
+              <w:rPr>
+                <w:rFonts w:eastAsiaTheme="minorHAnsi" w:hint="eastAsia"/>
+                <w:sz w:val="16"/>
+                <w:szCs w:val="16"/>
+              </w:rPr>
+              <w:t>]</w:t>
+            </w:r>
+          </w:p>
+          <w:p>
+            <w:pPr>
+              <w:rPr>
+                <w:rFonts w:eastAsiaTheme="minorHAnsi"/>
+                <w:color w:val="0070C0"/>
+                <w:sz w:val="16"/>
+                <w:szCs w:val="16"/>
+              </w:rPr>
+            </w:pPr>
+            <w:proofErr w:type="spellStart"/>
+            <w:proofErr w:type="gramStart"/>
+            <w:r>
+              <w:rPr>
+                <w:rFonts w:eastAsiaTheme="minorHAnsi" w:hint="eastAsia"/>
+                <w:color w:val="0070C0"/>
+                <w:sz w:val="16"/>
+                <w:szCs w:val="16"/>
+                <w:highlight w:val="yellow"/>
+              </w:rPr>
+              <w:t>AddObject</w:t>
+            </w:r>
+            <w:proofErr w:type="spellEnd"/>
+            <w:r>
+              <w:rPr>
+                <w:rFonts w:eastAsiaTheme="minorHAnsi" w:hint="eastAsia"/>
+                <w:color w:val="0070C0"/>
+                <w:sz w:val="16"/>
+                <w:szCs w:val="16"/>
+                <w:highlight w:val="yellow"/>
+              </w:rPr>
+              <w:t>(</w:t>
+            </w:r>
+            <w:proofErr w:type="gramEnd"/>
+            <w:r>
+              <w:rPr>
+                <w:rFonts w:eastAsiaTheme="minorHAnsi" w:hint="eastAsia"/>
+                <w:color w:val="0070C0"/>
+                <w:sz w:val="16"/>
+                <w:szCs w:val="16"/>
+                <w:highlight w:val="yellow"/>
+              </w:rPr>
+              <w:t>)</w:t>
+            </w:r>
+          </w:p>
+          <w:p>
+            <w:pPr>
+              <w:rPr>
+                <w:rFonts w:eastAsiaTheme="minorHAnsi"/>
+                <w:sz w:val="16"/>
+                <w:szCs w:val="16"/>
+              </w:rPr>
+            </w:pPr>
+          </w:p>
+          <w:p>
+            <w:pPr>
+              <w:rPr>
+                <w:rFonts w:eastAsiaTheme="minorHAnsi"/>
+                <w:sz w:val="16"/>
+                <w:szCs w:val="16"/>
+              </w:rPr>
+            </w:pPr>
+            <w:r>
+              <w:rPr>
+                <w:rFonts w:eastAsiaTheme="minorHAnsi" w:hint="eastAsia"/>
+                <w:sz w:val="16"/>
+                <w:szCs w:val="16"/>
+              </w:rPr>
+              <w:t>[Room]</w:t>
+            </w:r>
+          </w:p>
+          <w:p>
+            <w:pPr>
+              <w:rPr>
+                <w:rFonts w:eastAsiaTheme="minorHAnsi"/>
+                <w:sz w:val="16"/>
+                <w:szCs w:val="16"/>
+              </w:rPr>
+            </w:pPr>
+            <w:proofErr w:type="spellStart"/>
+            <w:r>
+              <w:rPr>
+                <w:rFonts w:eastAsiaTheme="minorHAnsi" w:hint="eastAsia"/>
+                <w:color w:val="0070C0"/>
+                <w:sz w:val="16"/>
+                <w:szCs w:val="16"/>
+                <w:highlight w:val="yellow"/>
+              </w:rPr>
+              <w:t>GetObjects</w:t>
+            </w:r>
+            <w:proofErr w:type="spellEnd"/>
+            <w:r>
+              <w:rPr>
+                <w:rFonts w:eastAsiaTheme="minorHAnsi" w:hint="eastAsia"/>
+                <w:color w:val="0070C0"/>
+                <w:sz w:val="16"/>
+                <w:szCs w:val="16"/>
+                <w:highlight w:val="yellow"/>
+              </w:rPr>
+              <w:t xml:space="preserve">(), </w:t>
+            </w:r>
+            <w:proofErr w:type="spellStart"/>
+            <w:r>
+              <w:rPr>
+                <w:rFonts w:eastAsiaTheme="minorHAnsi" w:hint="eastAsia"/>
+                <w:color w:val="0070C0"/>
+                <w:sz w:val="16"/>
+                <w:szCs w:val="16"/>
+                <w:highlight w:val="yellow"/>
+              </w:rPr>
+              <w:t>멀티쓰레드</w:t>
+            </w:r>
+            <w:proofErr w:type="spellEnd"/>
+            <w:r>
+              <w:rPr>
+                <w:rFonts w:eastAsiaTheme="minorHAnsi" w:hint="eastAsia"/>
+                <w:color w:val="0070C0"/>
+                <w:sz w:val="16"/>
+                <w:szCs w:val="16"/>
+                <w:highlight w:val="yellow"/>
+              </w:rPr>
+              <w:t xml:space="preserve"> 동기화</w:t>
+            </w:r>
           </w:p>
         </w:tc>
         <w:tc>
           <w:tcPr>
-            <w:tcW w:w="567" w:type="dxa"/>
+            <w:tcW w:w="1758" w:type="dxa"/>
             <w:shd w:val="clear" w:color="auto" w:fill="F2CEED" w:themeFill="accent5" w:themeFillTint="33"/>
           </w:tcPr>
           <w:p>
@@ -40470,11 +40444,211 @@
                 <w:szCs w:val="16"/>
               </w:rPr>
             </w:pPr>
+            <w:r>
+              <w:rPr>
+                <w:rFonts w:eastAsiaTheme="minorHAnsi" w:hint="eastAsia"/>
+                <w:sz w:val="16"/>
+                <w:szCs w:val="16"/>
+              </w:rPr>
+              <w:t>[</w:t>
+            </w:r>
+            <w:proofErr w:type="spellStart"/>
+            <w:r>
+              <w:rPr>
+                <w:rFonts w:eastAsiaTheme="minorHAnsi" w:hint="eastAsia"/>
+                <w:sz w:val="16"/>
+                <w:szCs w:val="16"/>
+              </w:rPr>
+              <w:t>ServerFramework</w:t>
+            </w:r>
+            <w:proofErr w:type="spellEnd"/>
+            <w:r>
+              <w:rPr>
+                <w:rFonts w:eastAsiaTheme="minorHAnsi" w:hint="eastAsia"/>
+                <w:sz w:val="16"/>
+                <w:szCs w:val="16"/>
+              </w:rPr>
+              <w:t>]</w:t>
+            </w:r>
+          </w:p>
+          <w:p>
+            <w:pPr>
+              <w:rPr>
+                <w:rFonts w:eastAsiaTheme="minorHAnsi"/>
+                <w:color w:val="0070C0"/>
+                <w:sz w:val="16"/>
+                <w:szCs w:val="16"/>
+              </w:rPr>
+            </w:pPr>
+            <w:proofErr w:type="spellStart"/>
+            <w:proofErr w:type="gramStart"/>
+            <w:r>
+              <w:rPr>
+                <w:rFonts w:eastAsiaTheme="minorHAnsi" w:hint="eastAsia"/>
+                <w:color w:val="0070C0"/>
+                <w:sz w:val="16"/>
+                <w:szCs w:val="16"/>
+                <w:highlight w:val="yellow"/>
+              </w:rPr>
+              <w:t>ProcessMovePacket</w:t>
+            </w:r>
+            <w:proofErr w:type="spellEnd"/>
+            <w:r>
+              <w:rPr>
+                <w:rFonts w:eastAsiaTheme="minorHAnsi" w:hint="eastAsia"/>
+                <w:color w:val="0070C0"/>
+                <w:sz w:val="16"/>
+                <w:szCs w:val="16"/>
+                <w:highlight w:val="yellow"/>
+              </w:rPr>
+              <w:t>(</w:t>
+            </w:r>
+            <w:proofErr w:type="gramEnd"/>
+            <w:r>
+              <w:rPr>
+                <w:rFonts w:eastAsiaTheme="minorHAnsi" w:hint="eastAsia"/>
+                <w:color w:val="0070C0"/>
+                <w:sz w:val="16"/>
+                <w:szCs w:val="16"/>
+                <w:highlight w:val="yellow"/>
+              </w:rPr>
+              <w:t xml:space="preserve">), </w:t>
+            </w:r>
+            <w:proofErr w:type="spellStart"/>
+            <w:proofErr w:type="gramStart"/>
+            <w:r>
+              <w:rPr>
+                <w:rFonts w:eastAsiaTheme="minorHAnsi" w:hint="eastAsia"/>
+                <w:color w:val="0070C0"/>
+                <w:sz w:val="16"/>
+                <w:szCs w:val="16"/>
+                <w:highlight w:val="yellow"/>
+              </w:rPr>
+              <w:t>ProcessAccept</w:t>
+            </w:r>
+            <w:proofErr w:type="spellEnd"/>
+            <w:r>
+              <w:rPr>
+                <w:rFonts w:eastAsiaTheme="minorHAnsi" w:hint="eastAsia"/>
+                <w:color w:val="0070C0"/>
+                <w:sz w:val="16"/>
+                <w:szCs w:val="16"/>
+                <w:highlight w:val="yellow"/>
+              </w:rPr>
+              <w:t>(</w:t>
+            </w:r>
+            <w:proofErr w:type="gramEnd"/>
+            <w:r>
+              <w:rPr>
+                <w:rFonts w:eastAsiaTheme="minorHAnsi" w:hint="eastAsia"/>
+                <w:color w:val="0070C0"/>
+                <w:sz w:val="16"/>
+                <w:szCs w:val="16"/>
+                <w:highlight w:val="yellow"/>
+              </w:rPr>
+              <w:t xml:space="preserve">), </w:t>
+            </w:r>
+            <w:proofErr w:type="gramStart"/>
+            <w:r>
+              <w:rPr>
+                <w:rFonts w:eastAsiaTheme="minorHAnsi" w:hint="eastAsia"/>
+                <w:color w:val="0070C0"/>
+                <w:sz w:val="16"/>
+                <w:szCs w:val="16"/>
+                <w:highlight w:val="yellow"/>
+              </w:rPr>
+              <w:t>Broadcast(</w:t>
+            </w:r>
+            <w:proofErr w:type="gramEnd"/>
+            <w:r>
+              <w:rPr>
+                <w:rFonts w:eastAsiaTheme="minorHAnsi" w:hint="eastAsia"/>
+                <w:color w:val="0070C0"/>
+                <w:sz w:val="16"/>
+                <w:szCs w:val="16"/>
+                <w:highlight w:val="yellow"/>
+              </w:rPr>
+              <w:t xml:space="preserve">), </w:t>
+            </w:r>
+            <w:proofErr w:type="spellStart"/>
+            <w:proofErr w:type="gramStart"/>
+            <w:r>
+              <w:rPr>
+                <w:rFonts w:eastAsiaTheme="minorHAnsi" w:hint="eastAsia"/>
+                <w:color w:val="0070C0"/>
+                <w:sz w:val="16"/>
+                <w:szCs w:val="16"/>
+                <w:highlight w:val="yellow"/>
+              </w:rPr>
+              <w:t>AddObject</w:t>
+            </w:r>
+            <w:proofErr w:type="spellEnd"/>
+            <w:r>
+              <w:rPr>
+                <w:rFonts w:eastAsiaTheme="minorHAnsi" w:hint="eastAsia"/>
+                <w:color w:val="0070C0"/>
+                <w:sz w:val="16"/>
+                <w:szCs w:val="16"/>
+                <w:highlight w:val="yellow"/>
+              </w:rPr>
+              <w:t>(</w:t>
+            </w:r>
+            <w:proofErr w:type="gramEnd"/>
+            <w:r>
+              <w:rPr>
+                <w:rFonts w:eastAsiaTheme="minorHAnsi" w:hint="eastAsia"/>
+                <w:color w:val="0070C0"/>
+                <w:sz w:val="16"/>
+                <w:szCs w:val="16"/>
+                <w:highlight w:val="yellow"/>
+              </w:rPr>
+              <w:t>)</w:t>
+            </w:r>
+            <w:r>
+              <w:rPr>
+                <w:rFonts w:eastAsiaTheme="minorHAnsi" w:hint="eastAsia"/>
+                <w:color w:val="0070C0"/>
+                <w:sz w:val="16"/>
+                <w:szCs w:val="16"/>
+              </w:rPr>
+              <w:t>,</w:t>
+            </w:r>
+          </w:p>
+          <w:p>
+            <w:pPr>
+              <w:rPr>
+                <w:rFonts w:eastAsiaTheme="minorHAnsi"/>
+                <w:sz w:val="16"/>
+                <w:szCs w:val="16"/>
+              </w:rPr>
+            </w:pPr>
+            <w:proofErr w:type="gramStart"/>
+            <w:r>
+              <w:rPr>
+                <w:rFonts w:eastAsiaTheme="minorHAnsi" w:hint="eastAsia"/>
+                <w:color w:val="0070C0"/>
+                <w:sz w:val="16"/>
+                <w:szCs w:val="16"/>
+                <w:highlight w:val="yellow"/>
+              </w:rPr>
+              <w:t>Update(</w:t>
+            </w:r>
+            <w:proofErr w:type="gramEnd"/>
+            <w:r>
+              <w:rPr>
+                <w:rFonts w:eastAsiaTheme="minorHAnsi" w:hint="eastAsia"/>
+                <w:color w:val="0070C0"/>
+                <w:sz w:val="16"/>
+                <w:szCs w:val="16"/>
+                <w:highlight w:val="yellow"/>
+              </w:rPr>
+              <w:t>)</w:t>
+            </w:r>
           </w:p>
         </w:tc>
         <w:tc>
           <w:tcPr>
-            <w:tcW w:w="2853" w:type="dxa"/>
+            <w:tcW w:w="2173" w:type="dxa"/>
             <w:shd w:val="clear" w:color="auto" w:fill="F2CEED" w:themeFill="accent5" w:themeFillTint="33"/>
           </w:tcPr>
           <w:p>
@@ -40516,6 +40690,7 @@
             <w:pPr>
               <w:rPr>
                 <w:rFonts w:eastAsiaTheme="minorHAnsi"/>
+                <w:strike/>
                 <w:sz w:val="16"/>
                 <w:szCs w:val="16"/>
               </w:rPr>
@@ -40526,6 +40701,7 @@
                 <w:rFonts w:eastAsiaTheme="minorHAnsi"/>
                 <w:sz w:val="16"/>
                 <w:szCs w:val="16"/>
+                <w:highlight w:val="yellow"/>
               </w:rPr>
               <w:t>Update(</w:t>
             </w:r>
@@ -40535,8 +40711,17 @@
                 <w:rFonts w:eastAsiaTheme="minorHAnsi"/>
                 <w:sz w:val="16"/>
                 <w:szCs w:val="16"/>
-              </w:rPr>
-              <w:t xml:space="preserve">), </w:t>
+                <w:highlight w:val="yellow"/>
+              </w:rPr>
+              <w:t>),</w:t>
+            </w:r>
+            <w:r>
+              <w:rPr>
+                <w:rFonts w:eastAsiaTheme="minorHAnsi"/>
+                <w:sz w:val="16"/>
+                <w:szCs w:val="16"/>
+              </w:rPr>
+              <w:t xml:space="preserve"> </w:t>
             </w:r>
             <w:proofErr w:type="spellStart"/>
             <w:proofErr w:type="gramStart"/>
@@ -40545,6 +40730,7 @@
                 <w:rFonts w:eastAsiaTheme="minorHAnsi"/>
                 <w:sz w:val="16"/>
                 <w:szCs w:val="16"/>
+                <w:highlight w:val="yellow"/>
               </w:rPr>
               <w:t>ProcessRecv</w:t>
             </w:r>
@@ -40554,6 +40740,7 @@
                 <w:rFonts w:eastAsiaTheme="minorHAnsi"/>
                 <w:sz w:val="16"/>
                 <w:szCs w:val="16"/>
+                <w:highlight w:val="yellow"/>
               </w:rPr>
               <w:t>(</w:t>
             </w:r>
@@ -40563,14 +40750,24 @@
                 <w:rFonts w:eastAsiaTheme="minorHAnsi"/>
                 <w:sz w:val="16"/>
                 <w:szCs w:val="16"/>
-              </w:rPr>
-              <w:t xml:space="preserve">), </w:t>
+                <w:highlight w:val="yellow"/>
+              </w:rPr>
+              <w:t>),</w:t>
+            </w:r>
+            <w:r>
+              <w:rPr>
+                <w:rFonts w:eastAsiaTheme="minorHAnsi"/>
+                <w:sz w:val="16"/>
+                <w:szCs w:val="16"/>
+              </w:rPr>
+              <w:t xml:space="preserve"> </w:t>
             </w:r>
             <w:proofErr w:type="spellStart"/>
             <w:proofErr w:type="gramStart"/>
             <w:r>
               <w:rPr>
                 <w:rFonts w:eastAsiaTheme="minorHAnsi"/>
+                <w:strike/>
                 <w:sz w:val="16"/>
                 <w:szCs w:val="16"/>
               </w:rPr>
@@ -40580,6 +40777,7 @@
             <w:r>
               <w:rPr>
                 <w:rFonts w:eastAsiaTheme="minorHAnsi"/>
+                <w:strike/>
                 <w:sz w:val="16"/>
                 <w:szCs w:val="16"/>
               </w:rPr>
@@ -40589,51 +40787,206 @@
             <w:r>
               <w:rPr>
                 <w:rFonts w:eastAsiaTheme="minorHAnsi"/>
+                <w:strike/>
                 <w:sz w:val="16"/>
                 <w:szCs w:val="16"/>
               </w:rPr>
               <w:t>)</w:t>
             </w:r>
-          </w:p>
-          <w:p>
-            <w:pPr>
-              <w:rPr>
-                <w:rFonts w:eastAsiaTheme="minorHAnsi"/>
-                <w:sz w:val="16"/>
-                <w:szCs w:val="16"/>
-              </w:rPr>
-            </w:pPr>
-          </w:p>
-          <w:p>
-            <w:pPr>
-              <w:rPr>
-                <w:rFonts w:eastAsiaTheme="minorHAnsi"/>
-                <w:sz w:val="16"/>
-                <w:szCs w:val="16"/>
-              </w:rPr>
-            </w:pPr>
-            <w:r>
-              <w:rPr>
-                <w:rFonts w:eastAsiaTheme="minorHAnsi"/>
-                <w:sz w:val="16"/>
-                <w:szCs w:val="16"/>
-              </w:rPr>
-              <w:t>[Room]</w:t>
-            </w:r>
-          </w:p>
-          <w:p>
-            <w:pPr>
-              <w:rPr>
-                <w:rFonts w:eastAsiaTheme="minorHAnsi"/>
-                <w:sz w:val="16"/>
-                <w:szCs w:val="16"/>
+            <w:r>
+              <w:rPr>
+                <w:rFonts w:eastAsiaTheme="minorHAnsi" w:hint="eastAsia"/>
+                <w:strike/>
+                <w:sz w:val="16"/>
+                <w:szCs w:val="16"/>
+              </w:rPr>
+              <w:t>,</w:t>
+            </w:r>
+          </w:p>
+          <w:p>
+            <w:pPr>
+              <w:rPr>
+                <w:rFonts w:eastAsiaTheme="minorHAnsi" w:hint="eastAsia"/>
+                <w:color w:val="0070C0"/>
+                <w:sz w:val="16"/>
+                <w:szCs w:val="16"/>
+                <w:highlight w:val="yellow"/>
               </w:rPr>
             </w:pPr>
             <w:proofErr w:type="spellStart"/>
             <w:proofErr w:type="gramStart"/>
             <w:r>
               <w:rPr>
-                <w:rFonts w:eastAsiaTheme="minorHAnsi"/>
+                <w:rFonts w:eastAsiaTheme="minorHAnsi" w:hint="eastAsia"/>
+                <w:color w:val="0070C0"/>
+                <w:sz w:val="16"/>
+                <w:szCs w:val="16"/>
+                <w:highlight w:val="yellow"/>
+              </w:rPr>
+              <w:t>ProcessAccept</w:t>
+            </w:r>
+            <w:proofErr w:type="spellEnd"/>
+            <w:r>
+              <w:rPr>
+                <w:rFonts w:eastAsiaTheme="minorHAnsi" w:hint="eastAsia"/>
+                <w:color w:val="0070C0"/>
+                <w:sz w:val="16"/>
+                <w:szCs w:val="16"/>
+                <w:highlight w:val="yellow"/>
+              </w:rPr>
+              <w:t>(</w:t>
+            </w:r>
+            <w:proofErr w:type="gramEnd"/>
+            <w:r>
+              <w:rPr>
+                <w:rFonts w:eastAsiaTheme="minorHAnsi" w:hint="eastAsia"/>
+                <w:color w:val="0070C0"/>
+                <w:sz w:val="16"/>
+                <w:szCs w:val="16"/>
+                <w:highlight w:val="yellow"/>
+              </w:rPr>
+              <w:t xml:space="preserve">), </w:t>
+            </w:r>
+          </w:p>
+          <w:p>
+            <w:pPr>
+              <w:rPr>
+                <w:rFonts w:eastAsiaTheme="minorHAnsi" w:hint="eastAsia"/>
+                <w:color w:val="0070C0"/>
+                <w:sz w:val="16"/>
+                <w:szCs w:val="16"/>
+              </w:rPr>
+            </w:pPr>
+            <w:proofErr w:type="spellStart"/>
+            <w:proofErr w:type="gramStart"/>
+            <w:r>
+              <w:rPr>
+                <w:rFonts w:eastAsiaTheme="minorHAnsi" w:hint="eastAsia"/>
+                <w:color w:val="0070C0"/>
+                <w:sz w:val="16"/>
+                <w:szCs w:val="16"/>
+                <w:highlight w:val="yellow"/>
+              </w:rPr>
+              <w:t>ProcessDisconnect</w:t>
+            </w:r>
+            <w:proofErr w:type="spellEnd"/>
+            <w:r>
+              <w:rPr>
+                <w:rFonts w:eastAsiaTheme="minorHAnsi" w:hint="eastAsia"/>
+                <w:color w:val="0070C0"/>
+                <w:sz w:val="16"/>
+                <w:szCs w:val="16"/>
+                <w:highlight w:val="yellow"/>
+              </w:rPr>
+              <w:t>(</w:t>
+            </w:r>
+            <w:proofErr w:type="gramEnd"/>
+            <w:r>
+              <w:rPr>
+                <w:rFonts w:eastAsiaTheme="minorHAnsi" w:hint="eastAsia"/>
+                <w:color w:val="0070C0"/>
+                <w:sz w:val="16"/>
+                <w:szCs w:val="16"/>
+                <w:highlight w:val="yellow"/>
+              </w:rPr>
+              <w:t>)</w:t>
+            </w:r>
+            <w:r>
+              <w:rPr>
+                <w:rFonts w:eastAsiaTheme="minorHAnsi" w:hint="eastAsia"/>
+                <w:color w:val="0070C0"/>
+                <w:sz w:val="16"/>
+                <w:szCs w:val="16"/>
+                <w:highlight w:val="yellow"/>
+              </w:rPr>
+              <w:t>,</w:t>
+            </w:r>
+            <w:r>
+              <w:rPr>
+                <w:rFonts w:eastAsiaTheme="minorHAnsi" w:hint="eastAsia"/>
+                <w:color w:val="0070C0"/>
+                <w:sz w:val="16"/>
+                <w:szCs w:val="16"/>
+                <w:highlight w:val="yellow"/>
+              </w:rPr>
+              <w:t xml:space="preserve"> </w:t>
+            </w:r>
+            <w:proofErr w:type="spellStart"/>
+            <w:proofErr w:type="gramStart"/>
+            <w:r>
+              <w:rPr>
+                <w:rFonts w:eastAsiaTheme="minorHAnsi"/>
+                <w:color w:val="0070C0"/>
+                <w:sz w:val="16"/>
+                <w:szCs w:val="16"/>
+                <w:highlight w:val="yellow"/>
+              </w:rPr>
+              <w:t>ProcessMovePacket</w:t>
+            </w:r>
+            <w:proofErr w:type="spellEnd"/>
+            <w:r>
+              <w:rPr>
+                <w:rFonts w:eastAsiaTheme="minorHAnsi" w:hint="eastAsia"/>
+                <w:color w:val="0070C0"/>
+                <w:sz w:val="16"/>
+                <w:szCs w:val="16"/>
+                <w:highlight w:val="yellow"/>
+              </w:rPr>
+              <w:t>(</w:t>
+            </w:r>
+            <w:proofErr w:type="gramEnd"/>
+            <w:r>
+              <w:rPr>
+                <w:rFonts w:eastAsiaTheme="minorHAnsi" w:hint="eastAsia"/>
+                <w:color w:val="0070C0"/>
+                <w:sz w:val="16"/>
+                <w:szCs w:val="16"/>
+                <w:highlight w:val="yellow"/>
+              </w:rPr>
+              <w:t>)</w:t>
+            </w:r>
+          </w:p>
+          <w:p>
+            <w:pPr>
+              <w:rPr>
+                <w:rFonts w:eastAsiaTheme="minorHAnsi"/>
+                <w:sz w:val="16"/>
+                <w:szCs w:val="16"/>
+              </w:rPr>
+            </w:pPr>
+          </w:p>
+          <w:p>
+            <w:pPr>
+              <w:rPr>
+                <w:rFonts w:eastAsiaTheme="minorHAnsi"/>
+                <w:sz w:val="16"/>
+                <w:szCs w:val="16"/>
+              </w:rPr>
+            </w:pPr>
+            <w:r>
+              <w:rPr>
+                <w:rFonts w:eastAsiaTheme="minorHAnsi"/>
+                <w:sz w:val="16"/>
+                <w:szCs w:val="16"/>
+              </w:rPr>
+              <w:t>[Room]</w:t>
+            </w:r>
+          </w:p>
+          <w:p>
+            <w:pPr>
+              <w:rPr>
+                <w:rFonts w:eastAsiaTheme="minorHAnsi"/>
+                <w:strike/>
+                <w:sz w:val="16"/>
+                <w:szCs w:val="16"/>
+              </w:rPr>
+            </w:pPr>
+            <w:proofErr w:type="spellStart"/>
+            <w:proofErr w:type="gramStart"/>
+            <w:r>
+              <w:rPr>
+                <w:rFonts w:eastAsiaTheme="minorHAnsi"/>
+                <w:strike/>
                 <w:sz w:val="16"/>
                 <w:szCs w:val="16"/>
               </w:rPr>
@@ -40643,6 +40996,7 @@
             <w:r>
               <w:rPr>
                 <w:rFonts w:eastAsiaTheme="minorHAnsi"/>
+                <w:strike/>
                 <w:sz w:val="16"/>
                 <w:szCs w:val="16"/>
               </w:rPr>
@@ -40652,6 +41006,7 @@
             <w:r>
               <w:rPr>
                 <w:rFonts w:eastAsiaTheme="minorHAnsi"/>
+                <w:strike/>
                 <w:sz w:val="16"/>
                 <w:szCs w:val="16"/>
               </w:rPr>
@@ -40661,7 +41016,7 @@
         </w:tc>
         <w:tc>
           <w:tcPr>
-            <w:tcW w:w="1915" w:type="dxa"/>
+            <w:tcW w:w="1784" w:type="dxa"/>
             <w:shd w:val="clear" w:color="auto" w:fill="F2CEED" w:themeFill="accent5" w:themeFillTint="33"/>
           </w:tcPr>
           <w:p>
@@ -40831,6 +41186,7 @@
             <w:r>
               <w:rPr>
                 <w:rFonts w:eastAsiaTheme="minorHAnsi"/>
+                <w:strike/>
                 <w:sz w:val="16"/>
                 <w:szCs w:val="16"/>
               </w:rPr>
@@ -40840,6 +41196,7 @@
             <w:r>
               <w:rPr>
                 <w:rFonts w:eastAsiaTheme="minorHAnsi"/>
+                <w:strike/>
                 <w:sz w:val="16"/>
                 <w:szCs w:val="16"/>
               </w:rPr>
@@ -40849,10 +41206,110 @@
             <w:r>
               <w:rPr>
                 <w:rFonts w:eastAsiaTheme="minorHAnsi"/>
-                <w:sz w:val="16"/>
-                <w:szCs w:val="16"/>
-              </w:rPr>
-              <w:t xml:space="preserve">) </w:t>
+                <w:strike/>
+                <w:sz w:val="16"/>
+                <w:szCs w:val="16"/>
+              </w:rPr>
+              <w:t>)</w:t>
+            </w:r>
+            <w:r>
+              <w:rPr>
+                <w:rFonts w:eastAsiaTheme="minorHAnsi" w:hint="eastAsia"/>
+                <w:strike/>
+                <w:sz w:val="16"/>
+                <w:szCs w:val="16"/>
+              </w:rPr>
+              <w:t>,</w:t>
+            </w:r>
+            <w:r>
+              <w:rPr>
+                <w:rFonts w:eastAsiaTheme="minorHAnsi" w:hint="eastAsia"/>
+                <w:sz w:val="16"/>
+                <w:szCs w:val="16"/>
+              </w:rPr>
+              <w:t xml:space="preserve"> </w:t>
+            </w:r>
+          </w:p>
+          <w:p>
+            <w:pPr>
+              <w:rPr>
+                <w:rFonts w:eastAsiaTheme="minorHAnsi"/>
+                <w:color w:val="0070C0"/>
+                <w:sz w:val="16"/>
+                <w:szCs w:val="16"/>
+              </w:rPr>
+            </w:pPr>
+            <w:proofErr w:type="spellStart"/>
+            <w:proofErr w:type="gramStart"/>
+            <w:r>
+              <w:rPr>
+                <w:rFonts w:eastAsiaTheme="minorHAnsi" w:hint="eastAsia"/>
+                <w:color w:val="0070C0"/>
+                <w:sz w:val="16"/>
+                <w:szCs w:val="16"/>
+              </w:rPr>
+              <w:t>ProcessMovePacket</w:t>
+            </w:r>
+            <w:proofErr w:type="spellEnd"/>
+            <w:r>
+              <w:rPr>
+                <w:rFonts w:eastAsiaTheme="minorHAnsi" w:hint="eastAsia"/>
+                <w:color w:val="0070C0"/>
+                <w:sz w:val="16"/>
+                <w:szCs w:val="16"/>
+              </w:rPr>
+              <w:t>(</w:t>
+            </w:r>
+            <w:proofErr w:type="gramEnd"/>
+            <w:r>
+              <w:rPr>
+                <w:rFonts w:eastAsiaTheme="minorHAnsi" w:hint="eastAsia"/>
+                <w:color w:val="0070C0"/>
+                <w:sz w:val="16"/>
+                <w:szCs w:val="16"/>
+              </w:rPr>
+              <w:t>),</w:t>
+            </w:r>
+          </w:p>
+          <w:p>
+            <w:pPr>
+              <w:rPr>
+                <w:rFonts w:eastAsiaTheme="minorHAnsi" w:hint="eastAsia"/>
+                <w:color w:val="0070C0"/>
+                <w:sz w:val="16"/>
+                <w:szCs w:val="16"/>
+              </w:rPr>
+            </w:pPr>
+            <w:proofErr w:type="spellStart"/>
+            <w:proofErr w:type="gramStart"/>
+            <w:r>
+              <w:rPr>
+                <w:rFonts w:eastAsiaTheme="minorHAnsi" w:hint="eastAsia"/>
+                <w:color w:val="0070C0"/>
+                <w:sz w:val="16"/>
+                <w:szCs w:val="16"/>
+              </w:rPr>
+              <w:t>RemoveObject</w:t>
+            </w:r>
+            <w:proofErr w:type="spellEnd"/>
+            <w:r>
+              <w:rPr>
+                <w:rFonts w:eastAsiaTheme="minorHAnsi" w:hint="eastAsia"/>
+                <w:color w:val="0070C0"/>
+                <w:sz w:val="16"/>
+                <w:szCs w:val="16"/>
+              </w:rPr>
+              <w:t>(</w:t>
+            </w:r>
+            <w:proofErr w:type="gramEnd"/>
+            <w:r>
+              <w:rPr>
+                <w:rFonts w:eastAsiaTheme="minorHAnsi" w:hint="eastAsia"/>
+                <w:color w:val="0070C0"/>
+                <w:sz w:val="16"/>
+                <w:szCs w:val="16"/>
+              </w:rPr>
+              <w:t>)</w:t>
             </w:r>
           </w:p>
         </w:tc>
@@ -40860,7 +41317,7 @@
       <w:tr>
         <w:tc>
           <w:tcPr>
-            <w:tcW w:w="419" w:type="dxa"/>
+            <w:tcW w:w="418" w:type="dxa"/>
             <w:shd w:val="clear" w:color="auto" w:fill="DAE9F7" w:themeFill="text2" w:themeFillTint="1A"/>
           </w:tcPr>
           <w:p>
@@ -40884,7 +41341,7 @@
         </w:tc>
         <w:tc>
           <w:tcPr>
-            <w:tcW w:w="2332" w:type="dxa"/>
+            <w:tcW w:w="2005" w:type="dxa"/>
             <w:shd w:val="clear" w:color="auto" w:fill="DAE9F7" w:themeFill="text2" w:themeFillTint="1A"/>
           </w:tcPr>
           <w:p>
@@ -40932,7 +41389,7 @@
         </w:tc>
         <w:tc>
           <w:tcPr>
-            <w:tcW w:w="514" w:type="dxa"/>
+            <w:tcW w:w="462" w:type="dxa"/>
             <w:shd w:val="clear" w:color="auto" w:fill="DAE9F7" w:themeFill="text2" w:themeFillTint="1A"/>
           </w:tcPr>
           <w:p>
@@ -40956,7 +41413,7 @@
         </w:tc>
         <w:tc>
           <w:tcPr>
-            <w:tcW w:w="567" w:type="dxa"/>
+            <w:tcW w:w="1758" w:type="dxa"/>
             <w:shd w:val="clear" w:color="auto" w:fill="DAE9F7" w:themeFill="text2" w:themeFillTint="1A"/>
           </w:tcPr>
           <w:p>
@@ -40980,7 +41437,7 @@
         </w:tc>
         <w:tc>
           <w:tcPr>
-            <w:tcW w:w="2853" w:type="dxa"/>
+            <w:tcW w:w="2173" w:type="dxa"/>
             <w:shd w:val="clear" w:color="auto" w:fill="DAE9F7" w:themeFill="text2" w:themeFillTint="1A"/>
           </w:tcPr>
           <w:p>
@@ -41004,7 +41461,7 @@
         </w:tc>
         <w:tc>
           <w:tcPr>
-            <w:tcW w:w="1915" w:type="dxa"/>
+            <w:tcW w:w="1784" w:type="dxa"/>
             <w:shd w:val="clear" w:color="auto" w:fill="DAE9F7" w:themeFill="text2" w:themeFillTint="1A"/>
           </w:tcPr>
           <w:p>
@@ -41033,7 +41490,7 @@
         </w:trPr>
         <w:tc>
           <w:tcPr>
-            <w:tcW w:w="419" w:type="dxa"/>
+            <w:tcW w:w="418" w:type="dxa"/>
             <w:shd w:val="clear" w:color="auto" w:fill="F2CEED" w:themeFill="accent5" w:themeFillTint="33"/>
           </w:tcPr>
           <w:p>
@@ -41048,7 +41505,7 @@
         </w:tc>
         <w:tc>
           <w:tcPr>
-            <w:tcW w:w="2332" w:type="dxa"/>
+            <w:tcW w:w="2005" w:type="dxa"/>
             <w:shd w:val="clear" w:color="auto" w:fill="F2CEED" w:themeFill="accent5" w:themeFillTint="33"/>
           </w:tcPr>
           <w:p>
@@ -41232,7 +41689,7 @@
         </w:tc>
         <w:tc>
           <w:tcPr>
-            <w:tcW w:w="514" w:type="dxa"/>
+            <w:tcW w:w="462" w:type="dxa"/>
             <w:shd w:val="clear" w:color="auto" w:fill="F2CEED" w:themeFill="accent5" w:themeFillTint="33"/>
           </w:tcPr>
           <w:p>
@@ -41247,7 +41704,7 @@
         </w:tc>
         <w:tc>
           <w:tcPr>
-            <w:tcW w:w="567" w:type="dxa"/>
+            <w:tcW w:w="1758" w:type="dxa"/>
             <w:shd w:val="clear" w:color="auto" w:fill="F2CEED" w:themeFill="accent5" w:themeFillTint="33"/>
           </w:tcPr>
           <w:p>
@@ -41262,7 +41719,7 @@
         </w:tc>
         <w:tc>
           <w:tcPr>
-            <w:tcW w:w="2853" w:type="dxa"/>
+            <w:tcW w:w="2173" w:type="dxa"/>
             <w:shd w:val="clear" w:color="auto" w:fill="F2CEED" w:themeFill="accent5" w:themeFillTint="33"/>
           </w:tcPr>
           <w:p>
@@ -41368,7 +41825,7 @@
         </w:tc>
         <w:tc>
           <w:tcPr>
-            <w:tcW w:w="1915" w:type="dxa"/>
+            <w:tcW w:w="1784" w:type="dxa"/>
             <w:shd w:val="clear" w:color="auto" w:fill="F2CEED" w:themeFill="accent5" w:themeFillTint="33"/>
           </w:tcPr>
           <w:p>
@@ -41479,7 +41936,7 @@
         </w:trPr>
         <w:tc>
           <w:tcPr>
-            <w:tcW w:w="419" w:type="dxa"/>
+            <w:tcW w:w="418" w:type="dxa"/>
             <w:shd w:val="clear" w:color="auto" w:fill="DAE9F7" w:themeFill="text2" w:themeFillTint="1A"/>
           </w:tcPr>
           <w:p>
@@ -41503,7 +41960,7 @@
         </w:tc>
         <w:tc>
           <w:tcPr>
-            <w:tcW w:w="2332" w:type="dxa"/>
+            <w:tcW w:w="2005" w:type="dxa"/>
             <w:shd w:val="clear" w:color="auto" w:fill="DAE9F7" w:themeFill="text2" w:themeFillTint="1A"/>
           </w:tcPr>
           <w:p>
@@ -41551,7 +42008,7 @@
         </w:tc>
         <w:tc>
           <w:tcPr>
-            <w:tcW w:w="514" w:type="dxa"/>
+            <w:tcW w:w="462" w:type="dxa"/>
             <w:shd w:val="clear" w:color="auto" w:fill="DAE9F7" w:themeFill="text2" w:themeFillTint="1A"/>
           </w:tcPr>
           <w:p>
@@ -41575,7 +42032,7 @@
         </w:tc>
         <w:tc>
           <w:tcPr>
-            <w:tcW w:w="567" w:type="dxa"/>
+            <w:tcW w:w="1758" w:type="dxa"/>
             <w:shd w:val="clear" w:color="auto" w:fill="DAE9F7" w:themeFill="text2" w:themeFillTint="1A"/>
           </w:tcPr>
           <w:p>
@@ -41599,7 +42056,7 @@
         </w:tc>
         <w:tc>
           <w:tcPr>
-            <w:tcW w:w="2853" w:type="dxa"/>
+            <w:tcW w:w="2173" w:type="dxa"/>
             <w:shd w:val="clear" w:color="auto" w:fill="DAE9F7" w:themeFill="text2" w:themeFillTint="1A"/>
           </w:tcPr>
           <w:p>
@@ -41623,7 +42080,7 @@
         </w:tc>
         <w:tc>
           <w:tcPr>
-            <w:tcW w:w="1915" w:type="dxa"/>
+            <w:tcW w:w="1784" w:type="dxa"/>
             <w:shd w:val="clear" w:color="auto" w:fill="DAE9F7" w:themeFill="text2" w:themeFillTint="1A"/>
           </w:tcPr>
           <w:p>
@@ -41652,7 +42109,7 @@
         </w:trPr>
         <w:tc>
           <w:tcPr>
-            <w:tcW w:w="419" w:type="dxa"/>
+            <w:tcW w:w="418" w:type="dxa"/>
             <w:shd w:val="clear" w:color="auto" w:fill="F2CEED" w:themeFill="accent5" w:themeFillTint="33"/>
           </w:tcPr>
           <w:p>
@@ -41667,7 +42124,7 @@
         </w:tc>
         <w:tc>
           <w:tcPr>
-            <w:tcW w:w="2332" w:type="dxa"/>
+            <w:tcW w:w="2005" w:type="dxa"/>
             <w:shd w:val="clear" w:color="auto" w:fill="F2CEED" w:themeFill="accent5" w:themeFillTint="33"/>
           </w:tcPr>
           <w:p>
@@ -41697,7 +42154,7 @@
         </w:tc>
         <w:tc>
           <w:tcPr>
-            <w:tcW w:w="514" w:type="dxa"/>
+            <w:tcW w:w="462" w:type="dxa"/>
             <w:shd w:val="clear" w:color="auto" w:fill="F2CEED" w:themeFill="accent5" w:themeFillTint="33"/>
           </w:tcPr>
           <w:p>
@@ -41712,7 +42169,7 @@
         </w:tc>
         <w:tc>
           <w:tcPr>
-            <w:tcW w:w="567" w:type="dxa"/>
+            <w:tcW w:w="1758" w:type="dxa"/>
             <w:shd w:val="clear" w:color="auto" w:fill="F2CEED" w:themeFill="accent5" w:themeFillTint="33"/>
           </w:tcPr>
           <w:p>
@@ -41727,7 +42184,7 @@
         </w:tc>
         <w:tc>
           <w:tcPr>
-            <w:tcW w:w="2853" w:type="dxa"/>
+            <w:tcW w:w="2173" w:type="dxa"/>
             <w:shd w:val="clear" w:color="auto" w:fill="F2CEED" w:themeFill="accent5" w:themeFillTint="33"/>
           </w:tcPr>
           <w:p>
@@ -41750,7 +42207,7 @@
         </w:tc>
         <w:tc>
           <w:tcPr>
-            <w:tcW w:w="1915" w:type="dxa"/>
+            <w:tcW w:w="1784" w:type="dxa"/>
             <w:shd w:val="clear" w:color="auto" w:fill="F2CEED" w:themeFill="accent5" w:themeFillTint="33"/>
           </w:tcPr>
           <w:p>
@@ -41775,12 +42232,12 @@
       <w:tr>
         <w:trPr>
           <w:gridAfter w:val="5"/>
-          <w:wAfter w:w="6265" w:type="dxa"/>
+          <w:wAfter w:w="6593" w:type="dxa"/>
           <w:trHeight w:val="230"/>
         </w:trPr>
         <w:tc>
           <w:tcPr>
-            <w:tcW w:w="419" w:type="dxa"/>
+            <w:tcW w:w="418" w:type="dxa"/>
             <w:shd w:val="clear" w:color="auto" w:fill="DAE9F7" w:themeFill="text2" w:themeFillTint="1A"/>
           </w:tcPr>
           <w:p>
@@ -41804,7 +42261,7 @@
         </w:tc>
         <w:tc>
           <w:tcPr>
-            <w:tcW w:w="2332" w:type="dxa"/>
+            <w:tcW w:w="2005" w:type="dxa"/>
             <w:shd w:val="clear" w:color="auto" w:fill="DAE9F7" w:themeFill="text2" w:themeFillTint="1A"/>
           </w:tcPr>
           <w:p>
@@ -41830,12 +42287,12 @@
       <w:tr>
         <w:trPr>
           <w:gridAfter w:val="5"/>
-          <w:wAfter w:w="6265" w:type="dxa"/>
+          <w:wAfter w:w="6593" w:type="dxa"/>
           <w:trHeight w:val="529"/>
         </w:trPr>
         <w:tc>
           <w:tcPr>
-            <w:tcW w:w="419" w:type="dxa"/>
+            <w:tcW w:w="418" w:type="dxa"/>
             <w:shd w:val="clear" w:color="auto" w:fill="F2CEED" w:themeFill="accent5" w:themeFillTint="33"/>
           </w:tcPr>
           <w:p>
@@ -41850,7 +42307,7 @@
         </w:tc>
         <w:tc>
           <w:tcPr>
-            <w:tcW w:w="2332" w:type="dxa"/>
+            <w:tcW w:w="2005" w:type="dxa"/>
             <w:shd w:val="clear" w:color="auto" w:fill="F2CEED" w:themeFill="accent5" w:themeFillTint="33"/>
           </w:tcPr>
           <w:p>
@@ -42962,6 +43419,7 @@
                 <w:szCs w:val="16"/>
                 <w:highlight w:val="yellow"/>
               </w:rPr>
+              <w:lastRenderedPageBreak/>
               <w:t>DeadState</w:t>
             </w:r>
             <w:proofErr w:type="spellEnd"/>
@@ -43077,7 +43535,6 @@
                 <w:highlight w:val="yellow"/>
                 <w:u w:val="single"/>
               </w:rPr>
-              <w:lastRenderedPageBreak/>
               <w:t>UseSkill</w:t>
             </w:r>
             <w:proofErr w:type="spellEnd"/>
@@ -43191,6 +43648,7 @@
                 <w:sz w:val="16"/>
                 <w:szCs w:val="16"/>
               </w:rPr>
+              <w:lastRenderedPageBreak/>
               <w:t xml:space="preserve">) </w:t>
             </w:r>
           </w:p>
@@ -43224,6 +43682,7 @@
                 <w:sz w:val="16"/>
                 <w:szCs w:val="16"/>
               </w:rPr>
+              <w:lastRenderedPageBreak/>
               <w:t>[Player]</w:t>
             </w:r>
           </w:p>
@@ -43294,6 +43753,7 @@
                 <w:sz w:val="16"/>
                 <w:szCs w:val="16"/>
               </w:rPr>
+              <w:lastRenderedPageBreak/>
               <w:t>)</w:t>
             </w:r>
           </w:p>
@@ -43317,6 +43777,7 @@
                 <w:sz w:val="16"/>
                 <w:szCs w:val="16"/>
               </w:rPr>
+              <w:lastRenderedPageBreak/>
               <w:t>[Player]</w:t>
             </w:r>
           </w:p>
@@ -49695,7 +50156,6 @@
   <w:style w:type="character" w:default="1" w:styleId="a0">
     <w:name w:val="Default Paragraph Font"/>
     <w:uiPriority w:val="1"/>
-    <w:semiHidden/>
     <w:unhideWhenUsed/>
   </w:style>
   <w:style w:type="table" w:default="1" w:styleId="a1">
